--- a/PKSS/PR7.docx
+++ b/PKSS/PR7.docx
@@ -4,6 +4,1373 @@
   <w:body>
     <w:p>
       <w:pPr>
+        <w:widowControl w:val="0"/>
+        <w:suppressAutoHyphens/>
+        <w:spacing w:after="0" w:line="240" w:lineRule="auto"/>
+        <w:jc w:val="center"/>
+        <w:rPr>
+          <w:rFonts w:ascii="Liberation Serif" w:eastAsia="Droid Sans Fallback" w:hAnsi="Liberation Serif" w:cs="Times New Roman"/>
+          <w:szCs w:val="28"/>
+          <w:lang w:eastAsia="zh-CN" w:bidi="hi-IN"/>
+          <w14:ligatures w14:val="none"/>
+        </w:rPr>
+      </w:pPr>
+    </w:p>
+    <w:tbl>
+      <w:tblPr>
+        <w:tblW w:w="0" w:type="auto"/>
+        <w:jc w:val="center"/>
+        <w:tblCellMar>
+          <w:top w:w="15" w:type="dxa"/>
+          <w:left w:w="15" w:type="dxa"/>
+          <w:bottom w:w="15" w:type="dxa"/>
+          <w:right w:w="15" w:type="dxa"/>
+        </w:tblCellMar>
+        <w:tblLook w:val="04A0" w:firstRow="1" w:lastRow="0" w:firstColumn="1" w:lastColumn="0" w:noHBand="0" w:noVBand="1"/>
+      </w:tblPr>
+      <w:tblGrid>
+        <w:gridCol w:w="9355"/>
+      </w:tblGrid>
+      <w:tr>
+        <w:trPr>
+          <w:trHeight w:val="1662"/>
+          <w:jc w:val="center"/>
+        </w:trPr>
+        <w:tc>
+          <w:tcPr>
+            <w:tcW w:w="0" w:type="auto"/>
+            <w:tcMar>
+              <w:top w:w="80" w:type="dxa"/>
+              <w:left w:w="80" w:type="dxa"/>
+              <w:bottom w:w="80" w:type="dxa"/>
+              <w:right w:w="80" w:type="dxa"/>
+            </w:tcMar>
+            <w:hideMark/>
+          </w:tcPr>
+          <w:p>
+            <w:pPr>
+              <w:spacing w:after="0" w:line="240" w:lineRule="auto"/>
+              <w:jc w:val="center"/>
+              <w:rPr>
+                <w:rFonts w:ascii="Times New Roman" w:eastAsia="Times New Roman" w:hAnsi="Times New Roman" w:cs="Times New Roman"/>
+                <w:kern w:val="0"/>
+                <w:lang w:eastAsia="ru-RU"/>
+                <w14:ligatures w14:val="none"/>
+              </w:rPr>
+            </w:pPr>
+            <w:r>
+              <w:rPr>
+                <w:rFonts w:ascii="Times New Roman" w:eastAsia="Times New Roman" w:hAnsi="Times New Roman" w:cs="Times New Roman"/>
+                <w:noProof/>
+                <w:color w:val="000000"/>
+                <w:kern w:val="0"/>
+                <w:sz w:val="22"/>
+                <w:szCs w:val="22"/>
+                <w:bdr w:val="none" w:sz="0" w:space="0" w:color="auto" w:frame="1"/>
+                <w:lang w:eastAsia="ru-RU"/>
+                <w14:ligatures w14:val="none"/>
+              </w:rPr>
+              <w:drawing>
+                <wp:inline distT="0" distB="0" distL="0" distR="0" wp14:anchorId="48732B5E" wp14:editId="055394C3">
+                  <wp:extent cx="895350" cy="1009650"/>
+                  <wp:effectExtent l="0" t="0" r="0" b="0"/>
+                  <wp:docPr id="6" name="Рисунок 6" descr="Изображение выглядит как зарисовка, рисунок, символ, корона&#10;&#10;Содержимое, созданное искусственным интеллектом, может быть неверным."/>
+                  <wp:cNvGraphicFramePr>
+                    <a:graphicFrameLocks xmlns:a="http://schemas.openxmlformats.org/drawingml/2006/main" noChangeAspect="1"/>
+                  </wp:cNvGraphicFramePr>
+                  <a:graphic xmlns:a="http://schemas.openxmlformats.org/drawingml/2006/main">
+                    <a:graphicData uri="http://schemas.openxmlformats.org/drawingml/2006/picture">
+                      <pic:pic xmlns:pic="http://schemas.openxmlformats.org/drawingml/2006/picture">
+                        <pic:nvPicPr>
+                          <pic:cNvPr id="6" name="Рисунок 6" descr="Изображение выглядит как зарисовка, рисунок, символ, корона&#10;&#10;Содержимое, созданное искусственным интеллектом, может быть неверным."/>
+                          <pic:cNvPicPr>
+                            <a:picLocks noChangeAspect="1" noChangeArrowheads="1"/>
+                          </pic:cNvPicPr>
+                        </pic:nvPicPr>
+                        <pic:blipFill>
+                          <a:blip r:embed="rId5" cstate="print">
+                            <a:extLst>
+                              <a:ext uri="{28A0092B-C50C-407E-A947-70E740481C1C}">
+                                <a14:useLocalDpi xmlns:a14="http://schemas.microsoft.com/office/drawing/2010/main" val="0"/>
+                              </a:ext>
+                            </a:extLst>
+                          </a:blip>
+                          <a:srcRect/>
+                          <a:stretch>
+                            <a:fillRect/>
+                          </a:stretch>
+                        </pic:blipFill>
+                        <pic:spPr bwMode="auto">
+                          <a:xfrm>
+                            <a:off x="0" y="0"/>
+                            <a:ext cx="895350" cy="1009650"/>
+                          </a:xfrm>
+                          <a:prstGeom prst="rect">
+                            <a:avLst/>
+                          </a:prstGeom>
+                          <a:noFill/>
+                          <a:ln>
+                            <a:noFill/>
+                          </a:ln>
+                        </pic:spPr>
+                      </pic:pic>
+                    </a:graphicData>
+                  </a:graphic>
+                </wp:inline>
+              </w:drawing>
+            </w:r>
+          </w:p>
+        </w:tc>
+      </w:tr>
+      <w:tr>
+        <w:trPr>
+          <w:trHeight w:val="328"/>
+          <w:jc w:val="center"/>
+        </w:trPr>
+        <w:tc>
+          <w:tcPr>
+            <w:tcW w:w="0" w:type="auto"/>
+            <w:tcMar>
+              <w:top w:w="80" w:type="dxa"/>
+              <w:left w:w="80" w:type="dxa"/>
+              <w:bottom w:w="80" w:type="dxa"/>
+              <w:right w:w="80" w:type="dxa"/>
+            </w:tcMar>
+            <w:hideMark/>
+          </w:tcPr>
+          <w:p>
+            <w:pPr>
+              <w:spacing w:after="0" w:line="240" w:lineRule="auto"/>
+              <w:jc w:val="center"/>
+              <w:rPr>
+                <w:rFonts w:ascii="Times New Roman" w:eastAsia="Times New Roman" w:hAnsi="Times New Roman" w:cs="Times New Roman"/>
+                <w:kern w:val="0"/>
+                <w:lang w:eastAsia="ru-RU"/>
+                <w14:ligatures w14:val="none"/>
+              </w:rPr>
+            </w:pPr>
+            <w:r>
+              <w:rPr>
+                <w:rFonts w:ascii="Times New Roman" w:eastAsia="Times New Roman" w:hAnsi="Times New Roman" w:cs="Times New Roman"/>
+                <w:smallCaps/>
+                <w:color w:val="000000"/>
+                <w:kern w:val="0"/>
+                <w:sz w:val="28"/>
+                <w:szCs w:val="28"/>
+                <w:lang w:eastAsia="ru-RU"/>
+                <w14:ligatures w14:val="none"/>
+              </w:rPr>
+              <w:t>МИНОБРНАУКИ РОССИИ</w:t>
+            </w:r>
+          </w:p>
+        </w:tc>
+      </w:tr>
+      <w:tr>
+        <w:trPr>
+          <w:trHeight w:val="1283"/>
+          <w:jc w:val="center"/>
+        </w:trPr>
+        <w:tc>
+          <w:tcPr>
+            <w:tcW w:w="0" w:type="auto"/>
+            <w:tcBorders>
+              <w:bottom w:val="single" w:sz="4" w:space="0" w:color="000000"/>
+            </w:tcBorders>
+            <w:tcMar>
+              <w:top w:w="80" w:type="dxa"/>
+              <w:left w:w="80" w:type="dxa"/>
+              <w:bottom w:w="80" w:type="dxa"/>
+              <w:right w:w="80" w:type="dxa"/>
+            </w:tcMar>
+            <w:hideMark/>
+          </w:tcPr>
+          <w:p>
+            <w:pPr>
+              <w:spacing w:after="0" w:line="240" w:lineRule="auto"/>
+              <w:jc w:val="center"/>
+              <w:outlineLvl w:val="0"/>
+              <w:rPr>
+                <w:rFonts w:ascii="Times New Roman" w:eastAsia="Times New Roman" w:hAnsi="Times New Roman" w:cs="Times New Roman"/>
+                <w:b/>
+                <w:bCs/>
+                <w:kern w:val="36"/>
+                <w:sz w:val="48"/>
+                <w:szCs w:val="48"/>
+                <w:lang w:eastAsia="ru-RU"/>
+                <w14:ligatures w14:val="none"/>
+              </w:rPr>
+            </w:pPr>
+            <w:r>
+              <w:rPr>
+                <w:rFonts w:ascii="Times New Roman" w:eastAsia="Times New Roman" w:hAnsi="Times New Roman" w:cs="Times New Roman"/>
+                <w:color w:val="000000"/>
+                <w:kern w:val="36"/>
+                <w:sz w:val="28"/>
+                <w:szCs w:val="28"/>
+                <w:lang w:eastAsia="ru-RU"/>
+                <w14:ligatures w14:val="none"/>
+              </w:rPr>
+              <w:t>Федеральное государственное бюджетное образовательное учреждение высшего образования</w:t>
+            </w:r>
+          </w:p>
+          <w:p>
+            <w:pPr>
+              <w:spacing w:after="0" w:line="240" w:lineRule="auto"/>
+              <w:jc w:val="center"/>
+              <w:outlineLvl w:val="0"/>
+              <w:rPr>
+                <w:rFonts w:ascii="Times New Roman" w:eastAsia="Times New Roman" w:hAnsi="Times New Roman" w:cs="Times New Roman"/>
+                <w:b/>
+                <w:bCs/>
+                <w:kern w:val="36"/>
+                <w:sz w:val="48"/>
+                <w:szCs w:val="48"/>
+                <w:lang w:eastAsia="ru-RU"/>
+                <w14:ligatures w14:val="none"/>
+              </w:rPr>
+            </w:pPr>
+            <w:r>
+              <w:rPr>
+                <w:rFonts w:ascii="Times New Roman" w:eastAsia="Times New Roman" w:hAnsi="Times New Roman" w:cs="Times New Roman"/>
+                <w:b/>
+                <w:bCs/>
+                <w:color w:val="000000"/>
+                <w:kern w:val="36"/>
+                <w:sz w:val="28"/>
+                <w:szCs w:val="28"/>
+                <w:lang w:eastAsia="ru-RU"/>
+                <w14:ligatures w14:val="none"/>
+              </w:rPr>
+              <w:t xml:space="preserve">«МИРЭА </w:t>
+            </w:r>
+            <w:r>
+              <w:rPr>
+                <w:rFonts w:ascii="Times New Roman" w:eastAsia="Times New Roman" w:hAnsi="Times New Roman" w:cs="Times New Roman"/>
+                <w:color w:val="000000"/>
+                <w:kern w:val="36"/>
+                <w:sz w:val="28"/>
+                <w:szCs w:val="28"/>
+                <w:lang w:eastAsia="ru-RU"/>
+                <w14:ligatures w14:val="none"/>
+              </w:rPr>
+              <w:t xml:space="preserve"> </w:t>
+            </w:r>
+            <w:r>
+              <w:rPr>
+                <w:rFonts w:ascii="Times New Roman" w:eastAsia="Times New Roman" w:hAnsi="Times New Roman" w:cs="Times New Roman"/>
+                <w:b/>
+                <w:bCs/>
+                <w:color w:val="000000"/>
+                <w:kern w:val="36"/>
+                <w:sz w:val="28"/>
+                <w:szCs w:val="28"/>
+                <w:lang w:eastAsia="ru-RU"/>
+                <w14:ligatures w14:val="none"/>
+              </w:rPr>
+              <w:t>Российский технологический университет»</w:t>
+            </w:r>
+          </w:p>
+          <w:p>
+            <w:pPr>
+              <w:spacing w:after="0" w:line="240" w:lineRule="auto"/>
+              <w:jc w:val="center"/>
+              <w:outlineLvl w:val="0"/>
+              <w:rPr>
+                <w:rFonts w:ascii="Times New Roman" w:eastAsia="Times New Roman" w:hAnsi="Times New Roman" w:cs="Times New Roman"/>
+                <w:b/>
+                <w:bCs/>
+                <w:kern w:val="36"/>
+                <w:sz w:val="48"/>
+                <w:szCs w:val="48"/>
+                <w:lang w:eastAsia="ru-RU"/>
+                <w14:ligatures w14:val="none"/>
+              </w:rPr>
+            </w:pPr>
+            <w:r>
+              <w:rPr>
+                <w:rFonts w:ascii="Times New Roman" w:eastAsia="Times New Roman" w:hAnsi="Times New Roman" w:cs="Times New Roman"/>
+                <w:b/>
+                <w:bCs/>
+                <w:color w:val="000000"/>
+                <w:kern w:val="36"/>
+                <w:sz w:val="28"/>
+                <w:szCs w:val="28"/>
+                <w:lang w:eastAsia="ru-RU"/>
+                <w14:ligatures w14:val="none"/>
+              </w:rPr>
+              <w:t>РТУ МИРЭА</w:t>
+            </w:r>
+          </w:p>
+        </w:tc>
+      </w:tr>
+    </w:tbl>
+    <w:p>
+      <w:pPr>
+        <w:spacing w:after="0" w:line="240" w:lineRule="auto"/>
+        <w:rPr>
+          <w:rFonts w:ascii="Times New Roman" w:eastAsia="Times New Roman" w:hAnsi="Times New Roman" w:cs="Times New Roman"/>
+          <w:kern w:val="0"/>
+          <w:lang w:eastAsia="ru-RU"/>
+          <w14:ligatures w14:val="none"/>
+        </w:rPr>
+      </w:pPr>
+    </w:p>
+    <w:p>
+      <w:pPr>
+        <w:spacing w:after="0" w:line="240" w:lineRule="auto"/>
+        <w:jc w:val="center"/>
+        <w:rPr>
+          <w:rFonts w:ascii="Times New Roman" w:eastAsia="Times New Roman" w:hAnsi="Times New Roman" w:cs="Times New Roman"/>
+          <w:kern w:val="0"/>
+          <w:lang w:eastAsia="ru-RU"/>
+          <w14:ligatures w14:val="none"/>
+        </w:rPr>
+      </w:pPr>
+      <w:r>
+        <w:rPr>
+          <w:rFonts w:ascii="Times New Roman" w:eastAsia="Times New Roman" w:hAnsi="Times New Roman" w:cs="Times New Roman"/>
+          <w:color w:val="000000"/>
+          <w:kern w:val="0"/>
+          <w:sz w:val="28"/>
+          <w:szCs w:val="28"/>
+          <w:lang w:eastAsia="ru-RU"/>
+          <w14:ligatures w14:val="none"/>
+        </w:rPr>
+        <w:t>Институт информационных технологий (ИТ)</w:t>
+      </w:r>
+    </w:p>
+    <w:p>
+      <w:pPr>
+        <w:shd w:val="clear" w:color="auto" w:fill="FFFFFF"/>
+        <w:spacing w:after="0" w:line="240" w:lineRule="auto"/>
+        <w:jc w:val="center"/>
+        <w:rPr>
+          <w:rFonts w:ascii="Times New Roman" w:eastAsia="Times New Roman" w:hAnsi="Times New Roman" w:cs="Times New Roman"/>
+          <w:kern w:val="0"/>
+          <w:lang w:eastAsia="ru-RU"/>
+          <w14:ligatures w14:val="none"/>
+        </w:rPr>
+      </w:pPr>
+      <w:r>
+        <w:rPr>
+          <w:rFonts w:ascii="Times New Roman" w:eastAsia="Times New Roman" w:hAnsi="Times New Roman" w:cs="Times New Roman"/>
+          <w:color w:val="000000"/>
+          <w:kern w:val="0"/>
+          <w:sz w:val="28"/>
+          <w:szCs w:val="28"/>
+          <w:lang w:eastAsia="ru-RU"/>
+          <w14:ligatures w14:val="none"/>
+        </w:rPr>
+        <w:t>Кафедра инструментального и прикладного программного обеспечения (ИППО)</w:t>
+      </w:r>
+    </w:p>
+    <w:p>
+      <w:pPr>
+        <w:shd w:val="clear" w:color="auto" w:fill="FFFFFF"/>
+        <w:spacing w:after="0" w:line="240" w:lineRule="auto"/>
+        <w:jc w:val="center"/>
+        <w:rPr>
+          <w:rFonts w:ascii="Times New Roman" w:eastAsia="Times New Roman" w:hAnsi="Times New Roman" w:cs="Times New Roman"/>
+          <w:kern w:val="0"/>
+          <w:lang w:eastAsia="ru-RU"/>
+          <w14:ligatures w14:val="none"/>
+        </w:rPr>
+      </w:pPr>
+    </w:p>
+    <w:p>
+      <w:pPr>
+        <w:shd w:val="clear" w:color="auto" w:fill="FFFFFF"/>
+        <w:spacing w:after="0" w:line="240" w:lineRule="auto"/>
+        <w:jc w:val="center"/>
+        <w:rPr>
+          <w:rFonts w:ascii="Times New Roman" w:eastAsia="Times New Roman" w:hAnsi="Times New Roman" w:cs="Times New Roman"/>
+          <w:kern w:val="0"/>
+          <w:lang w:eastAsia="ru-RU"/>
+          <w14:ligatures w14:val="none"/>
+        </w:rPr>
+      </w:pPr>
+    </w:p>
+    <w:p>
+      <w:pPr>
+        <w:shd w:val="clear" w:color="auto" w:fill="FFFFFF"/>
+        <w:spacing w:after="0" w:line="240" w:lineRule="auto"/>
+        <w:jc w:val="center"/>
+        <w:rPr>
+          <w:rFonts w:ascii="Times New Roman" w:eastAsia="Times New Roman" w:hAnsi="Times New Roman" w:cs="Times New Roman"/>
+          <w:kern w:val="0"/>
+          <w:lang w:eastAsia="ru-RU"/>
+          <w14:ligatures w14:val="none"/>
+        </w:rPr>
+      </w:pPr>
+    </w:p>
+    <w:tbl>
+      <w:tblPr>
+        <w:tblW w:w="9376" w:type="dxa"/>
+        <w:jc w:val="center"/>
+        <w:tblCellMar>
+          <w:top w:w="15" w:type="dxa"/>
+          <w:left w:w="15" w:type="dxa"/>
+          <w:bottom w:w="15" w:type="dxa"/>
+          <w:right w:w="15" w:type="dxa"/>
+        </w:tblCellMar>
+        <w:tblLook w:val="04A0" w:firstRow="1" w:lastRow="0" w:firstColumn="1" w:lastColumn="0" w:noHBand="0" w:noVBand="1"/>
+      </w:tblPr>
+      <w:tblGrid>
+        <w:gridCol w:w="6946"/>
+        <w:gridCol w:w="2394"/>
+        <w:gridCol w:w="36"/>
+      </w:tblGrid>
+      <w:tr>
+        <w:trPr>
+          <w:trHeight w:val="328"/>
+          <w:jc w:val="center"/>
+        </w:trPr>
+        <w:tc>
+          <w:tcPr>
+            <w:tcW w:w="9371" w:type="dxa"/>
+            <w:gridSpan w:val="3"/>
+            <w:tcMar>
+              <w:top w:w="80" w:type="dxa"/>
+              <w:left w:w="80" w:type="dxa"/>
+              <w:bottom w:w="80" w:type="dxa"/>
+              <w:right w:w="80" w:type="dxa"/>
+            </w:tcMar>
+            <w:hideMark/>
+          </w:tcPr>
+          <w:p>
+            <w:pPr>
+              <w:shd w:val="clear" w:color="auto" w:fill="FFFFFF"/>
+              <w:spacing w:after="0" w:line="240" w:lineRule="auto"/>
+              <w:jc w:val="center"/>
+              <w:rPr>
+                <w:rFonts w:ascii="Times New Roman" w:eastAsia="Times New Roman" w:hAnsi="Times New Roman" w:cs="Times New Roman"/>
+                <w:kern w:val="0"/>
+                <w:lang w:val="en-US" w:eastAsia="ru-RU"/>
+                <w14:ligatures w14:val="none"/>
+              </w:rPr>
+            </w:pPr>
+            <w:r>
+              <w:rPr>
+                <w:rFonts w:ascii="Times New Roman" w:eastAsia="Times New Roman" w:hAnsi="Times New Roman" w:cs="Times New Roman"/>
+                <w:b/>
+                <w:bCs/>
+                <w:color w:val="000000"/>
+                <w:kern w:val="0"/>
+                <w:sz w:val="28"/>
+                <w:szCs w:val="28"/>
+                <w:lang w:eastAsia="ru-RU"/>
+                <w14:ligatures w14:val="none"/>
+              </w:rPr>
+              <w:t>ОТЧЕТ ПО ПРАКТИЧЕСКОЙ РАБОТЕ №</w:t>
+            </w:r>
+            <w:r>
+              <w:rPr>
+                <w:rFonts w:ascii="Times New Roman" w:eastAsia="Times New Roman" w:hAnsi="Times New Roman" w:cs="Times New Roman"/>
+                <w:b/>
+                <w:bCs/>
+                <w:color w:val="000000"/>
+                <w:kern w:val="0"/>
+                <w:sz w:val="28"/>
+                <w:szCs w:val="28"/>
+                <w:lang w:eastAsia="ru-RU"/>
+                <w14:ligatures w14:val="none"/>
+              </w:rPr>
+              <w:t>7</w:t>
+            </w:r>
+          </w:p>
+        </w:tc>
+      </w:tr>
+      <w:tr>
+        <w:trPr>
+          <w:trHeight w:val="328"/>
+          <w:jc w:val="center"/>
+        </w:trPr>
+        <w:tc>
+          <w:tcPr>
+            <w:tcW w:w="9371" w:type="dxa"/>
+            <w:gridSpan w:val="3"/>
+            <w:tcMar>
+              <w:top w:w="80" w:type="dxa"/>
+              <w:left w:w="80" w:type="dxa"/>
+              <w:bottom w:w="80" w:type="dxa"/>
+              <w:right w:w="80" w:type="dxa"/>
+            </w:tcMar>
+            <w:hideMark/>
+          </w:tcPr>
+          <w:p>
+            <w:pPr>
+              <w:shd w:val="clear" w:color="auto" w:fill="FFFFFF"/>
+              <w:spacing w:after="0" w:line="240" w:lineRule="auto"/>
+              <w:jc w:val="center"/>
+              <w:rPr>
+                <w:rFonts w:ascii="Times New Roman" w:eastAsia="Times New Roman" w:hAnsi="Times New Roman" w:cs="Times New Roman"/>
+                <w:kern w:val="0"/>
+                <w:lang w:eastAsia="ru-RU"/>
+                <w14:ligatures w14:val="none"/>
+              </w:rPr>
+            </w:pPr>
+            <w:r>
+              <w:rPr>
+                <w:rFonts w:ascii="Times New Roman" w:eastAsia="Times New Roman" w:hAnsi="Times New Roman" w:cs="Times New Roman"/>
+                <w:b/>
+                <w:bCs/>
+                <w:color w:val="000000"/>
+                <w:kern w:val="0"/>
+                <w:sz w:val="28"/>
+                <w:szCs w:val="28"/>
+                <w:lang w:eastAsia="ru-RU"/>
+                <w14:ligatures w14:val="none"/>
+              </w:rPr>
+              <w:t>по дисциплине</w:t>
+            </w:r>
+          </w:p>
+        </w:tc>
+      </w:tr>
+      <w:tr>
+        <w:trPr>
+          <w:trHeight w:val="1245"/>
+          <w:jc w:val="center"/>
+        </w:trPr>
+        <w:tc>
+          <w:tcPr>
+            <w:tcW w:w="9371" w:type="dxa"/>
+            <w:gridSpan w:val="3"/>
+            <w:tcMar>
+              <w:top w:w="80" w:type="dxa"/>
+              <w:left w:w="80" w:type="dxa"/>
+              <w:bottom w:w="80" w:type="dxa"/>
+              <w:right w:w="80" w:type="dxa"/>
+            </w:tcMar>
+            <w:hideMark/>
+          </w:tcPr>
+          <w:p>
+            <w:pPr>
+              <w:shd w:val="clear" w:color="auto" w:fill="FFFFFF"/>
+              <w:spacing w:after="0" w:line="240" w:lineRule="auto"/>
+              <w:jc w:val="center"/>
+              <w:rPr>
+                <w:rFonts w:ascii="Times New Roman" w:eastAsia="Times New Roman" w:hAnsi="Times New Roman" w:cs="Times New Roman"/>
+                <w:kern w:val="0"/>
+                <w:lang w:eastAsia="ru-RU"/>
+                <w14:ligatures w14:val="none"/>
+              </w:rPr>
+            </w:pPr>
+            <w:r>
+              <w:rPr>
+                <w:rFonts w:ascii="Times New Roman" w:eastAsia="Times New Roman" w:hAnsi="Times New Roman" w:cs="Times New Roman"/>
+                <w:color w:val="000000"/>
+                <w:kern w:val="0"/>
+                <w:sz w:val="28"/>
+                <w:szCs w:val="28"/>
+                <w:lang w:eastAsia="ru-RU"/>
+                <w14:ligatures w14:val="none"/>
+              </w:rPr>
+              <w:t>«</w:t>
+            </w:r>
+            <w:r>
+              <w:rPr>
+                <w:rFonts w:ascii="Times New Roman" w:eastAsia="Droid Sans Fallback" w:hAnsi="Times New Roman" w:cs="Times New Roman"/>
+                <w:sz w:val="28"/>
+                <w:szCs w:val="28"/>
+                <w:lang w:eastAsia="zh-CN" w:bidi="hi-IN"/>
+                <w14:ligatures w14:val="none"/>
+              </w:rPr>
+              <w:t>Проектирование клиент</w:t>
+            </w:r>
+            <w:r>
+              <w:rPr>
+                <w:rFonts w:ascii="Times New Roman" w:eastAsia="Droid Sans Fallback" w:hAnsi="Times New Roman" w:cs="Times New Roman"/>
+                <w:sz w:val="28"/>
+                <w:szCs w:val="28"/>
+                <w:lang w:eastAsia="zh-CN" w:bidi="hi-IN"/>
+                <w14:ligatures w14:val="none"/>
+              </w:rPr>
+              <w:t xml:space="preserve"> </w:t>
+            </w:r>
+            <w:r>
+              <w:rPr>
+                <w:rFonts w:ascii="Times New Roman" w:eastAsia="Droid Sans Fallback" w:hAnsi="Times New Roman" w:cs="Times New Roman"/>
+                <w:sz w:val="28"/>
+                <w:szCs w:val="28"/>
+                <w:lang w:val="en-US" w:eastAsia="zh-CN" w:bidi="hi-IN"/>
+                <w14:ligatures w14:val="none"/>
+              </w:rPr>
+              <w:t xml:space="preserve"> </w:t>
+            </w:r>
+            <w:r>
+              <w:rPr>
+                <w:rFonts w:ascii="Times New Roman" w:eastAsia="Droid Sans Fallback" w:hAnsi="Times New Roman" w:cs="Times New Roman"/>
+                <w:sz w:val="28"/>
+                <w:szCs w:val="28"/>
+                <w:lang w:eastAsia="zh-CN" w:bidi="hi-IN"/>
+                <w14:ligatures w14:val="none"/>
+              </w:rPr>
+              <w:t>серверных систем</w:t>
+            </w:r>
+            <w:r>
+              <w:rPr>
+                <w:rFonts w:ascii="Times New Roman" w:eastAsia="Times New Roman" w:hAnsi="Times New Roman" w:cs="Times New Roman"/>
+                <w:color w:val="000000"/>
+                <w:kern w:val="0"/>
+                <w:sz w:val="28"/>
+                <w:szCs w:val="28"/>
+                <w:lang w:eastAsia="ru-RU"/>
+                <w14:ligatures w14:val="none"/>
+              </w:rPr>
+              <w:t>»</w:t>
+            </w:r>
+          </w:p>
+          <w:p>
+            <w:pPr>
+              <w:shd w:val="clear" w:color="auto" w:fill="FFFFFF"/>
+              <w:spacing w:after="0" w:line="240" w:lineRule="auto"/>
+              <w:rPr>
+                <w:rFonts w:ascii="Times New Roman" w:eastAsia="Times New Roman" w:hAnsi="Times New Roman" w:cs="Times New Roman"/>
+                <w:kern w:val="0"/>
+                <w:lang w:eastAsia="ru-RU"/>
+                <w14:ligatures w14:val="none"/>
+              </w:rPr>
+            </w:pPr>
+          </w:p>
+          <w:p>
+            <w:pPr>
+              <w:shd w:val="clear" w:color="auto" w:fill="FFFFFF"/>
+              <w:spacing w:after="0" w:line="240" w:lineRule="auto"/>
+              <w:rPr>
+                <w:rFonts w:ascii="Times New Roman" w:eastAsia="Times New Roman" w:hAnsi="Times New Roman" w:cs="Times New Roman"/>
+                <w:kern w:val="0"/>
+                <w:lang w:eastAsia="ru-RU"/>
+                <w14:ligatures w14:val="none"/>
+              </w:rPr>
+            </w:pPr>
+          </w:p>
+          <w:p>
+            <w:pPr>
+              <w:shd w:val="clear" w:color="auto" w:fill="FFFFFF"/>
+              <w:spacing w:after="0" w:line="240" w:lineRule="auto"/>
+              <w:rPr>
+                <w:rFonts w:ascii="Times New Roman" w:eastAsia="Times New Roman" w:hAnsi="Times New Roman" w:cs="Times New Roman"/>
+                <w:kern w:val="0"/>
+                <w:lang w:eastAsia="ru-RU"/>
+                <w14:ligatures w14:val="none"/>
+              </w:rPr>
+            </w:pPr>
+          </w:p>
+          <w:p>
+            <w:pPr>
+              <w:shd w:val="clear" w:color="auto" w:fill="FFFFFF"/>
+              <w:spacing w:after="0" w:line="240" w:lineRule="auto"/>
+              <w:rPr>
+                <w:rFonts w:ascii="Times New Roman" w:eastAsia="Times New Roman" w:hAnsi="Times New Roman" w:cs="Times New Roman"/>
+                <w:kern w:val="0"/>
+                <w:lang w:eastAsia="ru-RU"/>
+                <w14:ligatures w14:val="none"/>
+              </w:rPr>
+            </w:pPr>
+          </w:p>
+          <w:p>
+            <w:pPr>
+              <w:shd w:val="clear" w:color="auto" w:fill="FFFFFF"/>
+              <w:spacing w:after="0" w:line="240" w:lineRule="auto"/>
+              <w:jc w:val="center"/>
+              <w:rPr>
+                <w:rFonts w:ascii="Times New Roman" w:eastAsia="Times New Roman" w:hAnsi="Times New Roman" w:cs="Times New Roman"/>
+                <w:kern w:val="0"/>
+                <w:lang w:eastAsia="ru-RU"/>
+                <w14:ligatures w14:val="none"/>
+              </w:rPr>
+            </w:pPr>
+          </w:p>
+        </w:tc>
+      </w:tr>
+      <w:tr>
+        <w:trPr>
+          <w:trHeight w:val="328"/>
+          <w:jc w:val="center"/>
+        </w:trPr>
+        <w:tc>
+          <w:tcPr>
+            <w:tcW w:w="6946" w:type="dxa"/>
+            <w:tcMar>
+              <w:top w:w="80" w:type="dxa"/>
+              <w:left w:w="80" w:type="dxa"/>
+              <w:bottom w:w="80" w:type="dxa"/>
+              <w:right w:w="80" w:type="dxa"/>
+            </w:tcMar>
+            <w:hideMark/>
+          </w:tcPr>
+          <w:p>
+            <w:pPr>
+              <w:spacing w:after="0" w:line="240" w:lineRule="auto"/>
+              <w:ind w:left="-84"/>
+              <w:rPr>
+                <w:rFonts w:ascii="Times New Roman" w:eastAsia="Times New Roman" w:hAnsi="Times New Roman" w:cs="Times New Roman"/>
+                <w:kern w:val="0"/>
+                <w:lang w:eastAsia="ru-RU"/>
+                <w14:ligatures w14:val="none"/>
+              </w:rPr>
+            </w:pPr>
+            <w:r>
+              <w:rPr>
+                <w:rFonts w:ascii="Times New Roman" w:eastAsia="Times New Roman" w:hAnsi="Times New Roman" w:cs="Times New Roman"/>
+                <w:color w:val="000000"/>
+                <w:kern w:val="0"/>
+                <w:sz w:val="28"/>
+                <w:szCs w:val="28"/>
+                <w:lang w:eastAsia="ru-RU"/>
+                <w14:ligatures w14:val="none"/>
+              </w:rPr>
+              <w:t>Выполнил: студент группы ИКБО3322</w:t>
+            </w:r>
+          </w:p>
+        </w:tc>
+        <w:tc>
+          <w:tcPr>
+            <w:tcW w:w="0" w:type="auto"/>
+            <w:tcMar>
+              <w:top w:w="80" w:type="dxa"/>
+              <w:left w:w="80" w:type="dxa"/>
+              <w:bottom w:w="80" w:type="dxa"/>
+              <w:right w:w="80" w:type="dxa"/>
+            </w:tcMar>
+            <w:hideMark/>
+          </w:tcPr>
+          <w:p>
+            <w:pPr>
+              <w:shd w:val="clear" w:color="auto" w:fill="FFFFFF"/>
+              <w:spacing w:after="0" w:line="240" w:lineRule="auto"/>
+              <w:ind w:left="-84" w:right="-80"/>
+              <w:jc w:val="right"/>
+              <w:rPr>
+                <w:rFonts w:ascii="Times New Roman" w:eastAsia="Times New Roman" w:hAnsi="Times New Roman" w:cs="Times New Roman"/>
+                <w:kern w:val="0"/>
+                <w:lang w:eastAsia="ru-RU"/>
+                <w14:ligatures w14:val="none"/>
+              </w:rPr>
+            </w:pPr>
+            <w:r>
+              <w:rPr>
+                <w:rFonts w:ascii="Times New Roman" w:eastAsia="Times New Roman" w:hAnsi="Times New Roman" w:cs="Times New Roman"/>
+                <w:color w:val="000000"/>
+                <w:kern w:val="0"/>
+                <w:sz w:val="28"/>
+                <w:szCs w:val="28"/>
+                <w:lang w:eastAsia="ru-RU"/>
+                <w14:ligatures w14:val="none"/>
+              </w:rPr>
+              <w:t>Шило Ю. С.</w:t>
+            </w:r>
+          </w:p>
+        </w:tc>
+        <w:tc>
+          <w:tcPr>
+            <w:tcW w:w="0" w:type="auto"/>
+            <w:vAlign w:val="center"/>
+            <w:hideMark/>
+          </w:tcPr>
+          <w:p>
+            <w:pPr>
+              <w:spacing w:after="0" w:line="240" w:lineRule="auto"/>
+              <w:rPr>
+                <w:rFonts w:ascii="Times New Roman" w:eastAsia="Times New Roman" w:hAnsi="Times New Roman" w:cs="Times New Roman"/>
+                <w:kern w:val="0"/>
+                <w:sz w:val="20"/>
+                <w:szCs w:val="20"/>
+                <w:lang w:eastAsia="ru-RU"/>
+                <w14:ligatures w14:val="none"/>
+              </w:rPr>
+            </w:pPr>
+          </w:p>
+        </w:tc>
+      </w:tr>
+      <w:tr>
+        <w:trPr>
+          <w:trHeight w:val="328"/>
+          <w:jc w:val="center"/>
+        </w:trPr>
+        <w:tc>
+          <w:tcPr>
+            <w:tcW w:w="6946" w:type="dxa"/>
+            <w:tcMar>
+              <w:top w:w="80" w:type="dxa"/>
+              <w:left w:w="80" w:type="dxa"/>
+              <w:bottom w:w="80" w:type="dxa"/>
+              <w:right w:w="80" w:type="dxa"/>
+            </w:tcMar>
+            <w:hideMark/>
+          </w:tcPr>
+          <w:p>
+            <w:pPr>
+              <w:spacing w:after="0" w:line="240" w:lineRule="auto"/>
+              <w:ind w:left="-84"/>
+              <w:rPr>
+                <w:rFonts w:ascii="Times New Roman" w:eastAsia="Times New Roman" w:hAnsi="Times New Roman" w:cs="Times New Roman"/>
+                <w:kern w:val="0"/>
+                <w:lang w:eastAsia="ru-RU"/>
+                <w14:ligatures w14:val="none"/>
+              </w:rPr>
+            </w:pPr>
+            <w:r>
+              <w:rPr>
+                <w:rFonts w:ascii="Times New Roman" w:eastAsia="Times New Roman" w:hAnsi="Times New Roman" w:cs="Times New Roman"/>
+                <w:color w:val="000000"/>
+                <w:kern w:val="0"/>
+                <w:sz w:val="28"/>
+                <w:szCs w:val="28"/>
+                <w:lang w:eastAsia="ru-RU"/>
+                <w14:ligatures w14:val="none"/>
+              </w:rPr>
+              <w:t>Проверил: преподаватель </w:t>
+            </w:r>
+          </w:p>
+        </w:tc>
+        <w:tc>
+          <w:tcPr>
+            <w:tcW w:w="0" w:type="auto"/>
+            <w:tcMar>
+              <w:top w:w="80" w:type="dxa"/>
+              <w:left w:w="80" w:type="dxa"/>
+              <w:bottom w:w="80" w:type="dxa"/>
+              <w:right w:w="80" w:type="dxa"/>
+            </w:tcMar>
+            <w:hideMark/>
+          </w:tcPr>
+          <w:p>
+            <w:pPr>
+              <w:shd w:val="clear" w:color="auto" w:fill="FFFFFF"/>
+              <w:spacing w:after="0" w:line="240" w:lineRule="auto"/>
+              <w:ind w:left="-84" w:right="-80"/>
+              <w:jc w:val="right"/>
+              <w:rPr>
+                <w:rFonts w:ascii="Times New Roman" w:eastAsia="Times New Roman" w:hAnsi="Times New Roman" w:cs="Times New Roman"/>
+                <w:kern w:val="0"/>
+                <w:lang w:eastAsia="ru-RU"/>
+                <w14:ligatures w14:val="none"/>
+              </w:rPr>
+            </w:pPr>
+            <w:r>
+              <w:rPr>
+                <w:rFonts w:ascii="Times New Roman" w:eastAsia="Times New Roman" w:hAnsi="Times New Roman" w:cs="Times New Roman"/>
+                <w:color w:val="000000"/>
+                <w:kern w:val="0"/>
+                <w:sz w:val="28"/>
+                <w:szCs w:val="28"/>
+                <w:lang w:eastAsia="ru-RU"/>
+                <w14:ligatures w14:val="none"/>
+              </w:rPr>
+              <w:t>Иерусалимов И.Д.</w:t>
+            </w:r>
+          </w:p>
+        </w:tc>
+        <w:tc>
+          <w:tcPr>
+            <w:tcW w:w="0" w:type="auto"/>
+            <w:vAlign w:val="center"/>
+            <w:hideMark/>
+          </w:tcPr>
+          <w:p>
+            <w:pPr>
+              <w:spacing w:after="0" w:line="240" w:lineRule="auto"/>
+              <w:rPr>
+                <w:rFonts w:ascii="Times New Roman" w:eastAsia="Times New Roman" w:hAnsi="Times New Roman" w:cs="Times New Roman"/>
+                <w:kern w:val="0"/>
+                <w:sz w:val="20"/>
+                <w:szCs w:val="20"/>
+                <w:lang w:eastAsia="ru-RU"/>
+                <w14:ligatures w14:val="none"/>
+              </w:rPr>
+            </w:pPr>
+          </w:p>
+        </w:tc>
+      </w:tr>
+      <w:tr>
+        <w:trPr>
+          <w:trHeight w:val="328"/>
+          <w:jc w:val="center"/>
+        </w:trPr>
+        <w:tc>
+          <w:tcPr>
+            <w:tcW w:w="6946" w:type="dxa"/>
+            <w:tcMar>
+              <w:top w:w="80" w:type="dxa"/>
+              <w:left w:w="80" w:type="dxa"/>
+              <w:bottom w:w="80" w:type="dxa"/>
+              <w:right w:w="80" w:type="dxa"/>
+            </w:tcMar>
+            <w:hideMark/>
+          </w:tcPr>
+          <w:p>
+            <w:pPr>
+              <w:spacing w:after="0" w:line="240" w:lineRule="auto"/>
+              <w:rPr>
+                <w:rFonts w:ascii="Times New Roman" w:eastAsia="Times New Roman" w:hAnsi="Times New Roman" w:cs="Times New Roman"/>
+                <w:kern w:val="0"/>
+                <w:lang w:eastAsia="ru-RU"/>
+                <w14:ligatures w14:val="none"/>
+              </w:rPr>
+            </w:pPr>
+          </w:p>
+        </w:tc>
+        <w:tc>
+          <w:tcPr>
+            <w:tcW w:w="0" w:type="auto"/>
+            <w:tcMar>
+              <w:top w:w="80" w:type="dxa"/>
+              <w:left w:w="80" w:type="dxa"/>
+              <w:bottom w:w="80" w:type="dxa"/>
+              <w:right w:w="80" w:type="dxa"/>
+            </w:tcMar>
+            <w:hideMark/>
+          </w:tcPr>
+          <w:p>
+            <w:pPr>
+              <w:shd w:val="clear" w:color="auto" w:fill="FFFFFF"/>
+              <w:spacing w:after="0" w:line="240" w:lineRule="auto"/>
+              <w:ind w:left="-84" w:right="-80"/>
+              <w:jc w:val="right"/>
+              <w:rPr>
+                <w:rFonts w:ascii="Times New Roman" w:eastAsia="Times New Roman" w:hAnsi="Times New Roman" w:cs="Times New Roman"/>
+                <w:kern w:val="0"/>
+                <w:lang w:eastAsia="ru-RU"/>
+                <w14:ligatures w14:val="none"/>
+              </w:rPr>
+            </w:pPr>
+          </w:p>
+        </w:tc>
+        <w:tc>
+          <w:tcPr>
+            <w:tcW w:w="0" w:type="auto"/>
+            <w:vAlign w:val="center"/>
+            <w:hideMark/>
+          </w:tcPr>
+          <w:p>
+            <w:pPr>
+              <w:spacing w:after="0" w:line="240" w:lineRule="auto"/>
+              <w:rPr>
+                <w:rFonts w:ascii="Times New Roman" w:eastAsia="Times New Roman" w:hAnsi="Times New Roman" w:cs="Times New Roman"/>
+                <w:kern w:val="0"/>
+                <w:sz w:val="20"/>
+                <w:szCs w:val="20"/>
+                <w:lang w:eastAsia="ru-RU"/>
+                <w14:ligatures w14:val="none"/>
+              </w:rPr>
+            </w:pPr>
+          </w:p>
+        </w:tc>
+      </w:tr>
+      <w:tr>
+        <w:trPr>
+          <w:trHeight w:val="328"/>
+          <w:jc w:val="center"/>
+        </w:trPr>
+        <w:tc>
+          <w:tcPr>
+            <w:tcW w:w="6946" w:type="dxa"/>
+            <w:tcMar>
+              <w:top w:w="80" w:type="dxa"/>
+              <w:left w:w="80" w:type="dxa"/>
+              <w:bottom w:w="80" w:type="dxa"/>
+              <w:right w:w="80" w:type="dxa"/>
+            </w:tcMar>
+            <w:hideMark/>
+          </w:tcPr>
+          <w:p>
+            <w:pPr>
+              <w:spacing w:after="0" w:line="240" w:lineRule="auto"/>
+              <w:rPr>
+                <w:rFonts w:ascii="Times New Roman" w:eastAsia="Times New Roman" w:hAnsi="Times New Roman" w:cs="Times New Roman"/>
+                <w:kern w:val="0"/>
+                <w:lang w:eastAsia="ru-RU"/>
+                <w14:ligatures w14:val="none"/>
+              </w:rPr>
+            </w:pPr>
+          </w:p>
+        </w:tc>
+        <w:tc>
+          <w:tcPr>
+            <w:tcW w:w="0" w:type="auto"/>
+            <w:tcMar>
+              <w:top w:w="80" w:type="dxa"/>
+              <w:left w:w="80" w:type="dxa"/>
+              <w:bottom w:w="80" w:type="dxa"/>
+              <w:right w:w="80" w:type="dxa"/>
+            </w:tcMar>
+            <w:hideMark/>
+          </w:tcPr>
+          <w:p>
+            <w:pPr>
+              <w:shd w:val="clear" w:color="auto" w:fill="FFFFFF"/>
+              <w:spacing w:after="0" w:line="240" w:lineRule="auto"/>
+              <w:ind w:left="-84" w:right="-80"/>
+              <w:jc w:val="right"/>
+              <w:rPr>
+                <w:rFonts w:ascii="Times New Roman" w:eastAsia="Times New Roman" w:hAnsi="Times New Roman" w:cs="Times New Roman"/>
+                <w:kern w:val="0"/>
+                <w:lang w:eastAsia="ru-RU"/>
+                <w14:ligatures w14:val="none"/>
+              </w:rPr>
+            </w:pPr>
+          </w:p>
+        </w:tc>
+        <w:tc>
+          <w:tcPr>
+            <w:tcW w:w="0" w:type="auto"/>
+            <w:vAlign w:val="center"/>
+            <w:hideMark/>
+          </w:tcPr>
+          <w:p>
+            <w:pPr>
+              <w:spacing w:after="0" w:line="240" w:lineRule="auto"/>
+              <w:rPr>
+                <w:rFonts w:ascii="Times New Roman" w:eastAsia="Times New Roman" w:hAnsi="Times New Roman" w:cs="Times New Roman"/>
+                <w:kern w:val="0"/>
+                <w:sz w:val="20"/>
+                <w:szCs w:val="20"/>
+                <w:lang w:eastAsia="ru-RU"/>
+                <w14:ligatures w14:val="none"/>
+              </w:rPr>
+            </w:pPr>
+          </w:p>
+        </w:tc>
+      </w:tr>
+    </w:tbl>
+    <w:p>
+      <w:pPr>
+        <w:shd w:val="clear" w:color="auto" w:fill="FFFFFF"/>
+        <w:spacing w:after="0" w:line="240" w:lineRule="auto"/>
+        <w:rPr>
+          <w:rFonts w:ascii="Times New Roman" w:eastAsia="Times New Roman" w:hAnsi="Times New Roman" w:cs="Times New Roman"/>
+          <w:kern w:val="0"/>
+          <w:lang w:eastAsia="ru-RU"/>
+          <w14:ligatures w14:val="none"/>
+        </w:rPr>
+      </w:pPr>
+    </w:p>
+    <w:p>
+      <w:pPr>
+        <w:shd w:val="clear" w:color="auto" w:fill="FFFFFF"/>
+        <w:spacing w:after="0" w:line="240" w:lineRule="auto"/>
+        <w:rPr>
+          <w:rFonts w:ascii="Times New Roman" w:eastAsia="Times New Roman" w:hAnsi="Times New Roman" w:cs="Times New Roman"/>
+          <w:kern w:val="0"/>
+          <w:lang w:eastAsia="ru-RU"/>
+          <w14:ligatures w14:val="none"/>
+        </w:rPr>
+      </w:pPr>
+      <w:r>
+        <w:rPr>
+          <w:rFonts w:ascii="Times New Roman" w:eastAsia="Times New Roman" w:hAnsi="Times New Roman" w:cs="Times New Roman"/>
+          <w:color w:val="000000"/>
+          <w:kern w:val="0"/>
+          <w:sz w:val="28"/>
+          <w:szCs w:val="28"/>
+          <w:lang w:eastAsia="ru-RU"/>
+          <w14:ligatures w14:val="none"/>
+        </w:rPr>
+        <w:t>Практическая работа выполнена «</w:t>
+      </w:r>
+      <w:r>
+        <w:rPr>
+          <w:rFonts w:ascii="Times New Roman" w:eastAsia="Times New Roman" w:hAnsi="Times New Roman" w:cs="Times New Roman"/>
+          <w:color w:val="000000"/>
+          <w:kern w:val="0"/>
+          <w:sz w:val="28"/>
+          <w:szCs w:val="28"/>
+          <w:u w:val="single"/>
+          <w:lang w:eastAsia="ru-RU"/>
+          <w14:ligatures w14:val="none"/>
+        </w:rPr>
+        <w:t xml:space="preserve">     </w:t>
+      </w:r>
+      <w:r>
+        <w:rPr>
+          <w:rFonts w:ascii="Times New Roman" w:eastAsia="Times New Roman" w:hAnsi="Times New Roman" w:cs="Times New Roman"/>
+          <w:color w:val="000000"/>
+          <w:kern w:val="0"/>
+          <w:sz w:val="28"/>
+          <w:szCs w:val="28"/>
+          <w:lang w:eastAsia="ru-RU"/>
+          <w14:ligatures w14:val="none"/>
+        </w:rPr>
+        <w:t xml:space="preserve">» </w:t>
+      </w:r>
+      <w:r>
+        <w:rPr>
+          <w:rFonts w:ascii="Times New Roman" w:eastAsia="Times New Roman" w:hAnsi="Times New Roman" w:cs="Times New Roman"/>
+          <w:color w:val="000000"/>
+          <w:kern w:val="0"/>
+          <w:sz w:val="28"/>
+          <w:szCs w:val="28"/>
+          <w:u w:val="single"/>
+          <w:lang w:eastAsia="ru-RU"/>
+          <w14:ligatures w14:val="none"/>
+        </w:rPr>
+        <w:t>                         </w:t>
+      </w:r>
+      <w:r>
+        <w:rPr>
+          <w:rFonts w:ascii="Times New Roman" w:eastAsia="Times New Roman" w:hAnsi="Times New Roman" w:cs="Times New Roman"/>
+          <w:color w:val="000000"/>
+          <w:kern w:val="0"/>
+          <w:sz w:val="28"/>
+          <w:szCs w:val="28"/>
+          <w:lang w:eastAsia="ru-RU"/>
+          <w14:ligatures w14:val="none"/>
+        </w:rPr>
+        <w:t> 2025 г.</w:t>
+      </w:r>
+    </w:p>
+    <w:p>
+      <w:pPr>
+        <w:shd w:val="clear" w:color="auto" w:fill="FFFFFF"/>
+        <w:spacing w:after="0" w:line="240" w:lineRule="auto"/>
+        <w:jc w:val="right"/>
+        <w:rPr>
+          <w:rFonts w:ascii="Times New Roman" w:eastAsia="Times New Roman" w:hAnsi="Times New Roman" w:cs="Times New Roman"/>
+          <w:kern w:val="0"/>
+          <w:lang w:eastAsia="ru-RU"/>
+          <w14:ligatures w14:val="none"/>
+        </w:rPr>
+      </w:pPr>
+      <w:r>
+        <w:rPr>
+          <w:rFonts w:ascii="Times New Roman" w:eastAsia="Times New Roman" w:hAnsi="Times New Roman" w:cs="Times New Roman"/>
+          <w:color w:val="000000"/>
+          <w:kern w:val="0"/>
+          <w:sz w:val="20"/>
+          <w:szCs w:val="20"/>
+          <w:lang w:eastAsia="ru-RU"/>
+          <w14:ligatures w14:val="none"/>
+        </w:rPr>
+        <w:t>(подпись студента)</w:t>
+      </w:r>
+    </w:p>
+    <w:p>
+      <w:pPr>
+        <w:shd w:val="clear" w:color="auto" w:fill="FFFFFF"/>
+        <w:spacing w:after="0" w:line="240" w:lineRule="auto"/>
+        <w:rPr>
+          <w:rFonts w:ascii="Times New Roman" w:eastAsia="Times New Roman" w:hAnsi="Times New Roman" w:cs="Times New Roman"/>
+          <w:kern w:val="0"/>
+          <w:lang w:eastAsia="ru-RU"/>
+          <w14:ligatures w14:val="none"/>
+        </w:rPr>
+      </w:pPr>
+    </w:p>
+    <w:p>
+      <w:pPr>
+        <w:shd w:val="clear" w:color="auto" w:fill="FFFFFF"/>
+        <w:spacing w:after="0" w:line="240" w:lineRule="auto"/>
+        <w:rPr>
+          <w:rFonts w:ascii="Times New Roman" w:eastAsia="Times New Roman" w:hAnsi="Times New Roman" w:cs="Times New Roman"/>
+          <w:kern w:val="0"/>
+          <w:lang w:eastAsia="ru-RU"/>
+          <w14:ligatures w14:val="none"/>
+        </w:rPr>
+      </w:pPr>
+      <w:r>
+        <w:rPr>
+          <w:rFonts w:ascii="Times New Roman" w:eastAsia="Times New Roman" w:hAnsi="Times New Roman" w:cs="Times New Roman"/>
+          <w:color w:val="000000"/>
+          <w:kern w:val="0"/>
+          <w:sz w:val="28"/>
+          <w:szCs w:val="28"/>
+          <w:lang w:eastAsia="ru-RU"/>
+          <w14:ligatures w14:val="none"/>
+        </w:rPr>
+        <w:t>Зачтено «</w:t>
+      </w:r>
+      <w:r>
+        <w:rPr>
+          <w:rFonts w:ascii="Times New Roman" w:eastAsia="Times New Roman" w:hAnsi="Times New Roman" w:cs="Times New Roman"/>
+          <w:color w:val="000000"/>
+          <w:kern w:val="0"/>
+          <w:sz w:val="28"/>
+          <w:szCs w:val="28"/>
+          <w:u w:val="single"/>
+          <w:lang w:eastAsia="ru-RU"/>
+          <w14:ligatures w14:val="none"/>
+        </w:rPr>
+        <w:t xml:space="preserve">     </w:t>
+      </w:r>
+      <w:r>
+        <w:rPr>
+          <w:rFonts w:ascii="Times New Roman" w:eastAsia="Times New Roman" w:hAnsi="Times New Roman" w:cs="Times New Roman"/>
+          <w:color w:val="000000"/>
+          <w:kern w:val="0"/>
+          <w:sz w:val="28"/>
+          <w:szCs w:val="28"/>
+          <w:lang w:eastAsia="ru-RU"/>
+          <w14:ligatures w14:val="none"/>
+        </w:rPr>
+        <w:t xml:space="preserve">» </w:t>
+      </w:r>
+      <w:r>
+        <w:rPr>
+          <w:rFonts w:ascii="Times New Roman" w:eastAsia="Times New Roman" w:hAnsi="Times New Roman" w:cs="Times New Roman"/>
+          <w:color w:val="000000"/>
+          <w:kern w:val="0"/>
+          <w:sz w:val="28"/>
+          <w:szCs w:val="28"/>
+          <w:u w:val="single"/>
+          <w:lang w:eastAsia="ru-RU"/>
+          <w14:ligatures w14:val="none"/>
+        </w:rPr>
+        <w:t>                         </w:t>
+      </w:r>
+      <w:r>
+        <w:rPr>
+          <w:rFonts w:ascii="Times New Roman" w:eastAsia="Times New Roman" w:hAnsi="Times New Roman" w:cs="Times New Roman"/>
+          <w:color w:val="000000"/>
+          <w:kern w:val="0"/>
+          <w:sz w:val="28"/>
+          <w:szCs w:val="28"/>
+          <w:lang w:eastAsia="ru-RU"/>
+          <w14:ligatures w14:val="none"/>
+        </w:rPr>
+        <w:t> 2025 г.</w:t>
+      </w:r>
+    </w:p>
+    <w:p>
+      <w:pPr>
+        <w:shd w:val="clear" w:color="auto" w:fill="FFFFFF"/>
+        <w:spacing w:after="0" w:line="240" w:lineRule="auto"/>
+        <w:jc w:val="right"/>
+        <w:rPr>
+          <w:rFonts w:ascii="Times New Roman" w:eastAsia="Times New Roman" w:hAnsi="Times New Roman" w:cs="Times New Roman"/>
+          <w:kern w:val="0"/>
+          <w:lang w:eastAsia="ru-RU"/>
+          <w14:ligatures w14:val="none"/>
+        </w:rPr>
+      </w:pPr>
+      <w:r>
+        <w:rPr>
+          <w:rFonts w:ascii="Times New Roman" w:eastAsia="Times New Roman" w:hAnsi="Times New Roman" w:cs="Times New Roman"/>
+          <w:color w:val="000000"/>
+          <w:kern w:val="0"/>
+          <w:sz w:val="20"/>
+          <w:szCs w:val="20"/>
+          <w:lang w:eastAsia="ru-RU"/>
+          <w14:ligatures w14:val="none"/>
+        </w:rPr>
+        <w:t>(подпись преподавателя)</w:t>
+      </w:r>
+    </w:p>
+    <w:p>
+      <w:pPr>
+        <w:tabs>
+          <w:tab w:val="center" w:pos="4677"/>
+          <w:tab w:val="right" w:pos="9355"/>
+        </w:tabs>
+        <w:spacing w:after="0" w:line="240" w:lineRule="auto"/>
+        <w:jc w:val="center"/>
+        <w:rPr>
+          <w:rFonts w:ascii="Times New Roman" w:eastAsia="Aptos" w:hAnsi="Times New Roman" w:cs="Times New Roman"/>
+          <w:sz w:val="28"/>
+          <w:szCs w:val="28"/>
+        </w:rPr>
+      </w:pPr>
+    </w:p>
+    <w:p>
+      <w:pPr>
+        <w:tabs>
+          <w:tab w:val="center" w:pos="4677"/>
+          <w:tab w:val="right" w:pos="9355"/>
+        </w:tabs>
+        <w:spacing w:after="0" w:line="240" w:lineRule="auto"/>
+        <w:jc w:val="center"/>
+        <w:rPr>
+          <w:rFonts w:ascii="Times New Roman" w:eastAsia="Aptos" w:hAnsi="Times New Roman" w:cs="Times New Roman"/>
+          <w:sz w:val="28"/>
+          <w:szCs w:val="28"/>
+        </w:rPr>
+      </w:pPr>
+    </w:p>
+    <w:p>
+      <w:pPr>
+        <w:tabs>
+          <w:tab w:val="center" w:pos="4677"/>
+          <w:tab w:val="right" w:pos="9355"/>
+        </w:tabs>
+        <w:spacing w:after="0" w:line="240" w:lineRule="auto"/>
+        <w:jc w:val="center"/>
+        <w:rPr>
+          <w:rFonts w:ascii="Times New Roman" w:eastAsia="Aptos" w:hAnsi="Times New Roman" w:cs="Times New Roman"/>
+          <w:sz w:val="28"/>
+          <w:szCs w:val="28"/>
+        </w:rPr>
+      </w:pPr>
+    </w:p>
+    <w:p>
+      <w:pPr>
+        <w:tabs>
+          <w:tab w:val="center" w:pos="4677"/>
+          <w:tab w:val="right" w:pos="9355"/>
+        </w:tabs>
+        <w:spacing w:after="0" w:line="240" w:lineRule="auto"/>
+        <w:jc w:val="center"/>
+        <w:rPr>
+          <w:rFonts w:ascii="Times New Roman" w:eastAsia="Aptos" w:hAnsi="Times New Roman" w:cs="Times New Roman"/>
+          <w:sz w:val="28"/>
+          <w:szCs w:val="28"/>
+        </w:rPr>
+      </w:pPr>
+    </w:p>
+    <w:p>
+      <w:pPr>
+        <w:tabs>
+          <w:tab w:val="center" w:pos="4677"/>
+          <w:tab w:val="right" w:pos="9355"/>
+        </w:tabs>
+        <w:spacing w:after="0" w:line="240" w:lineRule="auto"/>
+        <w:jc w:val="center"/>
+        <w:rPr>
+          <w:rFonts w:ascii="Times New Roman" w:eastAsia="Aptos" w:hAnsi="Times New Roman" w:cs="Times New Roman"/>
+          <w:sz w:val="28"/>
+          <w:szCs w:val="28"/>
+        </w:rPr>
+      </w:pPr>
+    </w:p>
+    <w:p>
+      <w:pPr>
+        <w:tabs>
+          <w:tab w:val="center" w:pos="4677"/>
+          <w:tab w:val="right" w:pos="9355"/>
+        </w:tabs>
+        <w:spacing w:after="0" w:line="240" w:lineRule="auto"/>
+        <w:jc w:val="center"/>
+        <w:rPr>
+          <w:rFonts w:ascii="Times New Roman" w:eastAsia="Aptos" w:hAnsi="Times New Roman" w:cs="Times New Roman"/>
+          <w:sz w:val="28"/>
+          <w:szCs w:val="28"/>
+        </w:rPr>
+      </w:pPr>
+    </w:p>
+    <w:p>
+      <w:pPr>
+        <w:tabs>
+          <w:tab w:val="center" w:pos="4677"/>
+          <w:tab w:val="right" w:pos="9355"/>
+        </w:tabs>
+        <w:spacing w:after="0" w:line="240" w:lineRule="auto"/>
+        <w:jc w:val="center"/>
+        <w:rPr>
+          <w:rFonts w:ascii="Times New Roman" w:eastAsia="Aptos" w:hAnsi="Times New Roman" w:cs="Times New Roman"/>
+          <w:sz w:val="28"/>
+          <w:szCs w:val="28"/>
+        </w:rPr>
+      </w:pPr>
+      <w:r>
+        <w:rPr>
+          <w:rFonts w:ascii="Times New Roman" w:eastAsia="Aptos" w:hAnsi="Times New Roman" w:cs="Times New Roman"/>
+          <w:sz w:val="28"/>
+          <w:szCs w:val="28"/>
+        </w:rPr>
+        <w:t>Москва 2025</w:t>
+      </w:r>
+    </w:p>
+    <w:p>
+      <w:pPr>
         <w:spacing w:after="0" w:line="360" w:lineRule="auto"/>
         <w:jc w:val="both"/>
         <w:rPr>
@@ -22,6 +1389,7 @@
           <w:sz w:val="28"/>
           <w:szCs w:val="28"/>
         </w:rPr>
+        <w:lastRenderedPageBreak/>
         <w:t>ОБЩИЕ ДОПУЩЕНИЯ</w:t>
       </w:r>
     </w:p>
@@ -61,47 +1429,7 @@
           <w:szCs w:val="28"/>
           <w:lang w:bidi="ru-RU"/>
         </w:rPr>
-        <w:t xml:space="preserve">с 60 </w:t>
-      </w:r>
-      <w:proofErr w:type="spellStart"/>
-      <w:r>
-        <w:rPr>
-          <w:rFonts w:ascii="Times New Roman" w:hAnsi="Times New Roman" w:cs="Times New Roman"/>
-          <w:sz w:val="28"/>
-          <w:szCs w:val="28"/>
-          <w:lang w:bidi="ru-RU"/>
-        </w:rPr>
-        <w:t>Hz</w:t>
-      </w:r>
-      <w:proofErr w:type="spellEnd"/>
-      <w:r>
-        <w:rPr>
-          <w:rFonts w:ascii="Times New Roman" w:hAnsi="Times New Roman" w:cs="Times New Roman"/>
-          <w:sz w:val="28"/>
-          <w:szCs w:val="28"/>
-          <w:lang w:bidi="ru-RU"/>
-        </w:rPr>
-        <w:t xml:space="preserve"> рендер/логикой; целевой регион — Европа (p95 RTT ≈ 120 </w:t>
-      </w:r>
-      <w:proofErr w:type="spellStart"/>
-      <w:r>
-        <w:rPr>
-          <w:rFonts w:ascii="Times New Roman" w:hAnsi="Times New Roman" w:cs="Times New Roman"/>
-          <w:sz w:val="28"/>
-          <w:szCs w:val="28"/>
-          <w:lang w:bidi="ru-RU"/>
-        </w:rPr>
-        <w:t>ms</w:t>
-      </w:r>
-      <w:proofErr w:type="spellEnd"/>
-      <w:r>
-        <w:rPr>
-          <w:rFonts w:ascii="Times New Roman" w:hAnsi="Times New Roman" w:cs="Times New Roman"/>
-          <w:sz w:val="28"/>
-          <w:szCs w:val="28"/>
-          <w:lang w:bidi="ru-RU"/>
-        </w:rPr>
-        <w:t>).</w:t>
+        <w:t>с 60 Hz рендер/логикой; целевой регион — Европа (p95 RTT ≈ 120 ms).</w:t>
       </w:r>
     </w:p>
     <w:p>
@@ -112,7 +1440,6 @@
           <w:rFonts w:ascii="Times New Roman" w:hAnsi="Times New Roman" w:cs="Times New Roman"/>
           <w:sz w:val="28"/>
           <w:szCs w:val="28"/>
-          <w:lang w:val="en-US"/>
         </w:rPr>
       </w:pPr>
       <w:r>
@@ -130,7 +1457,6 @@
           <w:rFonts w:ascii="Times New Roman" w:hAnsi="Times New Roman" w:cs="Times New Roman"/>
           <w:sz w:val="28"/>
           <w:szCs w:val="28"/>
-          <w:lang w:val="en-US"/>
         </w:rPr>
         <w:t xml:space="preserve">: </w:t>
       </w:r>
@@ -172,25 +1498,7 @@
           <w:szCs w:val="28"/>
           <w:lang w:bidi="ru-RU"/>
         </w:rPr>
-        <w:t xml:space="preserve">: </w:t>
-      </w:r>
-      <w:r>
-        <w:rPr>
-          <w:rFonts w:ascii="Times New Roman" w:hAnsi="Times New Roman" w:cs="Times New Roman"/>
-          <w:sz w:val="28"/>
-          <w:szCs w:val="28"/>
-          <w:lang w:bidi="ru-RU"/>
-        </w:rPr>
-        <w:t xml:space="preserve">меньше или равно </w:t>
-      </w:r>
-      <w:r>
-        <w:rPr>
-          <w:rFonts w:ascii="Times New Roman" w:hAnsi="Times New Roman" w:cs="Times New Roman"/>
-          <w:sz w:val="28"/>
-          <w:szCs w:val="28"/>
-          <w:lang w:bidi="ru-RU"/>
-        </w:rPr>
-        <w:t>16 (реальная игровая/сессионная нагрузка).</w:t>
+        <w:t>: меньше или равно 16 (реальная игровая/сессионная нагрузка).</w:t>
       </w:r>
     </w:p>
     <w:p>
@@ -243,25 +1551,7 @@
           <w:sz w:val="28"/>
           <w:szCs w:val="28"/>
         </w:rPr>
-        <w:t xml:space="preserve">«Логин → выбор и подключение к сессии → получение стартового </w:t>
-      </w:r>
-      <w:proofErr w:type="spellStart"/>
-      <w:r>
-        <w:rPr>
-          <w:rFonts w:ascii="Times New Roman" w:hAnsi="Times New Roman" w:cs="Times New Roman"/>
-          <w:sz w:val="28"/>
-          <w:szCs w:val="28"/>
-        </w:rPr>
-        <w:t>снапшота</w:t>
-      </w:r>
-      <w:proofErr w:type="spellEnd"/>
-      <w:r>
-        <w:rPr>
-          <w:rFonts w:ascii="Times New Roman" w:hAnsi="Times New Roman" w:cs="Times New Roman"/>
-          <w:sz w:val="28"/>
-          <w:szCs w:val="28"/>
-        </w:rPr>
-        <w:t xml:space="preserve"> → участие (публикация поз/вводов) → лаги/потери → </w:t>
+        <w:t xml:space="preserve">«Логин → выбор и подключение к сессии → получение стартового снапшота → участие (публикация поз/вводов) → лаги/потери → </w:t>
       </w:r>
       <w:r>
         <w:rPr>
@@ -349,23 +1639,7 @@
           <w:sz w:val="28"/>
           <w:szCs w:val="28"/>
         </w:rPr>
-        <w:t xml:space="preserve"> </w:t>
-      </w:r>
-      <w:r>
-        <w:rPr>
-          <w:rFonts w:ascii="Times New Roman" w:hAnsi="Times New Roman" w:cs="Times New Roman"/>
-          <w:sz w:val="28"/>
-          <w:szCs w:val="28"/>
-        </w:rPr>
-        <w:t>/</w:t>
-      </w:r>
-      <w:r>
-        <w:rPr>
-          <w:rFonts w:ascii="Times New Roman" w:hAnsi="Times New Roman" w:cs="Times New Roman"/>
-          <w:sz w:val="28"/>
-          <w:szCs w:val="28"/>
-        </w:rPr>
-        <w:t xml:space="preserve"> </w:t>
+        <w:t xml:space="preserve"> / </w:t>
       </w:r>
       <w:r>
         <w:rPr>
@@ -381,33 +1655,7 @@
           <w:sz w:val="28"/>
           <w:szCs w:val="28"/>
         </w:rPr>
-        <w:t xml:space="preserve"> </w:t>
-      </w:r>
-      <w:r>
-        <w:rPr>
-          <w:rFonts w:ascii="Times New Roman" w:hAnsi="Times New Roman" w:cs="Times New Roman"/>
-          <w:sz w:val="28"/>
-          <w:szCs w:val="28"/>
-        </w:rPr>
-        <w:t xml:space="preserve">(по </w:t>
-      </w:r>
-      <w:proofErr w:type="spellStart"/>
-      <w:r>
-        <w:rPr>
-          <w:rFonts w:ascii="Times New Roman" w:hAnsi="Times New Roman" w:cs="Times New Roman"/>
-          <w:sz w:val="28"/>
-          <w:szCs w:val="28"/>
-        </w:rPr>
-        <w:t>session_token</w:t>
-      </w:r>
-      <w:proofErr w:type="spellEnd"/>
-      <w:r>
-        <w:rPr>
-          <w:rFonts w:ascii="Times New Roman" w:hAnsi="Times New Roman" w:cs="Times New Roman"/>
-          <w:sz w:val="28"/>
-          <w:szCs w:val="28"/>
-        </w:rPr>
-        <w:t>),</w:t>
+        <w:t xml:space="preserve"> (по session_token),</w:t>
       </w:r>
       <w:r>
         <w:rPr>
@@ -521,7 +1769,7 @@
                     </pic:cNvPicPr>
                   </pic:nvPicPr>
                   <pic:blipFill rotWithShape="1">
-                    <a:blip r:embed="rId5" cstate="print">
+                    <a:blip r:embed="rId6" cstate="print">
                       <a:extLst>
                         <a:ext uri="{28A0092B-C50C-407E-A947-70E740481C1C}">
                           <a14:useLocalDpi xmlns:a14="http://schemas.microsoft.com/office/drawing/2010/main" val="0"/>
@@ -576,23 +1824,13 @@
         </w:rPr>
         <w:t xml:space="preserve">Рисунок 1 - </w:t>
       </w:r>
-      <w:proofErr w:type="spellStart"/>
-      <w:r>
-        <w:rPr>
-          <w:rFonts w:ascii="Times New Roman" w:hAnsi="Times New Roman" w:cs="Times New Roman"/>
-          <w:sz w:val="28"/>
-          <w:szCs w:val="28"/>
-        </w:rPr>
-        <w:t>Sequence</w:t>
-      </w:r>
-      <w:proofErr w:type="spellEnd"/>
-      <w:r>
-        <w:rPr>
-          <w:rFonts w:ascii="Times New Roman" w:hAnsi="Times New Roman" w:cs="Times New Roman"/>
-          <w:sz w:val="28"/>
-          <w:szCs w:val="28"/>
-        </w:rPr>
-        <w:t xml:space="preserve"> </w:t>
+      <w:r>
+        <w:rPr>
+          <w:rFonts w:ascii="Times New Roman" w:hAnsi="Times New Roman" w:cs="Times New Roman"/>
+          <w:sz w:val="28"/>
+          <w:szCs w:val="28"/>
+        </w:rPr>
+        <w:t xml:space="preserve">Sequence </w:t>
       </w:r>
       <w:r>
         <w:rPr>
@@ -608,18 +1846,8 @@
           <w:sz w:val="28"/>
           <w:szCs w:val="28"/>
         </w:rPr>
-        <w:t xml:space="preserve"> от рукопожатия до </w:t>
-      </w:r>
-      <w:proofErr w:type="spellStart"/>
-      <w:r>
-        <w:rPr>
-          <w:rFonts w:ascii="Times New Roman" w:hAnsi="Times New Roman" w:cs="Times New Roman"/>
-          <w:sz w:val="28"/>
-          <w:szCs w:val="28"/>
-        </w:rPr>
-        <w:t>heartbeat</w:t>
-      </w:r>
-      <w:proofErr w:type="spellEnd"/>
+        <w:t xml:space="preserve"> от рукопожатия до heartbeat</w:t>
+      </w:r>
     </w:p>
     <w:p>
       <w:pPr>
@@ -679,7 +1907,7 @@
                     </pic:cNvPicPr>
                   </pic:nvPicPr>
                   <pic:blipFill rotWithShape="1">
-                    <a:blip r:embed="rId6" cstate="print">
+                    <a:blip r:embed="rId7" cstate="print">
                       <a:extLst>
                         <a:ext uri="{28A0092B-C50C-407E-A947-70E740481C1C}">
                           <a14:useLocalDpi xmlns:a14="http://schemas.microsoft.com/office/drawing/2010/main" val="0"/>
@@ -740,25 +1968,7 @@
           <w:sz w:val="28"/>
           <w:szCs w:val="28"/>
         </w:rPr>
-        <w:t xml:space="preserve">State </w:t>
-      </w:r>
-      <w:proofErr w:type="spellStart"/>
-      <w:r>
-        <w:rPr>
-          <w:rFonts w:ascii="Times New Roman" w:hAnsi="Times New Roman" w:cs="Times New Roman"/>
-          <w:sz w:val="28"/>
-          <w:szCs w:val="28"/>
-        </w:rPr>
-        <w:t>Diagram</w:t>
-      </w:r>
-      <w:proofErr w:type="spellEnd"/>
-      <w:r>
-        <w:rPr>
-          <w:rFonts w:ascii="Times New Roman" w:hAnsi="Times New Roman" w:cs="Times New Roman"/>
-          <w:sz w:val="28"/>
-          <w:szCs w:val="28"/>
-        </w:rPr>
-        <w:t xml:space="preserve"> — Клиент/Игрок</w:t>
+        <w:t>State Diagram — Клиент/Игрок</w:t>
       </w:r>
     </w:p>
     <w:p>
@@ -797,7 +2007,7 @@
                     </pic:cNvPicPr>
                   </pic:nvPicPr>
                   <pic:blipFill rotWithShape="1">
-                    <a:blip r:embed="rId7" cstate="print">
+                    <a:blip r:embed="rId8" cstate="print">
                       <a:extLst>
                         <a:ext uri="{28A0092B-C50C-407E-A947-70E740481C1C}">
                           <a14:useLocalDpi xmlns:a14="http://schemas.microsoft.com/office/drawing/2010/main" val="0"/>
@@ -842,7 +2052,6 @@
           <w:rFonts w:ascii="Times New Roman" w:hAnsi="Times New Roman" w:cs="Times New Roman"/>
           <w:sz w:val="28"/>
           <w:szCs w:val="28"/>
-          <w:lang w:val="en-US"/>
         </w:rPr>
       </w:pPr>
       <w:r>
@@ -858,9 +2067,42 @@
           <w:rFonts w:ascii="Times New Roman" w:hAnsi="Times New Roman" w:cs="Times New Roman"/>
           <w:sz w:val="28"/>
           <w:szCs w:val="28"/>
-          <w:lang w:val="en-US"/>
-        </w:rPr>
-        <w:t xml:space="preserve"> 2 - State Diagram — </w:t>
+        </w:rPr>
+        <w:t xml:space="preserve"> 2 - </w:t>
+      </w:r>
+      <w:r>
+        <w:rPr>
+          <w:rFonts w:ascii="Times New Roman" w:hAnsi="Times New Roman" w:cs="Times New Roman"/>
+          <w:sz w:val="28"/>
+          <w:szCs w:val="28"/>
+          <w:lang w:val="en-US"/>
+        </w:rPr>
+        <w:t>State</w:t>
+      </w:r>
+      <w:r>
+        <w:rPr>
+          <w:rFonts w:ascii="Times New Roman" w:hAnsi="Times New Roman" w:cs="Times New Roman"/>
+          <w:sz w:val="28"/>
+          <w:szCs w:val="28"/>
+        </w:rPr>
+        <w:t xml:space="preserve"> </w:t>
+      </w:r>
+      <w:r>
+        <w:rPr>
+          <w:rFonts w:ascii="Times New Roman" w:hAnsi="Times New Roman" w:cs="Times New Roman"/>
+          <w:sz w:val="28"/>
+          <w:szCs w:val="28"/>
+          <w:lang w:val="en-US"/>
+        </w:rPr>
+        <w:t>Diagram</w:t>
+      </w:r>
+      <w:r>
+        <w:rPr>
+          <w:rFonts w:ascii="Times New Roman" w:hAnsi="Times New Roman" w:cs="Times New Roman"/>
+          <w:sz w:val="28"/>
+          <w:szCs w:val="28"/>
+        </w:rPr>
+        <w:t xml:space="preserve"> — </w:t>
       </w:r>
       <w:r>
         <w:rPr>
@@ -875,9 +2117,17 @@
           <w:rFonts w:ascii="Times New Roman" w:hAnsi="Times New Roman" w:cs="Times New Roman"/>
           <w:sz w:val="28"/>
           <w:szCs w:val="28"/>
-          <w:lang w:val="en-US"/>
-        </w:rPr>
-        <w:t xml:space="preserve"> / Match</w:t>
+        </w:rPr>
+        <w:t xml:space="preserve"> / </w:t>
+      </w:r>
+      <w:r>
+        <w:rPr>
+          <w:rFonts w:ascii="Times New Roman" w:hAnsi="Times New Roman" w:cs="Times New Roman"/>
+          <w:sz w:val="28"/>
+          <w:szCs w:val="28"/>
+          <w:lang w:val="en-US"/>
+        </w:rPr>
+        <w:t>Match</w:t>
       </w:r>
     </w:p>
     <w:p>
@@ -888,7 +2138,6 @@
           <w:rFonts w:ascii="Times New Roman" w:hAnsi="Times New Roman" w:cs="Times New Roman"/>
           <w:sz w:val="28"/>
           <w:szCs w:val="28"/>
-          <w:lang w:val="en-US"/>
         </w:rPr>
       </w:pPr>
     </w:p>
@@ -948,7 +2197,6 @@
           <w:szCs w:val="28"/>
         </w:rPr>
       </w:pPr>
-      <w:proofErr w:type="spellStart"/>
       <w:r>
         <w:rPr>
           <w:rFonts w:ascii="Times New Roman" w:hAnsi="Times New Roman" w:cs="Times New Roman"/>
@@ -965,7 +2213,6 @@
         </w:rPr>
         <w:t>напшоты</w:t>
       </w:r>
-      <w:proofErr w:type="spellEnd"/>
       <w:r>
         <w:rPr>
           <w:rFonts w:ascii="Times New Roman" w:hAnsi="Times New Roman" w:cs="Times New Roman"/>
@@ -1006,15 +2253,7 @@
           <w:sz w:val="28"/>
           <w:szCs w:val="28"/>
         </w:rPr>
-        <w:t xml:space="preserve">) </w:t>
-      </w:r>
-      <w:r>
-        <w:rPr>
-          <w:rFonts w:ascii="Times New Roman" w:hAnsi="Times New Roman" w:cs="Times New Roman"/>
-          <w:sz w:val="28"/>
-          <w:szCs w:val="28"/>
-        </w:rPr>
-        <w:t xml:space="preserve">— </w:t>
+        <w:t xml:space="preserve">) — </w:t>
       </w:r>
       <w:r>
         <w:rPr>
@@ -1171,15 +2410,7 @@
           <w:sz w:val="28"/>
           <w:szCs w:val="28"/>
         </w:rPr>
-        <w:t>переподключени</w:t>
-      </w:r>
-      <w:r>
-        <w:rPr>
-          <w:rFonts w:ascii="Times New Roman" w:hAnsi="Times New Roman" w:cs="Times New Roman"/>
-          <w:sz w:val="28"/>
-          <w:szCs w:val="28"/>
-        </w:rPr>
-        <w:t>я.</w:t>
+        <w:t>переподключения.</w:t>
       </w:r>
     </w:p>
     <w:p>
@@ -1198,15 +2429,7 @@
           <w:sz w:val="28"/>
           <w:szCs w:val="28"/>
         </w:rPr>
-        <w:t>Дельты</w:t>
-      </w:r>
-      <w:r>
-        <w:rPr>
-          <w:rFonts w:ascii="Times New Roman" w:hAnsi="Times New Roman" w:cs="Times New Roman"/>
-          <w:sz w:val="28"/>
-          <w:szCs w:val="28"/>
-        </w:rPr>
-        <w:t xml:space="preserve"> </w:t>
+        <w:t xml:space="preserve">Дельты </w:t>
       </w:r>
       <w:r>
         <w:rPr>
@@ -1239,43 +2462,7 @@
           <w:sz w:val="28"/>
           <w:szCs w:val="28"/>
         </w:rPr>
-        <w:t>периодические дельты состояния (</w:t>
-      </w:r>
-      <w:proofErr w:type="spellStart"/>
-      <w:r>
-        <w:rPr>
-          <w:rFonts w:ascii="Times New Roman" w:hAnsi="Times New Roman" w:cs="Times New Roman"/>
-          <w:sz w:val="28"/>
-          <w:szCs w:val="28"/>
-        </w:rPr>
-        <w:t>state</w:t>
-      </w:r>
-      <w:proofErr w:type="spellEnd"/>
-      <w:r>
-        <w:rPr>
-          <w:rFonts w:ascii="Times New Roman" w:hAnsi="Times New Roman" w:cs="Times New Roman"/>
-          <w:sz w:val="28"/>
-          <w:szCs w:val="28"/>
-        </w:rPr>
-        <w:t xml:space="preserve"> </w:t>
-      </w:r>
-      <w:proofErr w:type="spellStart"/>
-      <w:r>
-        <w:rPr>
-          <w:rFonts w:ascii="Times New Roman" w:hAnsi="Times New Roman" w:cs="Times New Roman"/>
-          <w:sz w:val="28"/>
-          <w:szCs w:val="28"/>
-        </w:rPr>
-        <w:t>deltas</w:t>
-      </w:r>
-      <w:proofErr w:type="spellEnd"/>
-      <w:r>
-        <w:rPr>
-          <w:rFonts w:ascii="Times New Roman" w:hAnsi="Times New Roman" w:cs="Times New Roman"/>
-          <w:sz w:val="28"/>
-          <w:szCs w:val="28"/>
-        </w:rPr>
-        <w:t xml:space="preserve">) </w:t>
+        <w:t xml:space="preserve">периодические дельты состояния (state deltas) </w:t>
       </w:r>
       <w:r>
         <w:rPr>
@@ -1302,7 +2489,6 @@
         </w:rPr>
         <w:t xml:space="preserve"> (50 </w:t>
       </w:r>
-      <w:proofErr w:type="spellStart"/>
       <w:r>
         <w:rPr>
           <w:rFonts w:ascii="Times New Roman" w:hAnsi="Times New Roman" w:cs="Times New Roman"/>
@@ -1312,7 +2498,6 @@
         </w:rPr>
         <w:t>ms</w:t>
       </w:r>
-      <w:proofErr w:type="spellEnd"/>
       <w:r>
         <w:rPr>
           <w:rFonts w:ascii="Times New Roman" w:hAnsi="Times New Roman" w:cs="Times New Roman"/>
@@ -1380,25 +2565,7 @@
           <w:sz w:val="28"/>
           <w:szCs w:val="28"/>
         </w:rPr>
-        <w:t xml:space="preserve">) — все входы и важные операции </w:t>
-      </w:r>
-      <w:proofErr w:type="spellStart"/>
-      <w:r>
-        <w:rPr>
-          <w:rFonts w:ascii="Times New Roman" w:hAnsi="Times New Roman" w:cs="Times New Roman"/>
-          <w:sz w:val="28"/>
-          <w:szCs w:val="28"/>
-        </w:rPr>
-        <w:t>логируются</w:t>
-      </w:r>
-      <w:proofErr w:type="spellEnd"/>
-      <w:r>
-        <w:rPr>
-          <w:rFonts w:ascii="Times New Roman" w:hAnsi="Times New Roman" w:cs="Times New Roman"/>
-          <w:sz w:val="28"/>
-          <w:szCs w:val="28"/>
-        </w:rPr>
-        <w:t xml:space="preserve"> </w:t>
+        <w:t xml:space="preserve">) — все входы и важные операции логируются </w:t>
       </w:r>
       <w:r>
         <w:rPr>
@@ -1497,133 +2664,7 @@
           <w:sz w:val="28"/>
           <w:szCs w:val="28"/>
         </w:rPr>
-        <w:t xml:space="preserve">для: </w:t>
-      </w:r>
-      <w:proofErr w:type="spellStart"/>
-      <w:r>
-        <w:rPr>
-          <w:rFonts w:ascii="Times New Roman" w:hAnsi="Times New Roman" w:cs="Times New Roman"/>
-          <w:sz w:val="28"/>
-          <w:szCs w:val="28"/>
-        </w:rPr>
-        <w:t>join</w:t>
-      </w:r>
-      <w:proofErr w:type="spellEnd"/>
-      <w:r>
-        <w:rPr>
-          <w:rFonts w:ascii="Times New Roman" w:hAnsi="Times New Roman" w:cs="Times New Roman"/>
-          <w:sz w:val="28"/>
-          <w:szCs w:val="28"/>
-        </w:rPr>
-        <w:t>/</w:t>
-      </w:r>
-      <w:proofErr w:type="spellStart"/>
-      <w:r>
-        <w:rPr>
-          <w:rFonts w:ascii="Times New Roman" w:hAnsi="Times New Roman" w:cs="Times New Roman"/>
-          <w:sz w:val="28"/>
-          <w:szCs w:val="28"/>
-        </w:rPr>
-        <w:t>leave</w:t>
-      </w:r>
-      <w:proofErr w:type="spellEnd"/>
-      <w:r>
-        <w:rPr>
-          <w:rFonts w:ascii="Times New Roman" w:hAnsi="Times New Roman" w:cs="Times New Roman"/>
-          <w:sz w:val="28"/>
-          <w:szCs w:val="28"/>
-        </w:rPr>
-        <w:t xml:space="preserve">, </w:t>
-      </w:r>
-      <w:proofErr w:type="spellStart"/>
-      <w:r>
-        <w:rPr>
-          <w:rFonts w:ascii="Times New Roman" w:hAnsi="Times New Roman" w:cs="Times New Roman"/>
-          <w:sz w:val="28"/>
-          <w:szCs w:val="28"/>
-        </w:rPr>
-        <w:t>снапшотов</w:t>
-      </w:r>
-      <w:proofErr w:type="spellEnd"/>
-      <w:r>
-        <w:rPr>
-          <w:rFonts w:ascii="Times New Roman" w:hAnsi="Times New Roman" w:cs="Times New Roman"/>
-          <w:sz w:val="28"/>
-          <w:szCs w:val="28"/>
-        </w:rPr>
-        <w:t>, анкоров/якорей (</w:t>
-      </w:r>
-      <w:proofErr w:type="spellStart"/>
-      <w:r>
-        <w:rPr>
-          <w:rFonts w:ascii="Times New Roman" w:hAnsi="Times New Roman" w:cs="Times New Roman"/>
-          <w:sz w:val="28"/>
-          <w:szCs w:val="28"/>
-        </w:rPr>
-        <w:t>anchors</w:t>
-      </w:r>
-      <w:proofErr w:type="spellEnd"/>
-      <w:r>
-        <w:rPr>
-          <w:rFonts w:ascii="Times New Roman" w:hAnsi="Times New Roman" w:cs="Times New Roman"/>
-          <w:sz w:val="28"/>
-          <w:szCs w:val="28"/>
-        </w:rPr>
-        <w:t xml:space="preserve">), инвентаря, транзакций, </w:t>
-      </w:r>
-      <w:proofErr w:type="spellStart"/>
-      <w:r>
-        <w:rPr>
-          <w:rFonts w:ascii="Times New Roman" w:hAnsi="Times New Roman" w:cs="Times New Roman"/>
-          <w:sz w:val="28"/>
-          <w:szCs w:val="28"/>
-        </w:rPr>
-        <w:t>authoritative</w:t>
-      </w:r>
-      <w:proofErr w:type="spellEnd"/>
-      <w:r>
-        <w:rPr>
-          <w:rFonts w:ascii="Times New Roman" w:hAnsi="Times New Roman" w:cs="Times New Roman"/>
-          <w:sz w:val="28"/>
-          <w:szCs w:val="28"/>
-        </w:rPr>
-        <w:t xml:space="preserve"> </w:t>
-      </w:r>
-      <w:proofErr w:type="spellStart"/>
-      <w:r>
-        <w:rPr>
-          <w:rFonts w:ascii="Times New Roman" w:hAnsi="Times New Roman" w:cs="Times New Roman"/>
-          <w:sz w:val="28"/>
-          <w:szCs w:val="28"/>
-        </w:rPr>
-        <w:t>state</w:t>
-      </w:r>
-      <w:proofErr w:type="spellEnd"/>
-      <w:r>
-        <w:rPr>
-          <w:rFonts w:ascii="Times New Roman" w:hAnsi="Times New Roman" w:cs="Times New Roman"/>
-          <w:sz w:val="28"/>
-          <w:szCs w:val="28"/>
-        </w:rPr>
-        <w:t xml:space="preserve"> </w:t>
-      </w:r>
-      <w:proofErr w:type="spellStart"/>
-      <w:r>
-        <w:rPr>
-          <w:rFonts w:ascii="Times New Roman" w:hAnsi="Times New Roman" w:cs="Times New Roman"/>
-          <w:sz w:val="28"/>
-          <w:szCs w:val="28"/>
-        </w:rPr>
-        <w:t>commits</w:t>
-      </w:r>
-      <w:proofErr w:type="spellEnd"/>
-      <w:r>
-        <w:rPr>
-          <w:rFonts w:ascii="Times New Roman" w:hAnsi="Times New Roman" w:cs="Times New Roman"/>
-          <w:sz w:val="28"/>
-          <w:szCs w:val="28"/>
-        </w:rPr>
-        <w:t xml:space="preserve">. </w:t>
+        <w:t xml:space="preserve">для: join/leave, снапшотов, анкоров/якорей (anchors), инвентаря, транзакций, authoritative state commits. </w:t>
       </w:r>
     </w:p>
     <w:p>
@@ -1750,7 +2791,6 @@
         </w:rPr>
         <w:t xml:space="preserve">). </w:t>
       </w:r>
-      <w:proofErr w:type="spellStart"/>
       <w:r>
         <w:rPr>
           <w:rFonts w:ascii="Times New Roman" w:hAnsi="Times New Roman" w:cs="Times New Roman"/>
@@ -1758,77 +2798,7 @@
           <w:szCs w:val="28"/>
           <w:lang w:val="en-US" w:bidi="ru-RU"/>
         </w:rPr>
-        <w:t>При</w:t>
-      </w:r>
-      <w:proofErr w:type="spellEnd"/>
-      <w:r>
-        <w:rPr>
-          <w:rFonts w:ascii="Times New Roman" w:hAnsi="Times New Roman" w:cs="Times New Roman"/>
-          <w:sz w:val="28"/>
-          <w:szCs w:val="28"/>
-          <w:lang w:val="en-US" w:bidi="ru-RU"/>
-        </w:rPr>
-        <w:t xml:space="preserve"> </w:t>
-      </w:r>
-      <w:proofErr w:type="spellStart"/>
-      <w:r>
-        <w:rPr>
-          <w:rFonts w:ascii="Times New Roman" w:hAnsi="Times New Roman" w:cs="Times New Roman"/>
-          <w:sz w:val="28"/>
-          <w:szCs w:val="28"/>
-          <w:lang w:val="en-US" w:bidi="ru-RU"/>
-        </w:rPr>
-        <w:t>потере</w:t>
-      </w:r>
-      <w:proofErr w:type="spellEnd"/>
-      <w:r>
-        <w:rPr>
-          <w:rFonts w:ascii="Times New Roman" w:hAnsi="Times New Roman" w:cs="Times New Roman"/>
-          <w:sz w:val="28"/>
-          <w:szCs w:val="28"/>
-          <w:lang w:val="en-US" w:bidi="ru-RU"/>
-        </w:rPr>
-        <w:t xml:space="preserve"> — </w:t>
-      </w:r>
-      <w:proofErr w:type="spellStart"/>
-      <w:r>
-        <w:rPr>
-          <w:rFonts w:ascii="Times New Roman" w:hAnsi="Times New Roman" w:cs="Times New Roman"/>
-          <w:sz w:val="28"/>
-          <w:szCs w:val="28"/>
-          <w:lang w:val="en-US" w:bidi="ru-RU"/>
-        </w:rPr>
-        <w:t>пропускаем</w:t>
-      </w:r>
-      <w:proofErr w:type="spellEnd"/>
-      <w:r>
-        <w:rPr>
-          <w:rFonts w:ascii="Times New Roman" w:hAnsi="Times New Roman" w:cs="Times New Roman"/>
-          <w:sz w:val="28"/>
-          <w:szCs w:val="28"/>
-          <w:lang w:val="en-US" w:bidi="ru-RU"/>
-        </w:rPr>
-        <w:t>/</w:t>
-      </w:r>
-      <w:proofErr w:type="spellStart"/>
-      <w:r>
-        <w:rPr>
-          <w:rFonts w:ascii="Times New Roman" w:hAnsi="Times New Roman" w:cs="Times New Roman"/>
-          <w:sz w:val="28"/>
-          <w:szCs w:val="28"/>
-          <w:lang w:val="en-US" w:bidi="ru-RU"/>
-        </w:rPr>
-        <w:t>интерполируем</w:t>
-      </w:r>
-      <w:proofErr w:type="spellEnd"/>
-      <w:r>
-        <w:rPr>
-          <w:rFonts w:ascii="Times New Roman" w:hAnsi="Times New Roman" w:cs="Times New Roman"/>
-          <w:sz w:val="28"/>
-          <w:szCs w:val="28"/>
-          <w:lang w:val="en-US" w:bidi="ru-RU"/>
-        </w:rPr>
-        <w:t>.</w:t>
+        <w:t>При потере — пропускаем/интерполируем.</w:t>
       </w:r>
     </w:p>
     <w:p>
@@ -1839,6 +2809,7 @@
           <w:rFonts w:ascii="Times New Roman" w:hAnsi="Times New Roman" w:cs="Times New Roman"/>
           <w:sz w:val="28"/>
           <w:szCs w:val="28"/>
+          <w:lang w:val="en-US"/>
         </w:rPr>
       </w:pPr>
       <w:r>
@@ -1859,6 +2830,7 @@
           <w:rFonts w:ascii="Times New Roman" w:hAnsi="Times New Roman" w:cs="Times New Roman"/>
           <w:sz w:val="28"/>
           <w:szCs w:val="28"/>
+          <w:lang w:val="en-US"/>
         </w:rPr>
       </w:pPr>
     </w:p>
@@ -2040,56 +3012,12 @@
                 <w:rFonts w:ascii="Times New Roman" w:hAnsi="Times New Roman" w:cs="Times New Roman"/>
               </w:rPr>
             </w:pPr>
-            <w:proofErr w:type="spellStart"/>
-            <w:r>
-              <w:rPr>
-                <w:rFonts w:ascii="Times New Roman" w:hAnsi="Times New Roman" w:cs="Times New Roman"/>
-              </w:rPr>
-              <w:t>Join</w:t>
-            </w:r>
-            <w:proofErr w:type="spellEnd"/>
-            <w:r>
-              <w:rPr>
-                <w:rFonts w:ascii="Times New Roman" w:hAnsi="Times New Roman" w:cs="Times New Roman"/>
-              </w:rPr>
-              <w:t>/</w:t>
-            </w:r>
-            <w:proofErr w:type="spellStart"/>
-            <w:r>
-              <w:rPr>
-                <w:rFonts w:ascii="Times New Roman" w:hAnsi="Times New Roman" w:cs="Times New Roman"/>
-              </w:rPr>
-              <w:t>Leave</w:t>
-            </w:r>
-            <w:proofErr w:type="spellEnd"/>
-            <w:r>
-              <w:rPr>
-                <w:rFonts w:ascii="Times New Roman" w:hAnsi="Times New Roman" w:cs="Times New Roman"/>
-              </w:rPr>
-              <w:t xml:space="preserve"> / </w:t>
-            </w:r>
-            <w:proofErr w:type="spellStart"/>
-            <w:r>
-              <w:rPr>
-                <w:rFonts w:ascii="Times New Roman" w:hAnsi="Times New Roman" w:cs="Times New Roman"/>
-              </w:rPr>
-              <w:t>Auth</w:t>
-            </w:r>
-            <w:proofErr w:type="spellEnd"/>
-            <w:r>
-              <w:rPr>
-                <w:rFonts w:ascii="Times New Roman" w:hAnsi="Times New Roman" w:cs="Times New Roman"/>
-              </w:rPr>
-              <w:t xml:space="preserve"> </w:t>
-            </w:r>
-            <w:proofErr w:type="spellStart"/>
-            <w:r>
-              <w:rPr>
-                <w:rFonts w:ascii="Times New Roman" w:hAnsi="Times New Roman" w:cs="Times New Roman"/>
-              </w:rPr>
-              <w:t>tokens</w:t>
-            </w:r>
-            <w:proofErr w:type="spellEnd"/>
+            <w:r>
+              <w:rPr>
+                <w:rFonts w:ascii="Times New Roman" w:hAnsi="Times New Roman" w:cs="Times New Roman"/>
+              </w:rPr>
+              <w:t>Join/Leave / Auth tokens</w:t>
+            </w:r>
           </w:p>
         </w:tc>
         <w:tc>
@@ -2110,14 +3038,12 @@
                 <w:rFonts w:ascii="Times New Roman" w:hAnsi="Times New Roman" w:cs="Times New Roman"/>
               </w:rPr>
             </w:pPr>
-            <w:proofErr w:type="spellStart"/>
             <w:r>
               <w:rPr>
                 <w:rFonts w:ascii="Times New Roman" w:hAnsi="Times New Roman" w:cs="Times New Roman"/>
               </w:rPr>
               <w:t>Reliable</w:t>
             </w:r>
-            <w:proofErr w:type="spellEnd"/>
           </w:p>
         </w:tc>
         <w:tc>
@@ -2138,14 +3064,12 @@
                 <w:rFonts w:ascii="Times New Roman" w:hAnsi="Times New Roman" w:cs="Times New Roman"/>
               </w:rPr>
             </w:pPr>
-            <w:proofErr w:type="spellStart"/>
             <w:r>
               <w:rPr>
                 <w:rFonts w:ascii="Times New Roman" w:hAnsi="Times New Roman" w:cs="Times New Roman"/>
               </w:rPr>
               <w:t>on-demand</w:t>
             </w:r>
-            <w:proofErr w:type="spellEnd"/>
           </w:p>
         </w:tc>
         <w:tc>
@@ -2196,33 +3120,11 @@
                 <w:rFonts w:ascii="Times New Roman" w:hAnsi="Times New Roman" w:cs="Times New Roman"/>
               </w:rPr>
             </w:pPr>
-            <w:proofErr w:type="spellStart"/>
-            <w:r>
-              <w:rPr>
-                <w:rFonts w:ascii="Times New Roman" w:hAnsi="Times New Roman" w:cs="Times New Roman"/>
-              </w:rPr>
-              <w:t>Snapshot</w:t>
-            </w:r>
-            <w:proofErr w:type="spellEnd"/>
-            <w:r>
-              <w:rPr>
-                <w:rFonts w:ascii="Times New Roman" w:hAnsi="Times New Roman" w:cs="Times New Roman"/>
-              </w:rPr>
-              <w:t xml:space="preserve"> (</w:t>
-            </w:r>
-            <w:proofErr w:type="spellStart"/>
-            <w:r>
-              <w:rPr>
-                <w:rFonts w:ascii="Times New Roman" w:hAnsi="Times New Roman" w:cs="Times New Roman"/>
-              </w:rPr>
-              <w:t>full</w:t>
-            </w:r>
-            <w:proofErr w:type="spellEnd"/>
-            <w:r>
-              <w:rPr>
-                <w:rFonts w:ascii="Times New Roman" w:hAnsi="Times New Roman" w:cs="Times New Roman"/>
-              </w:rPr>
-              <w:t>)</w:t>
+            <w:r>
+              <w:rPr>
+                <w:rFonts w:ascii="Times New Roman" w:hAnsi="Times New Roman" w:cs="Times New Roman"/>
+              </w:rPr>
+              <w:t>Snapshot (full)</w:t>
             </w:r>
           </w:p>
         </w:tc>
@@ -2244,33 +3146,11 @@
                 <w:rFonts w:ascii="Times New Roman" w:hAnsi="Times New Roman" w:cs="Times New Roman"/>
               </w:rPr>
             </w:pPr>
-            <w:proofErr w:type="spellStart"/>
-            <w:r>
-              <w:rPr>
-                <w:rFonts w:ascii="Times New Roman" w:hAnsi="Times New Roman" w:cs="Times New Roman"/>
-              </w:rPr>
-              <w:t>Reliable</w:t>
-            </w:r>
-            <w:proofErr w:type="spellEnd"/>
-            <w:r>
-              <w:rPr>
-                <w:rFonts w:ascii="Times New Roman" w:hAnsi="Times New Roman" w:cs="Times New Roman"/>
-              </w:rPr>
-              <w:t xml:space="preserve"> (</w:t>
-            </w:r>
-            <w:proofErr w:type="spellStart"/>
-            <w:r>
-              <w:rPr>
-                <w:rFonts w:ascii="Times New Roman" w:hAnsi="Times New Roman" w:cs="Times New Roman"/>
-              </w:rPr>
-              <w:t>bulk</w:t>
-            </w:r>
-            <w:proofErr w:type="spellEnd"/>
-            <w:r>
-              <w:rPr>
-                <w:rFonts w:ascii="Times New Roman" w:hAnsi="Times New Roman" w:cs="Times New Roman"/>
-              </w:rPr>
-              <w:t>)</w:t>
+            <w:r>
+              <w:rPr>
+                <w:rFonts w:ascii="Times New Roman" w:hAnsi="Times New Roman" w:cs="Times New Roman"/>
+              </w:rPr>
+              <w:t>Reliable (bulk)</w:t>
             </w:r>
           </w:p>
         </w:tc>
@@ -2296,16 +3176,8 @@
               <w:rPr>
                 <w:rFonts w:ascii="Times New Roman" w:hAnsi="Times New Roman" w:cs="Times New Roman"/>
               </w:rPr>
-              <w:t xml:space="preserve">1 </w:t>
-            </w:r>
-            <w:proofErr w:type="spellStart"/>
-            <w:r>
-              <w:rPr>
-                <w:rFonts w:ascii="Times New Roman" w:hAnsi="Times New Roman" w:cs="Times New Roman"/>
-              </w:rPr>
-              <w:t>Hz</w:t>
-            </w:r>
-            <w:proofErr w:type="spellEnd"/>
+              <w:t>1 Hz</w:t>
+            </w:r>
           </w:p>
         </w:tc>
         <w:tc>
@@ -2356,47 +3228,11 @@
                 <w:rFonts w:ascii="Times New Roman" w:hAnsi="Times New Roman" w:cs="Times New Roman"/>
               </w:rPr>
             </w:pPr>
-            <w:proofErr w:type="spellStart"/>
-            <w:r>
-              <w:rPr>
-                <w:rFonts w:ascii="Times New Roman" w:hAnsi="Times New Roman" w:cs="Times New Roman"/>
-              </w:rPr>
-              <w:t>Deltas</w:t>
-            </w:r>
-            <w:proofErr w:type="spellEnd"/>
-            <w:r>
-              <w:rPr>
-                <w:rFonts w:ascii="Times New Roman" w:hAnsi="Times New Roman" w:cs="Times New Roman"/>
-              </w:rPr>
-              <w:t xml:space="preserve"> (</w:t>
-            </w:r>
-            <w:proofErr w:type="spellStart"/>
-            <w:r>
-              <w:rPr>
-                <w:rFonts w:ascii="Times New Roman" w:hAnsi="Times New Roman" w:cs="Times New Roman"/>
-              </w:rPr>
-              <w:t>state</w:t>
-            </w:r>
-            <w:proofErr w:type="spellEnd"/>
-            <w:r>
-              <w:rPr>
-                <w:rFonts w:ascii="Times New Roman" w:hAnsi="Times New Roman" w:cs="Times New Roman"/>
-              </w:rPr>
-              <w:t xml:space="preserve"> </w:t>
-            </w:r>
-            <w:proofErr w:type="spellStart"/>
-            <w:r>
-              <w:rPr>
-                <w:rFonts w:ascii="Times New Roman" w:hAnsi="Times New Roman" w:cs="Times New Roman"/>
-              </w:rPr>
-              <w:t>diff</w:t>
-            </w:r>
-            <w:proofErr w:type="spellEnd"/>
-            <w:r>
-              <w:rPr>
-                <w:rFonts w:ascii="Times New Roman" w:hAnsi="Times New Roman" w:cs="Times New Roman"/>
-              </w:rPr>
-              <w:t>)</w:t>
+            <w:r>
+              <w:rPr>
+                <w:rFonts w:ascii="Times New Roman" w:hAnsi="Times New Roman" w:cs="Times New Roman"/>
+              </w:rPr>
+              <w:t>Deltas (state diff)</w:t>
             </w:r>
           </w:p>
         </w:tc>
@@ -2418,47 +3254,11 @@
                 <w:rFonts w:ascii="Times New Roman" w:hAnsi="Times New Roman" w:cs="Times New Roman"/>
               </w:rPr>
             </w:pPr>
-            <w:proofErr w:type="spellStart"/>
-            <w:r>
-              <w:rPr>
-                <w:rFonts w:ascii="Times New Roman" w:hAnsi="Times New Roman" w:cs="Times New Roman"/>
-              </w:rPr>
-              <w:t>Reliable</w:t>
-            </w:r>
-            <w:proofErr w:type="spellEnd"/>
-            <w:r>
-              <w:rPr>
-                <w:rFonts w:ascii="Times New Roman" w:hAnsi="Times New Roman" w:cs="Times New Roman"/>
-              </w:rPr>
-              <w:t xml:space="preserve"> / </w:t>
-            </w:r>
-            <w:proofErr w:type="spellStart"/>
-            <w:r>
-              <w:rPr>
-                <w:rFonts w:ascii="Times New Roman" w:hAnsi="Times New Roman" w:cs="Times New Roman"/>
-              </w:rPr>
-              <w:t>Unreliable</w:t>
-            </w:r>
-            <w:proofErr w:type="spellEnd"/>
-            <w:r>
-              <w:rPr>
-                <w:rFonts w:ascii="Times New Roman" w:hAnsi="Times New Roman" w:cs="Times New Roman"/>
-              </w:rPr>
-              <w:t xml:space="preserve"> (</w:t>
-            </w:r>
-            <w:proofErr w:type="spellStart"/>
-            <w:r>
-              <w:rPr>
-                <w:rFonts w:ascii="Times New Roman" w:hAnsi="Times New Roman" w:cs="Times New Roman"/>
-              </w:rPr>
-              <w:t>small</w:t>
-            </w:r>
-            <w:proofErr w:type="spellEnd"/>
-            <w:r>
-              <w:rPr>
-                <w:rFonts w:ascii="Times New Roman" w:hAnsi="Times New Roman" w:cs="Times New Roman"/>
-              </w:rPr>
-              <w:t>)</w:t>
+            <w:r>
+              <w:rPr>
+                <w:rFonts w:ascii="Times New Roman" w:hAnsi="Times New Roman" w:cs="Times New Roman"/>
+              </w:rPr>
+              <w:t>Reliable / Unreliable (small)</w:t>
             </w:r>
           </w:p>
         </w:tc>
@@ -2484,16 +3284,8 @@
               <w:rPr>
                 <w:rFonts w:ascii="Times New Roman" w:hAnsi="Times New Roman" w:cs="Times New Roman"/>
               </w:rPr>
-              <w:t xml:space="preserve">20 </w:t>
-            </w:r>
-            <w:proofErr w:type="spellStart"/>
-            <w:r>
-              <w:rPr>
-                <w:rFonts w:ascii="Times New Roman" w:hAnsi="Times New Roman" w:cs="Times New Roman"/>
-              </w:rPr>
-              <w:t>Hz</w:t>
-            </w:r>
-            <w:proofErr w:type="spellEnd"/>
+              <w:t>20 Hz</w:t>
+            </w:r>
           </w:p>
         </w:tc>
         <w:tc>
@@ -2544,47 +3336,11 @@
                 <w:rFonts w:ascii="Times New Roman" w:hAnsi="Times New Roman" w:cs="Times New Roman"/>
               </w:rPr>
             </w:pPr>
-            <w:proofErr w:type="spellStart"/>
-            <w:r>
-              <w:rPr>
-                <w:rFonts w:ascii="Times New Roman" w:hAnsi="Times New Roman" w:cs="Times New Roman"/>
-              </w:rPr>
-              <w:t>Inputs</w:t>
-            </w:r>
-            <w:proofErr w:type="spellEnd"/>
-            <w:r>
-              <w:rPr>
-                <w:rFonts w:ascii="Times New Roman" w:hAnsi="Times New Roman" w:cs="Times New Roman"/>
-              </w:rPr>
-              <w:t xml:space="preserve"> (</w:t>
-            </w:r>
-            <w:proofErr w:type="spellStart"/>
-            <w:r>
-              <w:rPr>
-                <w:rFonts w:ascii="Times New Roman" w:hAnsi="Times New Roman" w:cs="Times New Roman"/>
-              </w:rPr>
-              <w:t>player</w:t>
-            </w:r>
-            <w:proofErr w:type="spellEnd"/>
-            <w:r>
-              <w:rPr>
-                <w:rFonts w:ascii="Times New Roman" w:hAnsi="Times New Roman" w:cs="Times New Roman"/>
-              </w:rPr>
-              <w:t xml:space="preserve"> </w:t>
-            </w:r>
-            <w:proofErr w:type="spellStart"/>
-            <w:r>
-              <w:rPr>
-                <w:rFonts w:ascii="Times New Roman" w:hAnsi="Times New Roman" w:cs="Times New Roman"/>
-              </w:rPr>
-              <w:t>actions</w:t>
-            </w:r>
-            <w:proofErr w:type="spellEnd"/>
-            <w:r>
-              <w:rPr>
-                <w:rFonts w:ascii="Times New Roman" w:hAnsi="Times New Roman" w:cs="Times New Roman"/>
-              </w:rPr>
-              <w:t>)</w:t>
+            <w:r>
+              <w:rPr>
+                <w:rFonts w:ascii="Times New Roman" w:hAnsi="Times New Roman" w:cs="Times New Roman"/>
+              </w:rPr>
+              <w:t>Inputs (player actions)</w:t>
             </w:r>
           </w:p>
         </w:tc>
@@ -2606,19 +3362,11 @@
                 <w:rFonts w:ascii="Times New Roman" w:hAnsi="Times New Roman" w:cs="Times New Roman"/>
               </w:rPr>
             </w:pPr>
-            <w:proofErr w:type="spellStart"/>
-            <w:r>
-              <w:rPr>
-                <w:rFonts w:ascii="Times New Roman" w:hAnsi="Times New Roman" w:cs="Times New Roman"/>
-              </w:rPr>
-              <w:t>Unreliable</w:t>
-            </w:r>
-            <w:proofErr w:type="spellEnd"/>
-            <w:r>
-              <w:rPr>
-                <w:rFonts w:ascii="Times New Roman" w:hAnsi="Times New Roman" w:cs="Times New Roman"/>
-              </w:rPr>
-              <w:t xml:space="preserve"> (UDP)</w:t>
+            <w:r>
+              <w:rPr>
+                <w:rFonts w:ascii="Times New Roman" w:hAnsi="Times New Roman" w:cs="Times New Roman"/>
+              </w:rPr>
+              <w:t>Unreliable (UDP)</w:t>
             </w:r>
           </w:p>
         </w:tc>
@@ -2644,21 +3392,7 @@
               <w:rPr>
                 <w:rFonts w:ascii="Times New Roman" w:hAnsi="Times New Roman" w:cs="Times New Roman"/>
               </w:rPr>
-              <w:t xml:space="preserve">20–60 </w:t>
-            </w:r>
-            <w:proofErr w:type="spellStart"/>
-            <w:r>
-              <w:rPr>
-                <w:rFonts w:ascii="Times New Roman" w:hAnsi="Times New Roman" w:cs="Times New Roman"/>
-              </w:rPr>
-              <w:t>Hz</w:t>
-            </w:r>
-            <w:proofErr w:type="spellEnd"/>
-            <w:r>
-              <w:rPr>
-                <w:rFonts w:ascii="Times New Roman" w:hAnsi="Times New Roman" w:cs="Times New Roman"/>
-              </w:rPr>
-              <w:t xml:space="preserve"> (см. тип)</w:t>
+              <w:t>20–60 Hz (см. тип)</w:t>
             </w:r>
           </w:p>
         </w:tc>
@@ -2686,23 +3420,7 @@
                 <w:rFonts w:ascii="Times New Roman" w:hAnsi="Times New Roman" w:cs="Times New Roman"/>
                 <w:lang w:val="en-US"/>
               </w:rPr>
-              <w:t xml:space="preserve">seq </w:t>
-            </w:r>
-            <w:proofErr w:type="spellStart"/>
-            <w:r>
-              <w:rPr>
-                <w:rFonts w:ascii="Times New Roman" w:hAnsi="Times New Roman" w:cs="Times New Roman"/>
-                <w:lang w:val="en-US"/>
-              </w:rPr>
-              <w:t>nos</w:t>
-            </w:r>
-            <w:proofErr w:type="spellEnd"/>
-            <w:r>
-              <w:rPr>
-                <w:rFonts w:ascii="Times New Roman" w:hAnsi="Times New Roman" w:cs="Times New Roman"/>
-                <w:lang w:val="en-US"/>
-              </w:rPr>
-              <w:t>, server ignores duplicates, reordering handled by seq</w:t>
+              <w:t>seq nos, server ignores duplicates, reordering handled by seq</w:t>
             </w:r>
           </w:p>
         </w:tc>
@@ -2726,19 +3444,11 @@
                 <w:rFonts w:ascii="Times New Roman" w:hAnsi="Times New Roman" w:cs="Times New Roman"/>
               </w:rPr>
             </w:pPr>
-            <w:proofErr w:type="spellStart"/>
-            <w:r>
-              <w:rPr>
-                <w:rFonts w:ascii="Times New Roman" w:hAnsi="Times New Roman" w:cs="Times New Roman"/>
-              </w:rPr>
-              <w:t>Poses</w:t>
-            </w:r>
-            <w:proofErr w:type="spellEnd"/>
-            <w:r>
-              <w:rPr>
-                <w:rFonts w:ascii="Times New Roman" w:hAnsi="Times New Roman" w:cs="Times New Roman"/>
-              </w:rPr>
-              <w:t xml:space="preserve"> (XR)</w:t>
+            <w:r>
+              <w:rPr>
+                <w:rFonts w:ascii="Times New Roman" w:hAnsi="Times New Roman" w:cs="Times New Roman"/>
+              </w:rPr>
+              <w:t>Poses (XR)</w:t>
             </w:r>
           </w:p>
         </w:tc>
@@ -2760,14 +3470,12 @@
                 <w:rFonts w:ascii="Times New Roman" w:hAnsi="Times New Roman" w:cs="Times New Roman"/>
               </w:rPr>
             </w:pPr>
-            <w:proofErr w:type="spellStart"/>
             <w:r>
               <w:rPr>
                 <w:rFonts w:ascii="Times New Roman" w:hAnsi="Times New Roman" w:cs="Times New Roman"/>
               </w:rPr>
               <w:t>Unreliable</w:t>
             </w:r>
-            <w:proofErr w:type="spellEnd"/>
           </w:p>
         </w:tc>
         <w:tc>
@@ -2792,35 +3500,7 @@
               <w:rPr>
                 <w:rFonts w:ascii="Times New Roman" w:hAnsi="Times New Roman" w:cs="Times New Roman"/>
               </w:rPr>
-              <w:t xml:space="preserve">60 </w:t>
-            </w:r>
-            <w:proofErr w:type="spellStart"/>
-            <w:r>
-              <w:rPr>
-                <w:rFonts w:ascii="Times New Roman" w:hAnsi="Times New Roman" w:cs="Times New Roman"/>
-              </w:rPr>
-              <w:t>Hz</w:t>
-            </w:r>
-            <w:proofErr w:type="spellEnd"/>
-            <w:r>
-              <w:rPr>
-                <w:rFonts w:ascii="Times New Roman" w:hAnsi="Times New Roman" w:cs="Times New Roman"/>
-              </w:rPr>
-              <w:t xml:space="preserve"> (XR) / 20 </w:t>
-            </w:r>
-            <w:proofErr w:type="spellStart"/>
-            <w:r>
-              <w:rPr>
-                <w:rFonts w:ascii="Times New Roman" w:hAnsi="Times New Roman" w:cs="Times New Roman"/>
-              </w:rPr>
-              <w:t>Hz</w:t>
-            </w:r>
-            <w:proofErr w:type="spellEnd"/>
-            <w:r>
-              <w:rPr>
-                <w:rFonts w:ascii="Times New Roman" w:hAnsi="Times New Roman" w:cs="Times New Roman"/>
-              </w:rPr>
-              <w:t xml:space="preserve"> (ПК)</w:t>
+              <w:t>60 Hz (XR) / 20 Hz (ПК)</w:t>
             </w:r>
           </w:p>
         </w:tc>
@@ -2848,23 +3528,7 @@
                 <w:rFonts w:ascii="Times New Roman" w:hAnsi="Times New Roman" w:cs="Times New Roman"/>
                 <w:lang w:val="en-US"/>
               </w:rPr>
-              <w:t xml:space="preserve">no </w:t>
-            </w:r>
-            <w:proofErr w:type="gramStart"/>
-            <w:r>
-              <w:rPr>
-                <w:rFonts w:ascii="Times New Roman" w:hAnsi="Times New Roman" w:cs="Times New Roman"/>
-                <w:lang w:val="en-US"/>
-              </w:rPr>
-              <w:t>retransmit</w:t>
-            </w:r>
-            <w:proofErr w:type="gramEnd"/>
-            <w:r>
-              <w:rPr>
-                <w:rFonts w:ascii="Times New Roman" w:hAnsi="Times New Roman" w:cs="Times New Roman"/>
-                <w:lang w:val="en-US"/>
-              </w:rPr>
-              <w:t>; client interpolation; server authoritative reconciliation</w:t>
+              <w:t>no retransmit; client interpolation; server authoritative reconciliation</w:t>
             </w:r>
           </w:p>
         </w:tc>
@@ -2888,42 +3552,12 @@
                 <w:rFonts w:ascii="Times New Roman" w:hAnsi="Times New Roman" w:cs="Times New Roman"/>
               </w:rPr>
             </w:pPr>
-            <w:proofErr w:type="spellStart"/>
-            <w:r>
-              <w:rPr>
-                <w:rFonts w:ascii="Times New Roman" w:hAnsi="Times New Roman" w:cs="Times New Roman"/>
-              </w:rPr>
-              <w:t>Anchors</w:t>
-            </w:r>
-            <w:proofErr w:type="spellEnd"/>
-            <w:r>
-              <w:rPr>
-                <w:rFonts w:ascii="Times New Roman" w:hAnsi="Times New Roman" w:cs="Times New Roman"/>
-              </w:rPr>
-              <w:t xml:space="preserve"> / </w:t>
-            </w:r>
-            <w:proofErr w:type="spellStart"/>
-            <w:r>
-              <w:rPr>
-                <w:rFonts w:ascii="Times New Roman" w:hAnsi="Times New Roman" w:cs="Times New Roman"/>
-              </w:rPr>
-              <w:t>Scene</w:t>
-            </w:r>
-            <w:proofErr w:type="spellEnd"/>
-            <w:r>
-              <w:rPr>
-                <w:rFonts w:ascii="Times New Roman" w:hAnsi="Times New Roman" w:cs="Times New Roman"/>
-              </w:rPr>
-              <w:t xml:space="preserve"> </w:t>
-            </w:r>
-            <w:proofErr w:type="spellStart"/>
-            <w:r>
-              <w:rPr>
-                <w:rFonts w:ascii="Times New Roman" w:hAnsi="Times New Roman" w:cs="Times New Roman"/>
-              </w:rPr>
-              <w:t>ops</w:t>
-            </w:r>
-            <w:proofErr w:type="spellEnd"/>
+            <w:r>
+              <w:rPr>
+                <w:rFonts w:ascii="Times New Roman" w:hAnsi="Times New Roman" w:cs="Times New Roman"/>
+              </w:rPr>
+              <w:t>Anchors / Scene ops</w:t>
+            </w:r>
           </w:p>
         </w:tc>
         <w:tc>
@@ -2944,14 +3578,12 @@
                 <w:rFonts w:ascii="Times New Roman" w:hAnsi="Times New Roman" w:cs="Times New Roman"/>
               </w:rPr>
             </w:pPr>
-            <w:proofErr w:type="spellStart"/>
             <w:r>
               <w:rPr>
                 <w:rFonts w:ascii="Times New Roman" w:hAnsi="Times New Roman" w:cs="Times New Roman"/>
               </w:rPr>
               <w:t>Reliable</w:t>
             </w:r>
-            <w:proofErr w:type="spellEnd"/>
           </w:p>
         </w:tc>
         <w:tc>
@@ -2972,14 +3604,12 @@
                 <w:rFonts w:ascii="Times New Roman" w:hAnsi="Times New Roman" w:cs="Times New Roman"/>
               </w:rPr>
             </w:pPr>
-            <w:proofErr w:type="spellStart"/>
             <w:r>
               <w:rPr>
                 <w:rFonts w:ascii="Times New Roman" w:hAnsi="Times New Roman" w:cs="Times New Roman"/>
               </w:rPr>
               <w:t>on-change</w:t>
             </w:r>
-            <w:proofErr w:type="spellEnd"/>
           </w:p>
         </w:tc>
         <w:tc>
@@ -3000,42 +3630,12 @@
                 <w:rFonts w:ascii="Times New Roman" w:hAnsi="Times New Roman" w:cs="Times New Roman"/>
               </w:rPr>
             </w:pPr>
-            <w:proofErr w:type="spellStart"/>
-            <w:r>
-              <w:rPr>
-                <w:rFonts w:ascii="Times New Roman" w:hAnsi="Times New Roman" w:cs="Times New Roman"/>
-              </w:rPr>
-              <w:t>reliable</w:t>
-            </w:r>
-            <w:proofErr w:type="spellEnd"/>
-            <w:r>
-              <w:rPr>
-                <w:rFonts w:ascii="Times New Roman" w:hAnsi="Times New Roman" w:cs="Times New Roman"/>
-              </w:rPr>
-              <w:t xml:space="preserve"> </w:t>
-            </w:r>
-            <w:proofErr w:type="spellStart"/>
-            <w:r>
-              <w:rPr>
-                <w:rFonts w:ascii="Times New Roman" w:hAnsi="Times New Roman" w:cs="Times New Roman"/>
-              </w:rPr>
-              <w:t>commit</w:t>
-            </w:r>
-            <w:proofErr w:type="spellEnd"/>
-            <w:r>
-              <w:rPr>
-                <w:rFonts w:ascii="Times New Roman" w:hAnsi="Times New Roman" w:cs="Times New Roman"/>
-              </w:rPr>
-              <w:t xml:space="preserve">, </w:t>
-            </w:r>
-            <w:proofErr w:type="spellStart"/>
-            <w:r>
-              <w:rPr>
-                <w:rFonts w:ascii="Times New Roman" w:hAnsi="Times New Roman" w:cs="Times New Roman"/>
-              </w:rPr>
-              <w:t>versioned</w:t>
-            </w:r>
-            <w:proofErr w:type="spellEnd"/>
+            <w:r>
+              <w:rPr>
+                <w:rFonts w:ascii="Times New Roman" w:hAnsi="Times New Roman" w:cs="Times New Roman"/>
+              </w:rPr>
+              <w:t>reliable commit, versioned</w:t>
+            </w:r>
           </w:p>
         </w:tc>
       </w:tr>
@@ -3058,14 +3658,12 @@
                 <w:rFonts w:ascii="Times New Roman" w:hAnsi="Times New Roman" w:cs="Times New Roman"/>
               </w:rPr>
             </w:pPr>
-            <w:proofErr w:type="spellStart"/>
             <w:r>
               <w:rPr>
                 <w:rFonts w:ascii="Times New Roman" w:hAnsi="Times New Roman" w:cs="Times New Roman"/>
               </w:rPr>
               <w:t>Heartbeat</w:t>
             </w:r>
-            <w:proofErr w:type="spellEnd"/>
           </w:p>
         </w:tc>
         <w:tc>
@@ -3086,33 +3684,11 @@
                 <w:rFonts w:ascii="Times New Roman" w:hAnsi="Times New Roman" w:cs="Times New Roman"/>
               </w:rPr>
             </w:pPr>
-            <w:proofErr w:type="spellStart"/>
-            <w:r>
-              <w:rPr>
-                <w:rFonts w:ascii="Times New Roman" w:hAnsi="Times New Roman" w:cs="Times New Roman"/>
-              </w:rPr>
-              <w:t>Reliable</w:t>
-            </w:r>
-            <w:proofErr w:type="spellEnd"/>
-            <w:r>
-              <w:rPr>
-                <w:rFonts w:ascii="Times New Roman" w:hAnsi="Times New Roman" w:cs="Times New Roman"/>
-              </w:rPr>
-              <w:t xml:space="preserve"> (</w:t>
-            </w:r>
-            <w:proofErr w:type="spellStart"/>
-            <w:r>
-              <w:rPr>
-                <w:rFonts w:ascii="Times New Roman" w:hAnsi="Times New Roman" w:cs="Times New Roman"/>
-              </w:rPr>
-              <w:t>small</w:t>
-            </w:r>
-            <w:proofErr w:type="spellEnd"/>
-            <w:r>
-              <w:rPr>
-                <w:rFonts w:ascii="Times New Roman" w:hAnsi="Times New Roman" w:cs="Times New Roman"/>
-              </w:rPr>
-              <w:t>)</w:t>
+            <w:r>
+              <w:rPr>
+                <w:rFonts w:ascii="Times New Roman" w:hAnsi="Times New Roman" w:cs="Times New Roman"/>
+              </w:rPr>
+              <w:t>Reliable (small)</w:t>
             </w:r>
           </w:p>
         </w:tc>
@@ -3138,35 +3714,7 @@
               <w:rPr>
                 <w:rFonts w:ascii="Times New Roman" w:hAnsi="Times New Roman" w:cs="Times New Roman"/>
               </w:rPr>
-              <w:t xml:space="preserve">1 </w:t>
-            </w:r>
-            <w:proofErr w:type="spellStart"/>
-            <w:r>
-              <w:rPr>
-                <w:rFonts w:ascii="Times New Roman" w:hAnsi="Times New Roman" w:cs="Times New Roman"/>
-              </w:rPr>
-              <w:t>Hz</w:t>
-            </w:r>
-            <w:proofErr w:type="spellEnd"/>
-            <w:r>
-              <w:rPr>
-                <w:rFonts w:ascii="Times New Roman" w:hAnsi="Times New Roman" w:cs="Times New Roman"/>
-              </w:rPr>
-              <w:t xml:space="preserve"> (1000 </w:t>
-            </w:r>
-            <w:proofErr w:type="spellStart"/>
-            <w:r>
-              <w:rPr>
-                <w:rFonts w:ascii="Times New Roman" w:hAnsi="Times New Roman" w:cs="Times New Roman"/>
-              </w:rPr>
-              <w:t>ms</w:t>
-            </w:r>
-            <w:proofErr w:type="spellEnd"/>
-            <w:r>
-              <w:rPr>
-                <w:rFonts w:ascii="Times New Roman" w:hAnsi="Times New Roman" w:cs="Times New Roman"/>
-              </w:rPr>
-              <w:t>)</w:t>
+              <w:t>1 Hz (1000 ms)</w:t>
             </w:r>
           </w:p>
         </w:tc>
@@ -3188,42 +3736,12 @@
                 <w:rFonts w:ascii="Times New Roman" w:hAnsi="Times New Roman" w:cs="Times New Roman"/>
               </w:rPr>
             </w:pPr>
-            <w:proofErr w:type="spellStart"/>
-            <w:r>
-              <w:rPr>
-                <w:rFonts w:ascii="Times New Roman" w:hAnsi="Times New Roman" w:cs="Times New Roman"/>
-              </w:rPr>
-              <w:t>timeout</w:t>
-            </w:r>
-            <w:proofErr w:type="spellEnd"/>
-            <w:r>
-              <w:rPr>
-                <w:rFonts w:ascii="Times New Roman" w:hAnsi="Times New Roman" w:cs="Times New Roman"/>
-              </w:rPr>
-              <w:t xml:space="preserve"> </w:t>
-            </w:r>
-            <w:proofErr w:type="spellStart"/>
-            <w:r>
-              <w:rPr>
-                <w:rFonts w:ascii="Times New Roman" w:hAnsi="Times New Roman" w:cs="Times New Roman"/>
-              </w:rPr>
-              <w:t>detection</w:t>
-            </w:r>
-            <w:proofErr w:type="spellEnd"/>
-            <w:r>
-              <w:rPr>
-                <w:rFonts w:ascii="Times New Roman" w:hAnsi="Times New Roman" w:cs="Times New Roman"/>
-              </w:rPr>
-              <w:t xml:space="preserve">, </w:t>
-            </w:r>
-            <w:proofErr w:type="spellStart"/>
-            <w:r>
-              <w:rPr>
-                <w:rFonts w:ascii="Times New Roman" w:hAnsi="Times New Roman" w:cs="Times New Roman"/>
-              </w:rPr>
-              <w:t>keep-alive</w:t>
-            </w:r>
-            <w:proofErr w:type="spellEnd"/>
+            <w:r>
+              <w:rPr>
+                <w:rFonts w:ascii="Times New Roman" w:hAnsi="Times New Roman" w:cs="Times New Roman"/>
+              </w:rPr>
+              <w:t>timeout detection, keep-alive</w:t>
+            </w:r>
           </w:p>
         </w:tc>
       </w:tr>
@@ -3280,29 +3798,7 @@
           <w:sz w:val="28"/>
           <w:szCs w:val="28"/>
         </w:rPr>
-        <w:t xml:space="preserve">Исходные: p95 RTT = 120 </w:t>
-      </w:r>
-      <w:proofErr w:type="spellStart"/>
-      <w:r>
-        <w:rPr>
-          <w:rFonts w:ascii="Times New Roman" w:hAnsi="Times New Roman" w:cs="Times New Roman"/>
-          <w:b/>
-          <w:bCs/>
-          <w:sz w:val="28"/>
-          <w:szCs w:val="28"/>
-        </w:rPr>
-        <w:t>ms</w:t>
-      </w:r>
-      <w:proofErr w:type="spellEnd"/>
-      <w:r>
-        <w:rPr>
-          <w:rFonts w:ascii="Times New Roman" w:hAnsi="Times New Roman" w:cs="Times New Roman"/>
-          <w:b/>
-          <w:bCs/>
-          <w:sz w:val="28"/>
-          <w:szCs w:val="28"/>
-        </w:rPr>
-        <w:t>, потери ≤ 5%.</w:t>
+        <w:t>Исходные: p95 RTT = 120 ms, потери ≤ 5%.</w:t>
       </w:r>
     </w:p>
     <w:p>
@@ -3375,25 +3871,14 @@
           <w:lang w:val="en-US"/>
         </w:rPr>
       </w:pPr>
-      <w:proofErr w:type="spellStart"/>
-      <w:r>
-        <w:rPr>
-          <w:rFonts w:ascii="Times New Roman" w:hAnsi="Times New Roman" w:cs="Times New Roman"/>
-          <w:sz w:val="28"/>
-          <w:szCs w:val="28"/>
-          <w:lang w:val="en-US"/>
-        </w:rPr>
-        <w:t>buffer_ms</w:t>
-      </w:r>
-      <w:proofErr w:type="spellEnd"/>
-      <w:r>
-        <w:rPr>
-          <w:rFonts w:ascii="Times New Roman" w:hAnsi="Times New Roman" w:cs="Times New Roman"/>
-          <w:sz w:val="28"/>
-          <w:szCs w:val="28"/>
-          <w:lang w:val="en-US"/>
-        </w:rPr>
-        <w:t xml:space="preserve"> = RTT_p95 / 2 + safety</w:t>
+      <w:r>
+        <w:rPr>
+          <w:rFonts w:ascii="Times New Roman" w:hAnsi="Times New Roman" w:cs="Times New Roman"/>
+          <w:sz w:val="28"/>
+          <w:szCs w:val="28"/>
+          <w:lang w:val="en-US"/>
+        </w:rPr>
+        <w:t>buffer_ms = RTT_p95 / 2 + safety</w:t>
       </w:r>
     </w:p>
     <w:p>
@@ -3403,26 +3888,18 @@
           <w:rFonts w:ascii="Times New Roman" w:hAnsi="Times New Roman" w:cs="Times New Roman"/>
           <w:sz w:val="28"/>
           <w:szCs w:val="28"/>
-        </w:rPr>
-      </w:pPr>
-      <w:r>
-        <w:rPr>
-          <w:rFonts w:ascii="Times New Roman" w:hAnsi="Times New Roman" w:cs="Times New Roman"/>
-          <w:sz w:val="28"/>
-          <w:szCs w:val="28"/>
-        </w:rPr>
-        <w:t xml:space="preserve">120/2 + 40 = 100 </w:t>
-      </w:r>
-      <w:proofErr w:type="spellStart"/>
-      <w:r>
-        <w:rPr>
-          <w:rFonts w:ascii="Times New Roman" w:hAnsi="Times New Roman" w:cs="Times New Roman"/>
-          <w:sz w:val="28"/>
-          <w:szCs w:val="28"/>
-        </w:rPr>
-        <w:t>ms</w:t>
-      </w:r>
-      <w:proofErr w:type="spellEnd"/>
+          <w:lang w:val="en-US"/>
+        </w:rPr>
+      </w:pPr>
+      <w:r>
+        <w:rPr>
+          <w:rFonts w:ascii="Times New Roman" w:hAnsi="Times New Roman" w:cs="Times New Roman"/>
+          <w:sz w:val="28"/>
+          <w:szCs w:val="28"/>
+          <w:lang w:val="en-US"/>
+        </w:rPr>
+        <w:t>120/2 + 40 = 100 ms</w:t>
+      </w:r>
     </w:p>
     <w:p>
       <w:pPr>
@@ -3431,97 +3908,68 @@
           <w:rFonts w:ascii="Times New Roman" w:hAnsi="Times New Roman" w:cs="Times New Roman"/>
           <w:sz w:val="28"/>
           <w:szCs w:val="28"/>
-        </w:rPr>
-      </w:pPr>
-      <w:proofErr w:type="spellStart"/>
-      <w:r>
-        <w:rPr>
-          <w:rFonts w:ascii="Times New Roman" w:hAnsi="Times New Roman" w:cs="Times New Roman"/>
-          <w:sz w:val="28"/>
-          <w:szCs w:val="28"/>
-        </w:rPr>
-        <w:t>buffer</w:t>
-      </w:r>
-      <w:proofErr w:type="spellEnd"/>
-      <w:r>
-        <w:rPr>
-          <w:rFonts w:ascii="Times New Roman" w:hAnsi="Times New Roman" w:cs="Times New Roman"/>
-          <w:sz w:val="28"/>
-          <w:szCs w:val="28"/>
-        </w:rPr>
-        <w:t xml:space="preserve"> = 100 </w:t>
-      </w:r>
-      <w:proofErr w:type="spellStart"/>
-      <w:r>
-        <w:rPr>
-          <w:rFonts w:ascii="Times New Roman" w:hAnsi="Times New Roman" w:cs="Times New Roman"/>
-          <w:sz w:val="28"/>
-          <w:szCs w:val="28"/>
-        </w:rPr>
-        <w:t>ms</w:t>
-      </w:r>
-      <w:proofErr w:type="spellEnd"/>
-      <w:r>
-        <w:rPr>
-          <w:rFonts w:ascii="Times New Roman" w:hAnsi="Times New Roman" w:cs="Times New Roman"/>
-          <w:sz w:val="28"/>
-          <w:szCs w:val="28"/>
-        </w:rPr>
-        <w:t xml:space="preserve">. Обеспечивает сглаживание </w:t>
-      </w:r>
-      <w:proofErr w:type="spellStart"/>
-      <w:r>
-        <w:rPr>
-          <w:rFonts w:ascii="Times New Roman" w:hAnsi="Times New Roman" w:cs="Times New Roman"/>
-          <w:sz w:val="28"/>
-          <w:szCs w:val="28"/>
-        </w:rPr>
-        <w:t>jitter</w:t>
-      </w:r>
-      <w:proofErr w:type="spellEnd"/>
-      <w:r>
-        <w:rPr>
-          <w:rFonts w:ascii="Times New Roman" w:hAnsi="Times New Roman" w:cs="Times New Roman"/>
-          <w:sz w:val="28"/>
-          <w:szCs w:val="28"/>
-        </w:rPr>
-        <w:t xml:space="preserve"> и </w:t>
-      </w:r>
-      <w:proofErr w:type="spellStart"/>
-      <w:r>
-        <w:rPr>
-          <w:rFonts w:ascii="Times New Roman" w:hAnsi="Times New Roman" w:cs="Times New Roman"/>
-          <w:sz w:val="28"/>
-          <w:szCs w:val="28"/>
-        </w:rPr>
-        <w:t>one-way</w:t>
-      </w:r>
-      <w:proofErr w:type="spellEnd"/>
-      <w:r>
-        <w:rPr>
-          <w:rFonts w:ascii="Times New Roman" w:hAnsi="Times New Roman" w:cs="Times New Roman"/>
-          <w:sz w:val="28"/>
-          <w:szCs w:val="28"/>
+          <w:lang w:val="en-US"/>
+        </w:rPr>
+      </w:pPr>
+      <w:r>
+        <w:rPr>
+          <w:rFonts w:ascii="Times New Roman" w:hAnsi="Times New Roman" w:cs="Times New Roman"/>
+          <w:sz w:val="28"/>
+          <w:szCs w:val="28"/>
+          <w:lang w:val="en-US"/>
+        </w:rPr>
+        <w:t xml:space="preserve">buffer = 100 ms. </w:t>
+      </w:r>
+      <w:r>
+        <w:rPr>
+          <w:rFonts w:ascii="Times New Roman" w:hAnsi="Times New Roman" w:cs="Times New Roman"/>
+          <w:sz w:val="28"/>
+          <w:szCs w:val="28"/>
+        </w:rPr>
+        <w:t>Обеспечивает</w:t>
+      </w:r>
+      <w:r>
+        <w:rPr>
+          <w:rFonts w:ascii="Times New Roman" w:hAnsi="Times New Roman" w:cs="Times New Roman"/>
+          <w:sz w:val="28"/>
+          <w:szCs w:val="28"/>
+          <w:lang w:val="en-US"/>
         </w:rPr>
         <w:t xml:space="preserve"> </w:t>
       </w:r>
-      <w:proofErr w:type="spellStart"/>
-      <w:r>
-        <w:rPr>
-          <w:rFonts w:ascii="Times New Roman" w:hAnsi="Times New Roman" w:cs="Times New Roman"/>
-          <w:sz w:val="28"/>
-          <w:szCs w:val="28"/>
-        </w:rPr>
-        <w:t>delay</w:t>
-      </w:r>
-      <w:proofErr w:type="spellEnd"/>
-      <w:r>
-        <w:rPr>
-          <w:rFonts w:ascii="Times New Roman" w:hAnsi="Times New Roman" w:cs="Times New Roman"/>
-          <w:sz w:val="28"/>
-          <w:szCs w:val="28"/>
-        </w:rPr>
-        <w:t>.</w:t>
+      <w:r>
+        <w:rPr>
+          <w:rFonts w:ascii="Times New Roman" w:hAnsi="Times New Roman" w:cs="Times New Roman"/>
+          <w:sz w:val="28"/>
+          <w:szCs w:val="28"/>
+        </w:rPr>
+        <w:t>сглаживание</w:t>
+      </w:r>
+      <w:r>
+        <w:rPr>
+          <w:rFonts w:ascii="Times New Roman" w:hAnsi="Times New Roman" w:cs="Times New Roman"/>
+          <w:sz w:val="28"/>
+          <w:szCs w:val="28"/>
+          <w:lang w:val="en-US"/>
+        </w:rPr>
+        <w:t xml:space="preserve"> jitter </w:t>
+      </w:r>
+      <w:r>
+        <w:rPr>
+          <w:rFonts w:ascii="Times New Roman" w:hAnsi="Times New Roman" w:cs="Times New Roman"/>
+          <w:sz w:val="28"/>
+          <w:szCs w:val="28"/>
+        </w:rPr>
+        <w:t>и</w:t>
+      </w:r>
+      <w:r>
+        <w:rPr>
+          <w:rFonts w:ascii="Times New Roman" w:hAnsi="Times New Roman" w:cs="Times New Roman"/>
+          <w:sz w:val="28"/>
+          <w:szCs w:val="28"/>
+          <w:lang w:val="en-US"/>
+        </w:rPr>
+        <w:t xml:space="preserve"> one-way delay.</w:t>
       </w:r>
     </w:p>
     <w:p>
@@ -3534,9 +3982,9 @@
           <w:sz w:val="28"/>
           <w:szCs w:val="28"/>
           <w:u w:val="single"/>
-        </w:rPr>
-      </w:pPr>
-      <w:proofErr w:type="spellStart"/>
+          <w:lang w:val="en-US"/>
+        </w:rPr>
+      </w:pPr>
       <w:r>
         <w:rPr>
           <w:rFonts w:ascii="Times New Roman" w:hAnsi="Times New Roman" w:cs="Times New Roman"/>
@@ -3548,7 +3996,6 @@
         </w:rPr>
         <w:t>Реконсиляция</w:t>
       </w:r>
-      <w:proofErr w:type="spellEnd"/>
       <w:r>
         <w:rPr>
           <w:rFonts w:ascii="Times New Roman" w:hAnsi="Times New Roman" w:cs="Times New Roman"/>
@@ -3557,11 +4004,173 @@
           <w:sz w:val="28"/>
           <w:szCs w:val="28"/>
           <w:u w:val="single"/>
-        </w:rPr>
-        <w:t xml:space="preserve"> / </w:t>
-      </w:r>
-      <w:proofErr w:type="spellStart"/>
-      <w:r>
+          <w:lang w:val="en-US"/>
+        </w:rPr>
+        <w:t xml:space="preserve"> / replay window</w:t>
+      </w:r>
+    </w:p>
+    <w:p>
+      <w:pPr>
+        <w:jc w:val="both"/>
+        <w:rPr>
+          <w:rFonts w:ascii="Times New Roman" w:hAnsi="Times New Roman" w:cs="Times New Roman"/>
+          <w:sz w:val="28"/>
+          <w:szCs w:val="28"/>
+          <w:lang w:val="en-US"/>
+        </w:rPr>
+      </w:pPr>
+      <w:r>
+        <w:rPr>
+          <w:rFonts w:ascii="Times New Roman" w:hAnsi="Times New Roman" w:cs="Times New Roman"/>
+          <w:sz w:val="28"/>
+          <w:szCs w:val="28"/>
+          <w:lang w:val="en-US"/>
+        </w:rPr>
+        <w:t>W_recon = 1.0 s (</w:t>
+      </w:r>
+      <w:r>
+        <w:rPr>
+          <w:rFonts w:ascii="Times New Roman" w:hAnsi="Times New Roman" w:cs="Times New Roman"/>
+          <w:sz w:val="28"/>
+          <w:szCs w:val="28"/>
+        </w:rPr>
+        <w:t>при</w:t>
+      </w:r>
+      <w:r>
+        <w:rPr>
+          <w:rFonts w:ascii="Times New Roman" w:hAnsi="Times New Roman" w:cs="Times New Roman"/>
+          <w:sz w:val="28"/>
+          <w:szCs w:val="28"/>
+          <w:lang w:val="en-US"/>
+        </w:rPr>
+        <w:t xml:space="preserve"> client_tick 60 Hz ≈ 60 </w:t>
+      </w:r>
+      <w:r>
+        <w:rPr>
+          <w:rFonts w:ascii="Times New Roman" w:hAnsi="Times New Roman" w:cs="Times New Roman"/>
+          <w:sz w:val="28"/>
+          <w:szCs w:val="28"/>
+        </w:rPr>
+        <w:t>команд</w:t>
+      </w:r>
+      <w:r>
+        <w:rPr>
+          <w:rFonts w:ascii="Times New Roman" w:hAnsi="Times New Roman" w:cs="Times New Roman"/>
+          <w:sz w:val="28"/>
+          <w:szCs w:val="28"/>
+          <w:lang w:val="en-US"/>
+        </w:rPr>
+        <w:t>)</w:t>
+      </w:r>
+    </w:p>
+    <w:p>
+      <w:pPr>
+        <w:jc w:val="both"/>
+        <w:rPr>
+          <w:rFonts w:ascii="Times New Roman" w:hAnsi="Times New Roman" w:cs="Times New Roman"/>
+          <w:sz w:val="28"/>
+          <w:szCs w:val="28"/>
+          <w:lang w:val="en-US"/>
+        </w:rPr>
+      </w:pPr>
+      <w:r>
+        <w:rPr>
+          <w:rFonts w:ascii="Times New Roman" w:hAnsi="Times New Roman" w:cs="Times New Roman"/>
+          <w:sz w:val="28"/>
+          <w:szCs w:val="28"/>
+        </w:rPr>
+        <w:t>После</w:t>
+      </w:r>
+      <w:r>
+        <w:rPr>
+          <w:rFonts w:ascii="Times New Roman" w:hAnsi="Times New Roman" w:cs="Times New Roman"/>
+          <w:sz w:val="28"/>
+          <w:szCs w:val="28"/>
+          <w:lang w:val="en-US"/>
+        </w:rPr>
+        <w:t xml:space="preserve"> </w:t>
+      </w:r>
+      <w:r>
+        <w:rPr>
+          <w:rFonts w:ascii="Times New Roman" w:hAnsi="Times New Roman" w:cs="Times New Roman"/>
+          <w:sz w:val="28"/>
+          <w:szCs w:val="28"/>
+        </w:rPr>
+        <w:t>получения</w:t>
+      </w:r>
+      <w:r>
+        <w:rPr>
+          <w:rFonts w:ascii="Times New Roman" w:hAnsi="Times New Roman" w:cs="Times New Roman"/>
+          <w:sz w:val="28"/>
+          <w:szCs w:val="28"/>
+          <w:lang w:val="en-US"/>
+        </w:rPr>
+        <w:t xml:space="preserve"> authoritative snapshot </w:t>
+      </w:r>
+      <w:r>
+        <w:rPr>
+          <w:rFonts w:ascii="Times New Roman" w:hAnsi="Times New Roman" w:cs="Times New Roman"/>
+          <w:sz w:val="28"/>
+          <w:szCs w:val="28"/>
+        </w:rPr>
+        <w:t>клиент</w:t>
+      </w:r>
+      <w:r>
+        <w:rPr>
+          <w:rFonts w:ascii="Times New Roman" w:hAnsi="Times New Roman" w:cs="Times New Roman"/>
+          <w:sz w:val="28"/>
+          <w:szCs w:val="28"/>
+          <w:lang w:val="en-US"/>
+        </w:rPr>
+        <w:t xml:space="preserve"> </w:t>
+      </w:r>
+      <w:r>
+        <w:rPr>
+          <w:rFonts w:ascii="Times New Roman" w:hAnsi="Times New Roman" w:cs="Times New Roman"/>
+          <w:sz w:val="28"/>
+          <w:szCs w:val="28"/>
+        </w:rPr>
+        <w:t>применяет</w:t>
+      </w:r>
+      <w:r>
+        <w:rPr>
+          <w:rFonts w:ascii="Times New Roman" w:hAnsi="Times New Roman" w:cs="Times New Roman"/>
+          <w:sz w:val="28"/>
+          <w:szCs w:val="28"/>
+          <w:lang w:val="en-US"/>
+        </w:rPr>
+        <w:t xml:space="preserve"> snapshot → replays buffered inputs (≤ 1s).</w:t>
+      </w:r>
+    </w:p>
+    <w:p>
+      <w:pPr>
+        <w:jc w:val="both"/>
+        <w:rPr>
+          <w:rFonts w:ascii="Times New Roman" w:hAnsi="Times New Roman" w:cs="Times New Roman"/>
+          <w:sz w:val="28"/>
+          <w:szCs w:val="28"/>
+        </w:rPr>
+      </w:pPr>
+      <w:r>
+        <w:rPr>
+          <w:rFonts w:ascii="Times New Roman" w:hAnsi="Times New Roman" w:cs="Times New Roman"/>
+          <w:sz w:val="28"/>
+          <w:szCs w:val="28"/>
+        </w:rPr>
+        <w:t>П</w:t>
+      </w:r>
+      <w:r>
+        <w:rPr>
+          <w:rFonts w:ascii="Times New Roman" w:hAnsi="Times New Roman" w:cs="Times New Roman"/>
+          <w:sz w:val="28"/>
+          <w:szCs w:val="28"/>
+        </w:rPr>
+        <w:t>ри p95=120 ms и потерях до 5% секунда даёт запас для повторных доставок и корректного UX.</w:t>
+      </w:r>
+    </w:p>
+    <w:p>
+      <w:pPr>
+        <w:jc w:val="both"/>
         <w:rPr>
           <w:rFonts w:ascii="Times New Roman" w:hAnsi="Times New Roman" w:cs="Times New Roman"/>
           <w:i/>
@@ -3570,9 +4179,7 @@
           <w:szCs w:val="28"/>
           <w:u w:val="single"/>
         </w:rPr>
-        <w:t>replay</w:t>
-      </w:r>
-      <w:proofErr w:type="spellEnd"/>
+      </w:pPr>
       <w:r>
         <w:rPr>
           <w:rFonts w:ascii="Times New Roman" w:hAnsi="Times New Roman" w:cs="Times New Roman"/>
@@ -3582,10 +4189,111 @@
           <w:szCs w:val="28"/>
           <w:u w:val="single"/>
         </w:rPr>
-        <w:t xml:space="preserve"> </w:t>
-      </w:r>
-      <w:proofErr w:type="spellStart"/>
-      <w:r>
+        <w:t>RTO / retry</w:t>
+      </w:r>
+    </w:p>
+    <w:p>
+      <w:pPr>
+        <w:jc w:val="both"/>
+        <w:rPr>
+          <w:rFonts w:ascii="Times New Roman" w:hAnsi="Times New Roman" w:cs="Times New Roman"/>
+          <w:sz w:val="28"/>
+          <w:szCs w:val="28"/>
+          <w:lang w:val="en-US"/>
+        </w:rPr>
+      </w:pPr>
+      <w:r>
+        <w:rPr>
+          <w:rFonts w:ascii="Times New Roman" w:hAnsi="Times New Roman" w:cs="Times New Roman"/>
+          <w:sz w:val="28"/>
+          <w:szCs w:val="28"/>
+          <w:lang w:val="en-US"/>
+        </w:rPr>
+        <w:t>RTO = max(500 ms, 2 * RTT_p95) → max(500, 240) = 500 ms</w:t>
+      </w:r>
+    </w:p>
+    <w:p>
+      <w:pPr>
+        <w:jc w:val="both"/>
+        <w:rPr>
+          <w:rFonts w:ascii="Times New Roman" w:hAnsi="Times New Roman" w:cs="Times New Roman"/>
+          <w:sz w:val="28"/>
+          <w:szCs w:val="28"/>
+          <w:lang w:val="en-US"/>
+        </w:rPr>
+      </w:pPr>
+      <w:r>
+        <w:rPr>
+          <w:rFonts w:ascii="Times New Roman" w:hAnsi="Times New Roman" w:cs="Times New Roman"/>
+          <w:sz w:val="28"/>
+          <w:szCs w:val="28"/>
+        </w:rPr>
+        <w:t>Политика</w:t>
+      </w:r>
+      <w:r>
+        <w:rPr>
+          <w:rFonts w:ascii="Times New Roman" w:hAnsi="Times New Roman" w:cs="Times New Roman"/>
+          <w:sz w:val="28"/>
+          <w:szCs w:val="28"/>
+          <w:lang w:val="en-US"/>
+        </w:rPr>
+        <w:t xml:space="preserve">: </w:t>
+      </w:r>
+      <w:r>
+        <w:rPr>
+          <w:rFonts w:ascii="Times New Roman" w:hAnsi="Times New Roman" w:cs="Times New Roman"/>
+          <w:sz w:val="28"/>
+          <w:szCs w:val="28"/>
+        </w:rPr>
+        <w:t>эксп</w:t>
+      </w:r>
+      <w:r>
+        <w:rPr>
+          <w:rFonts w:ascii="Times New Roman" w:hAnsi="Times New Roman" w:cs="Times New Roman"/>
+          <w:sz w:val="28"/>
+          <w:szCs w:val="28"/>
+          <w:lang w:val="en-US"/>
+        </w:rPr>
+        <w:t xml:space="preserve">. backoff </w:t>
+      </w:r>
+      <w:r>
+        <w:rPr>
+          <w:rFonts w:ascii="Times New Roman" w:hAnsi="Times New Roman" w:cs="Times New Roman"/>
+          <w:sz w:val="28"/>
+          <w:szCs w:val="28"/>
+        </w:rPr>
+        <w:t>с</w:t>
+      </w:r>
+      <w:r>
+        <w:rPr>
+          <w:rFonts w:ascii="Times New Roman" w:hAnsi="Times New Roman" w:cs="Times New Roman"/>
+          <w:sz w:val="28"/>
+          <w:szCs w:val="28"/>
+          <w:lang w:val="en-US"/>
+        </w:rPr>
+        <w:t xml:space="preserve"> jitter, max_retries = 5, </w:t>
+      </w:r>
+      <w:r>
+        <w:rPr>
+          <w:rFonts w:ascii="Times New Roman" w:hAnsi="Times New Roman" w:cs="Times New Roman"/>
+          <w:sz w:val="28"/>
+          <w:szCs w:val="28"/>
+        </w:rPr>
+        <w:t>затем</w:t>
+      </w:r>
+      <w:r>
+        <w:rPr>
+          <w:rFonts w:ascii="Times New Roman" w:hAnsi="Times New Roman" w:cs="Times New Roman"/>
+          <w:sz w:val="28"/>
+          <w:szCs w:val="28"/>
+          <w:lang w:val="en-US"/>
+        </w:rPr>
+        <w:t xml:space="preserve"> fallback → full reconnect.</w:t>
+      </w:r>
+    </w:p>
+    <w:p>
+      <w:pPr>
+        <w:jc w:val="both"/>
         <w:rPr>
           <w:rFonts w:ascii="Times New Roman" w:hAnsi="Times New Roman" w:cs="Times New Roman"/>
           <w:i/>
@@ -3593,222 +4301,10 @@
           <w:sz w:val="28"/>
           <w:szCs w:val="28"/>
           <w:u w:val="single"/>
-        </w:rPr>
-        <w:t>window</w:t>
-      </w:r>
-      <w:proofErr w:type="spellEnd"/>
-    </w:p>
-    <w:p>
-      <w:pPr>
-        <w:jc w:val="both"/>
-        <w:rPr>
-          <w:rFonts w:ascii="Times New Roman" w:hAnsi="Times New Roman" w:cs="Times New Roman"/>
-          <w:sz w:val="28"/>
-          <w:szCs w:val="28"/>
-          <w:lang w:val="en-US"/>
-        </w:rPr>
-      </w:pPr>
-      <w:proofErr w:type="spellStart"/>
-      <w:r>
-        <w:rPr>
-          <w:rFonts w:ascii="Times New Roman" w:hAnsi="Times New Roman" w:cs="Times New Roman"/>
-          <w:sz w:val="28"/>
-          <w:szCs w:val="28"/>
-          <w:lang w:val="en-US"/>
-        </w:rPr>
-        <w:t>W_recon</w:t>
-      </w:r>
-      <w:proofErr w:type="spellEnd"/>
-      <w:r>
-        <w:rPr>
-          <w:rFonts w:ascii="Times New Roman" w:hAnsi="Times New Roman" w:cs="Times New Roman"/>
-          <w:sz w:val="28"/>
-          <w:szCs w:val="28"/>
-          <w:lang w:val="en-US"/>
-        </w:rPr>
-        <w:t xml:space="preserve"> = 1.0 s (</w:t>
-      </w:r>
-      <w:r>
-        <w:rPr>
-          <w:rFonts w:ascii="Times New Roman" w:hAnsi="Times New Roman" w:cs="Times New Roman"/>
-          <w:sz w:val="28"/>
-          <w:szCs w:val="28"/>
-        </w:rPr>
-        <w:t>при</w:t>
-      </w:r>
-      <w:r>
-        <w:rPr>
-          <w:rFonts w:ascii="Times New Roman" w:hAnsi="Times New Roman" w:cs="Times New Roman"/>
-          <w:sz w:val="28"/>
-          <w:szCs w:val="28"/>
-          <w:lang w:val="en-US"/>
-        </w:rPr>
-        <w:t xml:space="preserve"> </w:t>
-      </w:r>
-      <w:proofErr w:type="spellStart"/>
-      <w:r>
-        <w:rPr>
-          <w:rFonts w:ascii="Times New Roman" w:hAnsi="Times New Roman" w:cs="Times New Roman"/>
-          <w:sz w:val="28"/>
-          <w:szCs w:val="28"/>
-          <w:lang w:val="en-US"/>
-        </w:rPr>
-        <w:t>client_tick</w:t>
-      </w:r>
-      <w:proofErr w:type="spellEnd"/>
-      <w:r>
-        <w:rPr>
-          <w:rFonts w:ascii="Times New Roman" w:hAnsi="Times New Roman" w:cs="Times New Roman"/>
-          <w:sz w:val="28"/>
-          <w:szCs w:val="28"/>
-          <w:lang w:val="en-US"/>
-        </w:rPr>
-        <w:t xml:space="preserve"> 60 Hz ≈ 60 </w:t>
-      </w:r>
-      <w:r>
-        <w:rPr>
-          <w:rFonts w:ascii="Times New Roman" w:hAnsi="Times New Roman" w:cs="Times New Roman"/>
-          <w:sz w:val="28"/>
-          <w:szCs w:val="28"/>
-        </w:rPr>
-        <w:t>команд</w:t>
-      </w:r>
-      <w:r>
-        <w:rPr>
-          <w:rFonts w:ascii="Times New Roman" w:hAnsi="Times New Roman" w:cs="Times New Roman"/>
-          <w:sz w:val="28"/>
-          <w:szCs w:val="28"/>
-          <w:lang w:val="en-US"/>
-        </w:rPr>
-        <w:t>)</w:t>
-      </w:r>
-    </w:p>
-    <w:p>
-      <w:pPr>
-        <w:jc w:val="both"/>
-        <w:rPr>
-          <w:rFonts w:ascii="Times New Roman" w:hAnsi="Times New Roman" w:cs="Times New Roman"/>
-          <w:sz w:val="28"/>
-          <w:szCs w:val="28"/>
-          <w:lang w:val="en-US"/>
-        </w:rPr>
-      </w:pPr>
-      <w:r>
-        <w:rPr>
-          <w:rFonts w:ascii="Times New Roman" w:hAnsi="Times New Roman" w:cs="Times New Roman"/>
-          <w:sz w:val="28"/>
-          <w:szCs w:val="28"/>
-        </w:rPr>
-        <w:t>После</w:t>
-      </w:r>
-      <w:r>
-        <w:rPr>
-          <w:rFonts w:ascii="Times New Roman" w:hAnsi="Times New Roman" w:cs="Times New Roman"/>
-          <w:sz w:val="28"/>
-          <w:szCs w:val="28"/>
-          <w:lang w:val="en-US"/>
-        </w:rPr>
-        <w:t xml:space="preserve"> </w:t>
-      </w:r>
-      <w:r>
-        <w:rPr>
-          <w:rFonts w:ascii="Times New Roman" w:hAnsi="Times New Roman" w:cs="Times New Roman"/>
-          <w:sz w:val="28"/>
-          <w:szCs w:val="28"/>
-        </w:rPr>
-        <w:t>получения</w:t>
-      </w:r>
-      <w:r>
-        <w:rPr>
-          <w:rFonts w:ascii="Times New Roman" w:hAnsi="Times New Roman" w:cs="Times New Roman"/>
-          <w:sz w:val="28"/>
-          <w:szCs w:val="28"/>
-          <w:lang w:val="en-US"/>
-        </w:rPr>
-        <w:t xml:space="preserve"> authoritative snapshot </w:t>
-      </w:r>
-      <w:r>
-        <w:rPr>
-          <w:rFonts w:ascii="Times New Roman" w:hAnsi="Times New Roman" w:cs="Times New Roman"/>
-          <w:sz w:val="28"/>
-          <w:szCs w:val="28"/>
-        </w:rPr>
-        <w:t>клиент</w:t>
-      </w:r>
-      <w:r>
-        <w:rPr>
-          <w:rFonts w:ascii="Times New Roman" w:hAnsi="Times New Roman" w:cs="Times New Roman"/>
-          <w:sz w:val="28"/>
-          <w:szCs w:val="28"/>
-          <w:lang w:val="en-US"/>
-        </w:rPr>
-        <w:t xml:space="preserve"> </w:t>
-      </w:r>
-      <w:r>
-        <w:rPr>
-          <w:rFonts w:ascii="Times New Roman" w:hAnsi="Times New Roman" w:cs="Times New Roman"/>
-          <w:sz w:val="28"/>
-          <w:szCs w:val="28"/>
-        </w:rPr>
-        <w:t>применяет</w:t>
-      </w:r>
-      <w:r>
-        <w:rPr>
-          <w:rFonts w:ascii="Times New Roman" w:hAnsi="Times New Roman" w:cs="Times New Roman"/>
-          <w:sz w:val="28"/>
-          <w:szCs w:val="28"/>
-          <w:lang w:val="en-US"/>
-        </w:rPr>
-        <w:t xml:space="preserve"> snapshot → replays buffered inputs (≤ 1s).</w:t>
-      </w:r>
-    </w:p>
-    <w:p>
-      <w:pPr>
-        <w:jc w:val="both"/>
-        <w:rPr>
-          <w:rFonts w:ascii="Times New Roman" w:hAnsi="Times New Roman" w:cs="Times New Roman"/>
-          <w:sz w:val="28"/>
-          <w:szCs w:val="28"/>
-        </w:rPr>
-      </w:pPr>
-      <w:r>
-        <w:rPr>
-          <w:rFonts w:ascii="Times New Roman" w:hAnsi="Times New Roman" w:cs="Times New Roman"/>
-          <w:sz w:val="28"/>
-          <w:szCs w:val="28"/>
-        </w:rPr>
-        <w:t>П</w:t>
-      </w:r>
-      <w:r>
-        <w:rPr>
-          <w:rFonts w:ascii="Times New Roman" w:hAnsi="Times New Roman" w:cs="Times New Roman"/>
-          <w:sz w:val="28"/>
-          <w:szCs w:val="28"/>
-        </w:rPr>
-        <w:t xml:space="preserve">ри p95=120 </w:t>
-      </w:r>
-      <w:proofErr w:type="spellStart"/>
-      <w:r>
-        <w:rPr>
-          <w:rFonts w:ascii="Times New Roman" w:hAnsi="Times New Roman" w:cs="Times New Roman"/>
-          <w:sz w:val="28"/>
-          <w:szCs w:val="28"/>
-        </w:rPr>
-        <w:t>ms</w:t>
-      </w:r>
-      <w:proofErr w:type="spellEnd"/>
-      <w:r>
-        <w:rPr>
-          <w:rFonts w:ascii="Times New Roman" w:hAnsi="Times New Roman" w:cs="Times New Roman"/>
-          <w:sz w:val="28"/>
-          <w:szCs w:val="28"/>
-        </w:rPr>
-        <w:t xml:space="preserve"> и потерях до 5% секунда даёт запас для повторных доставок и корректного UX.</w:t>
-      </w:r>
-    </w:p>
-    <w:p>
-      <w:pPr>
-        <w:jc w:val="both"/>
+          <w:lang w:val="en-US"/>
+        </w:rPr>
+      </w:pPr>
+      <w:r>
         <w:rPr>
           <w:rFonts w:ascii="Times New Roman" w:hAnsi="Times New Roman" w:cs="Times New Roman"/>
           <w:i/>
@@ -3816,9 +4312,115 @@
           <w:sz w:val="28"/>
           <w:szCs w:val="28"/>
           <w:u w:val="single"/>
-        </w:rPr>
-      </w:pPr>
-      <w:r>
+          <w:lang w:val="en-US"/>
+        </w:rPr>
+        <w:t>Heartbeat / Timeout</w:t>
+      </w:r>
+    </w:p>
+    <w:p>
+      <w:pPr>
+        <w:jc w:val="both"/>
+        <w:rPr>
+          <w:rFonts w:ascii="Times New Roman" w:hAnsi="Times New Roman" w:cs="Times New Roman"/>
+          <w:sz w:val="28"/>
+          <w:szCs w:val="28"/>
+          <w:lang w:val="en-US"/>
+        </w:rPr>
+      </w:pPr>
+      <w:r>
+        <w:rPr>
+          <w:rFonts w:ascii="Times New Roman" w:hAnsi="Times New Roman" w:cs="Times New Roman"/>
+          <w:sz w:val="28"/>
+          <w:szCs w:val="28"/>
+          <w:lang w:val="en-US"/>
+        </w:rPr>
+        <w:t>heartbeat_interval = 1000 ms (1 s)</w:t>
+      </w:r>
+    </w:p>
+    <w:p>
+      <w:pPr>
+        <w:jc w:val="both"/>
+        <w:rPr>
+          <w:rFonts w:ascii="Times New Roman" w:hAnsi="Times New Roman" w:cs="Times New Roman"/>
+          <w:sz w:val="28"/>
+          <w:szCs w:val="28"/>
+          <w:lang w:val="en-US"/>
+        </w:rPr>
+      </w:pPr>
+      <w:r>
+        <w:rPr>
+          <w:rFonts w:ascii="Times New Roman" w:hAnsi="Times New Roman" w:cs="Times New Roman"/>
+          <w:sz w:val="28"/>
+          <w:szCs w:val="28"/>
+          <w:lang w:val="en-US"/>
+        </w:rPr>
+        <w:lastRenderedPageBreak/>
+        <w:t xml:space="preserve">timeout_threshold = 3500 ms (3 </w:t>
+      </w:r>
+      <w:r>
+        <w:rPr>
+          <w:rFonts w:ascii="Times New Roman" w:hAnsi="Times New Roman" w:cs="Times New Roman"/>
+          <w:sz w:val="28"/>
+          <w:szCs w:val="28"/>
+        </w:rPr>
+        <w:t>последовательных</w:t>
+      </w:r>
+      <w:r>
+        <w:rPr>
+          <w:rFonts w:ascii="Times New Roman" w:hAnsi="Times New Roman" w:cs="Times New Roman"/>
+          <w:sz w:val="28"/>
+          <w:szCs w:val="28"/>
+          <w:lang w:val="en-US"/>
+        </w:rPr>
+        <w:t xml:space="preserve"> heartbeat </w:t>
+      </w:r>
+      <w:r>
+        <w:rPr>
+          <w:rFonts w:ascii="Times New Roman" w:hAnsi="Times New Roman" w:cs="Times New Roman"/>
+          <w:sz w:val="28"/>
+          <w:szCs w:val="28"/>
+        </w:rPr>
+        <w:t>пропущено</w:t>
+      </w:r>
+      <w:r>
+        <w:rPr>
+          <w:rFonts w:ascii="Times New Roman" w:hAnsi="Times New Roman" w:cs="Times New Roman"/>
+          <w:sz w:val="28"/>
+          <w:szCs w:val="28"/>
+          <w:lang w:val="en-US"/>
+        </w:rPr>
+        <w:t xml:space="preserve"> → Reconnecting)</w:t>
+      </w:r>
+    </w:p>
+    <w:p>
+      <w:pPr>
+        <w:jc w:val="both"/>
+        <w:rPr>
+          <w:rFonts w:ascii="Times New Roman" w:hAnsi="Times New Roman" w:cs="Times New Roman"/>
+          <w:sz w:val="28"/>
+          <w:szCs w:val="28"/>
+        </w:rPr>
+      </w:pPr>
+      <w:r>
+        <w:rPr>
+          <w:rFonts w:ascii="Times New Roman" w:hAnsi="Times New Roman" w:cs="Times New Roman"/>
+          <w:sz w:val="28"/>
+          <w:szCs w:val="28"/>
+        </w:rPr>
+        <w:t>В</w:t>
+      </w:r>
+      <w:r>
+        <w:rPr>
+          <w:rFonts w:ascii="Times New Roman" w:hAnsi="Times New Roman" w:cs="Times New Roman"/>
+          <w:sz w:val="28"/>
+          <w:szCs w:val="28"/>
+        </w:rPr>
+        <w:t>ыравнивание с RTO, устойчивость к кратковременным джиттерам.</w:t>
+      </w:r>
+    </w:p>
+    <w:p>
+      <w:pPr>
+        <w:jc w:val="both"/>
         <w:rPr>
           <w:rFonts w:ascii="Times New Roman" w:hAnsi="Times New Roman" w:cs="Times New Roman"/>
           <w:i/>
@@ -3827,9 +4429,7 @@
           <w:szCs w:val="28"/>
           <w:u w:val="single"/>
         </w:rPr>
-        <w:t xml:space="preserve">RTO / </w:t>
-      </w:r>
-      <w:proofErr w:type="spellStart"/>
+      </w:pPr>
       <w:r>
         <w:rPr>
           <w:rFonts w:ascii="Times New Roman" w:hAnsi="Times New Roman" w:cs="Times New Roman"/>
@@ -3839,9 +4439,8 @@
           <w:szCs w:val="28"/>
           <w:u w:val="single"/>
         </w:rPr>
-        <w:t>retry</w:t>
-      </w:r>
-      <w:proofErr w:type="spellEnd"/>
+        <w:t>XR-специфика</w:t>
+      </w:r>
     </w:p>
     <w:p>
       <w:pPr>
@@ -3850,39 +4449,57 @@
           <w:rFonts w:ascii="Times New Roman" w:hAnsi="Times New Roman" w:cs="Times New Roman"/>
           <w:sz w:val="28"/>
           <w:szCs w:val="28"/>
-          <w:lang w:val="en-US"/>
-        </w:rPr>
-      </w:pPr>
-      <w:r>
-        <w:rPr>
-          <w:rFonts w:ascii="Times New Roman" w:hAnsi="Times New Roman" w:cs="Times New Roman"/>
-          <w:sz w:val="28"/>
-          <w:szCs w:val="28"/>
-          <w:lang w:val="en-US"/>
-        </w:rPr>
-        <w:t xml:space="preserve">RTO = </w:t>
-      </w:r>
-      <w:proofErr w:type="gramStart"/>
-      <w:r>
-        <w:rPr>
-          <w:rFonts w:ascii="Times New Roman" w:hAnsi="Times New Roman" w:cs="Times New Roman"/>
-          <w:sz w:val="28"/>
-          <w:szCs w:val="28"/>
-          <w:lang w:val="en-US"/>
-        </w:rPr>
-        <w:t>max(</w:t>
-      </w:r>
-      <w:proofErr w:type="gramEnd"/>
-      <w:r>
-        <w:rPr>
-          <w:rFonts w:ascii="Times New Roman" w:hAnsi="Times New Roman" w:cs="Times New Roman"/>
-          <w:sz w:val="28"/>
-          <w:szCs w:val="28"/>
-          <w:lang w:val="en-US"/>
-        </w:rPr>
-        <w:t xml:space="preserve">500 </w:t>
-      </w:r>
-      <w:proofErr w:type="spellStart"/>
+        </w:rPr>
+      </w:pPr>
+      <w:r>
+        <w:rPr>
+          <w:rFonts w:ascii="Times New Roman" w:hAnsi="Times New Roman" w:cs="Times New Roman"/>
+          <w:sz w:val="28"/>
+          <w:szCs w:val="28"/>
+        </w:rPr>
+        <w:t>Поза</w:t>
+      </w:r>
+      <w:r>
+        <w:rPr>
+          <w:rFonts w:ascii="Times New Roman" w:hAnsi="Times New Roman" w:cs="Times New Roman"/>
+          <w:sz w:val="28"/>
+          <w:szCs w:val="28"/>
+        </w:rPr>
+        <w:t>/</w:t>
+      </w:r>
+      <w:r>
+        <w:rPr>
+          <w:rFonts w:ascii="Times New Roman" w:hAnsi="Times New Roman" w:cs="Times New Roman"/>
+          <w:sz w:val="28"/>
+          <w:szCs w:val="28"/>
+        </w:rPr>
+        <w:t>тик</w:t>
+      </w:r>
+      <w:r>
+        <w:rPr>
+          <w:rFonts w:ascii="Times New Roman" w:hAnsi="Times New Roman" w:cs="Times New Roman"/>
+          <w:sz w:val="28"/>
+          <w:szCs w:val="28"/>
+        </w:rPr>
+        <w:t xml:space="preserve">: 60 </w:t>
+      </w:r>
+      <w:r>
+        <w:rPr>
+          <w:rFonts w:ascii="Times New Roman" w:hAnsi="Times New Roman" w:cs="Times New Roman"/>
+          <w:sz w:val="28"/>
+          <w:szCs w:val="28"/>
+          <w:lang w:val="en-US"/>
+        </w:rPr>
+        <w:t>Hz</w:t>
+      </w:r>
+      <w:r>
+        <w:rPr>
+          <w:rFonts w:ascii="Times New Roman" w:hAnsi="Times New Roman" w:cs="Times New Roman"/>
+          <w:sz w:val="28"/>
+          <w:szCs w:val="28"/>
+        </w:rPr>
+        <w:t xml:space="preserve"> (16.7 </w:t>
+      </w:r>
       <w:r>
         <w:rPr>
           <w:rFonts w:ascii="Times New Roman" w:hAnsi="Times New Roman" w:cs="Times New Roman"/>
@@ -3892,37 +4509,64 @@
         </w:rPr>
         <w:t>ms</w:t>
       </w:r>
-      <w:proofErr w:type="spellEnd"/>
-      <w:r>
-        <w:rPr>
-          <w:rFonts w:ascii="Times New Roman" w:hAnsi="Times New Roman" w:cs="Times New Roman"/>
-          <w:sz w:val="28"/>
-          <w:szCs w:val="28"/>
-          <w:lang w:val="en-US"/>
-        </w:rPr>
-        <w:t xml:space="preserve">, 2 * RTT_p95) → </w:t>
-      </w:r>
-      <w:proofErr w:type="gramStart"/>
-      <w:r>
-        <w:rPr>
-          <w:rFonts w:ascii="Times New Roman" w:hAnsi="Times New Roman" w:cs="Times New Roman"/>
-          <w:sz w:val="28"/>
-          <w:szCs w:val="28"/>
-          <w:lang w:val="en-US"/>
-        </w:rPr>
-        <w:t>max(</w:t>
-      </w:r>
-      <w:proofErr w:type="gramEnd"/>
-      <w:r>
-        <w:rPr>
-          <w:rFonts w:ascii="Times New Roman" w:hAnsi="Times New Roman" w:cs="Times New Roman"/>
-          <w:sz w:val="28"/>
-          <w:szCs w:val="28"/>
-          <w:lang w:val="en-US"/>
-        </w:rPr>
-        <w:t xml:space="preserve">500, 240) = 500 </w:t>
-      </w:r>
-      <w:proofErr w:type="spellStart"/>
+      <w:r>
+        <w:rPr>
+          <w:rFonts w:ascii="Times New Roman" w:hAnsi="Times New Roman" w:cs="Times New Roman"/>
+          <w:sz w:val="28"/>
+          <w:szCs w:val="28"/>
+        </w:rPr>
+        <w:t xml:space="preserve">) </w:t>
+      </w:r>
+      <w:r>
+        <w:rPr>
+          <w:rFonts w:ascii="Times New Roman" w:hAnsi="Times New Roman" w:cs="Times New Roman"/>
+          <w:sz w:val="28"/>
+          <w:szCs w:val="28"/>
+        </w:rPr>
+        <w:t>по</w:t>
+      </w:r>
+      <w:r>
+        <w:rPr>
+          <w:rFonts w:ascii="Times New Roman" w:hAnsi="Times New Roman" w:cs="Times New Roman"/>
+          <w:sz w:val="28"/>
+          <w:szCs w:val="28"/>
+        </w:rPr>
+        <w:t xml:space="preserve"> </w:t>
+      </w:r>
+      <w:r>
+        <w:rPr>
+          <w:rFonts w:ascii="Times New Roman" w:hAnsi="Times New Roman" w:cs="Times New Roman"/>
+          <w:sz w:val="28"/>
+          <w:szCs w:val="28"/>
+          <w:lang w:val="en-US"/>
+        </w:rPr>
+        <w:t>UDP</w:t>
+      </w:r>
+      <w:r>
+        <w:rPr>
+          <w:rFonts w:ascii="Times New Roman" w:hAnsi="Times New Roman" w:cs="Times New Roman"/>
+          <w:sz w:val="28"/>
+          <w:szCs w:val="28"/>
+        </w:rPr>
+        <w:t xml:space="preserve">; </w:t>
+      </w:r>
+      <w:r>
+        <w:rPr>
+          <w:rFonts w:ascii="Times New Roman" w:hAnsi="Times New Roman" w:cs="Times New Roman"/>
+          <w:sz w:val="28"/>
+          <w:szCs w:val="28"/>
+          <w:lang w:val="en-US"/>
+        </w:rPr>
+        <w:t>interpolation</w:t>
+      </w:r>
+      <w:r>
+        <w:rPr>
+          <w:rFonts w:ascii="Times New Roman" w:hAnsi="Times New Roman" w:cs="Times New Roman"/>
+          <w:sz w:val="28"/>
+          <w:szCs w:val="28"/>
+        </w:rPr>
+        <w:t xml:space="preserve"> 80–120 </w:t>
+      </w:r>
       <w:r>
         <w:rPr>
           <w:rFonts w:ascii="Times New Roman" w:hAnsi="Times New Roman" w:cs="Times New Roman"/>
@@ -3932,7 +4576,14 @@
         </w:rPr>
         <w:t>ms</w:t>
       </w:r>
-      <w:proofErr w:type="spellEnd"/>
+      <w:r>
+        <w:rPr>
+          <w:rFonts w:ascii="Times New Roman" w:hAnsi="Times New Roman" w:cs="Times New Roman"/>
+          <w:sz w:val="28"/>
+          <w:szCs w:val="28"/>
+        </w:rPr>
+        <w:t>.</w:t>
+      </w:r>
     </w:p>
     <w:p>
       <w:pPr>
@@ -3949,88 +4600,26 @@
           <w:rFonts w:ascii="Times New Roman" w:hAnsi="Times New Roman" w:cs="Times New Roman"/>
           <w:sz w:val="28"/>
           <w:szCs w:val="28"/>
-        </w:rPr>
-        <w:t>Политика</w:t>
-      </w:r>
-      <w:r>
-        <w:rPr>
-          <w:rFonts w:ascii="Times New Roman" w:hAnsi="Times New Roman" w:cs="Times New Roman"/>
-          <w:sz w:val="28"/>
-          <w:szCs w:val="28"/>
-          <w:lang w:val="en-US"/>
-        </w:rPr>
-        <w:t xml:space="preserve">: </w:t>
-      </w:r>
-      <w:r>
-        <w:rPr>
-          <w:rFonts w:ascii="Times New Roman" w:hAnsi="Times New Roman" w:cs="Times New Roman"/>
-          <w:sz w:val="28"/>
-          <w:szCs w:val="28"/>
-        </w:rPr>
-        <w:t>эксп</w:t>
-      </w:r>
-      <w:r>
-        <w:rPr>
-          <w:rFonts w:ascii="Times New Roman" w:hAnsi="Times New Roman" w:cs="Times New Roman"/>
-          <w:sz w:val="28"/>
-          <w:szCs w:val="28"/>
-          <w:lang w:val="en-US"/>
-        </w:rPr>
-        <w:t xml:space="preserve">. backoff </w:t>
-      </w:r>
-      <w:r>
-        <w:rPr>
-          <w:rFonts w:ascii="Times New Roman" w:hAnsi="Times New Roman" w:cs="Times New Roman"/>
-          <w:sz w:val="28"/>
-          <w:szCs w:val="28"/>
-        </w:rPr>
-        <w:t>с</w:t>
-      </w:r>
-      <w:r>
-        <w:rPr>
-          <w:rFonts w:ascii="Times New Roman" w:hAnsi="Times New Roman" w:cs="Times New Roman"/>
-          <w:sz w:val="28"/>
-          <w:szCs w:val="28"/>
-          <w:lang w:val="en-US"/>
-        </w:rPr>
-        <w:t xml:space="preserve"> jitter, </w:t>
-      </w:r>
-      <w:proofErr w:type="spellStart"/>
-      <w:r>
-        <w:rPr>
-          <w:rFonts w:ascii="Times New Roman" w:hAnsi="Times New Roman" w:cs="Times New Roman"/>
-          <w:sz w:val="28"/>
-          <w:szCs w:val="28"/>
-          <w:lang w:val="en-US"/>
-        </w:rPr>
-        <w:t>max_retries</w:t>
-      </w:r>
-      <w:proofErr w:type="spellEnd"/>
-      <w:r>
-        <w:rPr>
-          <w:rFonts w:ascii="Times New Roman" w:hAnsi="Times New Roman" w:cs="Times New Roman"/>
-          <w:sz w:val="28"/>
-          <w:szCs w:val="28"/>
-          <w:lang w:val="en-US"/>
-        </w:rPr>
-        <w:t xml:space="preserve"> = 5, </w:t>
-      </w:r>
-      <w:r>
-        <w:rPr>
-          <w:rFonts w:ascii="Times New Roman" w:hAnsi="Times New Roman" w:cs="Times New Roman"/>
-          <w:sz w:val="28"/>
-          <w:szCs w:val="28"/>
-        </w:rPr>
-        <w:t>затем</w:t>
-      </w:r>
-      <w:r>
-        <w:rPr>
-          <w:rFonts w:ascii="Times New Roman" w:hAnsi="Times New Roman" w:cs="Times New Roman"/>
-          <w:sz w:val="28"/>
-          <w:szCs w:val="28"/>
-          <w:lang w:val="en-US"/>
-        </w:rPr>
-        <w:t xml:space="preserve"> fallback → full reconnect.</w:t>
+          <w:lang w:val="en-US"/>
+        </w:rPr>
+        <w:t xml:space="preserve">Anchors/scene ops — reliable, edge-processing (late-latching/time-warp) </w:t>
+      </w:r>
+      <w:r>
+        <w:rPr>
+          <w:rFonts w:ascii="Times New Roman" w:hAnsi="Times New Roman" w:cs="Times New Roman"/>
+          <w:sz w:val="28"/>
+          <w:szCs w:val="28"/>
+        </w:rPr>
+        <w:t>для</w:t>
+      </w:r>
+      <w:r>
+        <w:rPr>
+          <w:rFonts w:ascii="Times New Roman" w:hAnsi="Times New Roman" w:cs="Times New Roman"/>
+          <w:sz w:val="28"/>
+          <w:szCs w:val="28"/>
+          <w:lang w:val="en-US"/>
+        </w:rPr>
+        <w:t xml:space="preserve"> perceived latency.</w:t>
       </w:r>
     </w:p>
     <w:p>
@@ -4038,370 +4627,9 @@
         <w:jc w:val="both"/>
         <w:rPr>
           <w:rFonts w:ascii="Times New Roman" w:hAnsi="Times New Roman" w:cs="Times New Roman"/>
-          <w:i/>
-          <w:iCs/>
-          <w:sz w:val="28"/>
-          <w:szCs w:val="28"/>
-          <w:u w:val="single"/>
-        </w:rPr>
-      </w:pPr>
-      <w:proofErr w:type="spellStart"/>
-      <w:r>
-        <w:rPr>
-          <w:rFonts w:ascii="Times New Roman" w:hAnsi="Times New Roman" w:cs="Times New Roman"/>
-          <w:i/>
-          <w:iCs/>
-          <w:sz w:val="28"/>
-          <w:szCs w:val="28"/>
-          <w:u w:val="single"/>
-        </w:rPr>
-        <w:t>Heartbeat</w:t>
-      </w:r>
-      <w:proofErr w:type="spellEnd"/>
-      <w:r>
-        <w:rPr>
-          <w:rFonts w:ascii="Times New Roman" w:hAnsi="Times New Roman" w:cs="Times New Roman"/>
-          <w:i/>
-          <w:iCs/>
-          <w:sz w:val="28"/>
-          <w:szCs w:val="28"/>
-          <w:u w:val="single"/>
-        </w:rPr>
-        <w:t xml:space="preserve"> / </w:t>
-      </w:r>
-      <w:proofErr w:type="spellStart"/>
-      <w:r>
-        <w:rPr>
-          <w:rFonts w:ascii="Times New Roman" w:hAnsi="Times New Roman" w:cs="Times New Roman"/>
-          <w:i/>
-          <w:iCs/>
-          <w:sz w:val="28"/>
-          <w:szCs w:val="28"/>
-          <w:u w:val="single"/>
-        </w:rPr>
-        <w:t>Timeout</w:t>
-      </w:r>
-      <w:proofErr w:type="spellEnd"/>
-    </w:p>
-    <w:p>
-      <w:pPr>
-        <w:jc w:val="both"/>
-        <w:rPr>
-          <w:rFonts w:ascii="Times New Roman" w:hAnsi="Times New Roman" w:cs="Times New Roman"/>
-          <w:sz w:val="28"/>
-          <w:szCs w:val="28"/>
-        </w:rPr>
-      </w:pPr>
-      <w:proofErr w:type="spellStart"/>
-      <w:r>
-        <w:rPr>
-          <w:rFonts w:ascii="Times New Roman" w:hAnsi="Times New Roman" w:cs="Times New Roman"/>
-          <w:sz w:val="28"/>
-          <w:szCs w:val="28"/>
-        </w:rPr>
-        <w:t>heartbeat_interval</w:t>
-      </w:r>
-      <w:proofErr w:type="spellEnd"/>
-      <w:r>
-        <w:rPr>
-          <w:rFonts w:ascii="Times New Roman" w:hAnsi="Times New Roman" w:cs="Times New Roman"/>
-          <w:sz w:val="28"/>
-          <w:szCs w:val="28"/>
-        </w:rPr>
-        <w:t xml:space="preserve"> = 1000 </w:t>
-      </w:r>
-      <w:proofErr w:type="spellStart"/>
-      <w:r>
-        <w:rPr>
-          <w:rFonts w:ascii="Times New Roman" w:hAnsi="Times New Roman" w:cs="Times New Roman"/>
-          <w:sz w:val="28"/>
-          <w:szCs w:val="28"/>
-        </w:rPr>
-        <w:t>ms</w:t>
-      </w:r>
-      <w:proofErr w:type="spellEnd"/>
-      <w:r>
-        <w:rPr>
-          <w:rFonts w:ascii="Times New Roman" w:hAnsi="Times New Roman" w:cs="Times New Roman"/>
-          <w:sz w:val="28"/>
-          <w:szCs w:val="28"/>
-        </w:rPr>
-        <w:t xml:space="preserve"> (1 s)</w:t>
-      </w:r>
-    </w:p>
-    <w:p>
-      <w:pPr>
-        <w:jc w:val="both"/>
-        <w:rPr>
-          <w:rFonts w:ascii="Times New Roman" w:hAnsi="Times New Roman" w:cs="Times New Roman"/>
-          <w:sz w:val="28"/>
-          <w:szCs w:val="28"/>
-          <w:lang w:val="en-US"/>
-        </w:rPr>
-      </w:pPr>
-      <w:proofErr w:type="spellStart"/>
-      <w:r>
-        <w:rPr>
-          <w:rFonts w:ascii="Times New Roman" w:hAnsi="Times New Roman" w:cs="Times New Roman"/>
-          <w:sz w:val="28"/>
-          <w:szCs w:val="28"/>
-          <w:lang w:val="en-US"/>
-        </w:rPr>
-        <w:lastRenderedPageBreak/>
-        <w:t>timeout_threshold</w:t>
-      </w:r>
-      <w:proofErr w:type="spellEnd"/>
-      <w:r>
-        <w:rPr>
-          <w:rFonts w:ascii="Times New Roman" w:hAnsi="Times New Roman" w:cs="Times New Roman"/>
-          <w:sz w:val="28"/>
-          <w:szCs w:val="28"/>
-          <w:lang w:val="en-US"/>
-        </w:rPr>
-        <w:t xml:space="preserve"> = 3500 </w:t>
-      </w:r>
-      <w:proofErr w:type="spellStart"/>
-      <w:r>
-        <w:rPr>
-          <w:rFonts w:ascii="Times New Roman" w:hAnsi="Times New Roman" w:cs="Times New Roman"/>
-          <w:sz w:val="28"/>
-          <w:szCs w:val="28"/>
-          <w:lang w:val="en-US"/>
-        </w:rPr>
-        <w:t>ms</w:t>
-      </w:r>
-      <w:proofErr w:type="spellEnd"/>
-      <w:r>
-        <w:rPr>
-          <w:rFonts w:ascii="Times New Roman" w:hAnsi="Times New Roman" w:cs="Times New Roman"/>
-          <w:sz w:val="28"/>
-          <w:szCs w:val="28"/>
-          <w:lang w:val="en-US"/>
-        </w:rPr>
-        <w:t xml:space="preserve"> (3 </w:t>
-      </w:r>
-      <w:r>
-        <w:rPr>
-          <w:rFonts w:ascii="Times New Roman" w:hAnsi="Times New Roman" w:cs="Times New Roman"/>
-          <w:sz w:val="28"/>
-          <w:szCs w:val="28"/>
-        </w:rPr>
-        <w:t>последовательных</w:t>
-      </w:r>
-      <w:r>
-        <w:rPr>
-          <w:rFonts w:ascii="Times New Roman" w:hAnsi="Times New Roman" w:cs="Times New Roman"/>
-          <w:sz w:val="28"/>
-          <w:szCs w:val="28"/>
-          <w:lang w:val="en-US"/>
-        </w:rPr>
-        <w:t xml:space="preserve"> heartbeat </w:t>
-      </w:r>
-      <w:r>
-        <w:rPr>
-          <w:rFonts w:ascii="Times New Roman" w:hAnsi="Times New Roman" w:cs="Times New Roman"/>
-          <w:sz w:val="28"/>
-          <w:szCs w:val="28"/>
-        </w:rPr>
-        <w:t>пропущено</w:t>
-      </w:r>
-      <w:r>
-        <w:rPr>
-          <w:rFonts w:ascii="Times New Roman" w:hAnsi="Times New Roman" w:cs="Times New Roman"/>
-          <w:sz w:val="28"/>
-          <w:szCs w:val="28"/>
-          <w:lang w:val="en-US"/>
-        </w:rPr>
-        <w:t xml:space="preserve"> → Reconnecting)</w:t>
-      </w:r>
-    </w:p>
-    <w:p>
-      <w:pPr>
-        <w:jc w:val="both"/>
-        <w:rPr>
-          <w:rFonts w:ascii="Times New Roman" w:hAnsi="Times New Roman" w:cs="Times New Roman"/>
-          <w:sz w:val="28"/>
-          <w:szCs w:val="28"/>
-        </w:rPr>
-      </w:pPr>
-      <w:r>
-        <w:rPr>
-          <w:rFonts w:ascii="Times New Roman" w:hAnsi="Times New Roman" w:cs="Times New Roman"/>
-          <w:sz w:val="28"/>
-          <w:szCs w:val="28"/>
-        </w:rPr>
-        <w:t>В</w:t>
-      </w:r>
-      <w:r>
-        <w:rPr>
-          <w:rFonts w:ascii="Times New Roman" w:hAnsi="Times New Roman" w:cs="Times New Roman"/>
-          <w:sz w:val="28"/>
-          <w:szCs w:val="28"/>
-        </w:rPr>
-        <w:t>ыравнивание с RTO, устойчивость к кратковременным джиттерам.</w:t>
-      </w:r>
-    </w:p>
-    <w:p>
-      <w:pPr>
-        <w:jc w:val="both"/>
-        <w:rPr>
-          <w:rFonts w:ascii="Times New Roman" w:hAnsi="Times New Roman" w:cs="Times New Roman"/>
-          <w:i/>
-          <w:iCs/>
-          <w:sz w:val="28"/>
-          <w:szCs w:val="28"/>
-          <w:u w:val="single"/>
-        </w:rPr>
-      </w:pPr>
-      <w:r>
-        <w:rPr>
-          <w:rFonts w:ascii="Times New Roman" w:hAnsi="Times New Roman" w:cs="Times New Roman"/>
-          <w:i/>
-          <w:iCs/>
-          <w:sz w:val="28"/>
-          <w:szCs w:val="28"/>
-          <w:u w:val="single"/>
-        </w:rPr>
-        <w:t>XR-специфика</w:t>
-      </w:r>
-    </w:p>
-    <w:p>
-      <w:pPr>
-        <w:jc w:val="both"/>
-        <w:rPr>
-          <w:rFonts w:ascii="Times New Roman" w:hAnsi="Times New Roman" w:cs="Times New Roman"/>
-          <w:sz w:val="28"/>
-          <w:szCs w:val="28"/>
-          <w:lang w:val="en-US"/>
-        </w:rPr>
-      </w:pPr>
-      <w:r>
-        <w:rPr>
-          <w:rFonts w:ascii="Times New Roman" w:hAnsi="Times New Roman" w:cs="Times New Roman"/>
-          <w:sz w:val="28"/>
-          <w:szCs w:val="28"/>
-        </w:rPr>
-        <w:t>Поза</w:t>
-      </w:r>
-      <w:r>
-        <w:rPr>
-          <w:rFonts w:ascii="Times New Roman" w:hAnsi="Times New Roman" w:cs="Times New Roman"/>
-          <w:sz w:val="28"/>
-          <w:szCs w:val="28"/>
-          <w:lang w:val="en-US"/>
-        </w:rPr>
-        <w:t>/</w:t>
-      </w:r>
-      <w:r>
-        <w:rPr>
-          <w:rFonts w:ascii="Times New Roman" w:hAnsi="Times New Roman" w:cs="Times New Roman"/>
-          <w:sz w:val="28"/>
-          <w:szCs w:val="28"/>
-        </w:rPr>
-        <w:t>тик</w:t>
-      </w:r>
-      <w:r>
-        <w:rPr>
-          <w:rFonts w:ascii="Times New Roman" w:hAnsi="Times New Roman" w:cs="Times New Roman"/>
-          <w:sz w:val="28"/>
-          <w:szCs w:val="28"/>
-          <w:lang w:val="en-US"/>
-        </w:rPr>
-        <w:t xml:space="preserve">: 60 Hz (16.7 </w:t>
-      </w:r>
-      <w:proofErr w:type="spellStart"/>
-      <w:r>
-        <w:rPr>
-          <w:rFonts w:ascii="Times New Roman" w:hAnsi="Times New Roman" w:cs="Times New Roman"/>
-          <w:sz w:val="28"/>
-          <w:szCs w:val="28"/>
-          <w:lang w:val="en-US"/>
-        </w:rPr>
-        <w:t>ms</w:t>
-      </w:r>
-      <w:proofErr w:type="spellEnd"/>
-      <w:r>
-        <w:rPr>
-          <w:rFonts w:ascii="Times New Roman" w:hAnsi="Times New Roman" w:cs="Times New Roman"/>
-          <w:sz w:val="28"/>
-          <w:szCs w:val="28"/>
-          <w:lang w:val="en-US"/>
-        </w:rPr>
-        <w:t xml:space="preserve">) </w:t>
-      </w:r>
-      <w:r>
-        <w:rPr>
-          <w:rFonts w:ascii="Times New Roman" w:hAnsi="Times New Roman" w:cs="Times New Roman"/>
-          <w:sz w:val="28"/>
-          <w:szCs w:val="28"/>
-        </w:rPr>
-        <w:t>по</w:t>
-      </w:r>
-      <w:r>
-        <w:rPr>
-          <w:rFonts w:ascii="Times New Roman" w:hAnsi="Times New Roman" w:cs="Times New Roman"/>
-          <w:sz w:val="28"/>
-          <w:szCs w:val="28"/>
-          <w:lang w:val="en-US"/>
-        </w:rPr>
-        <w:t xml:space="preserve"> UDP; interpolation 80–120 </w:t>
-      </w:r>
-      <w:proofErr w:type="spellStart"/>
-      <w:r>
-        <w:rPr>
-          <w:rFonts w:ascii="Times New Roman" w:hAnsi="Times New Roman" w:cs="Times New Roman"/>
-          <w:sz w:val="28"/>
-          <w:szCs w:val="28"/>
-          <w:lang w:val="en-US"/>
-        </w:rPr>
-        <w:t>ms.</w:t>
-      </w:r>
-      <w:proofErr w:type="spellEnd"/>
-    </w:p>
-    <w:p>
-      <w:pPr>
-        <w:jc w:val="both"/>
-        <w:rPr>
-          <w:rFonts w:ascii="Times New Roman" w:hAnsi="Times New Roman" w:cs="Times New Roman"/>
-          <w:sz w:val="28"/>
-          <w:szCs w:val="28"/>
-          <w:lang w:val="en-US"/>
-        </w:rPr>
-      </w:pPr>
-      <w:r>
-        <w:rPr>
-          <w:rFonts w:ascii="Times New Roman" w:hAnsi="Times New Roman" w:cs="Times New Roman"/>
-          <w:sz w:val="28"/>
-          <w:szCs w:val="28"/>
-          <w:lang w:val="en-US"/>
-        </w:rPr>
-        <w:t xml:space="preserve">Anchors/scene ops — reliable, edge-processing (late-latching/time-warp) </w:t>
-      </w:r>
-      <w:r>
-        <w:rPr>
-          <w:rFonts w:ascii="Times New Roman" w:hAnsi="Times New Roman" w:cs="Times New Roman"/>
-          <w:sz w:val="28"/>
-          <w:szCs w:val="28"/>
-        </w:rPr>
-        <w:t>для</w:t>
-      </w:r>
-      <w:r>
-        <w:rPr>
-          <w:rFonts w:ascii="Times New Roman" w:hAnsi="Times New Roman" w:cs="Times New Roman"/>
-          <w:sz w:val="28"/>
-          <w:szCs w:val="28"/>
-          <w:lang w:val="en-US"/>
-        </w:rPr>
-        <w:t xml:space="preserve"> perceived latency.</w:t>
-      </w:r>
-    </w:p>
-    <w:p>
-      <w:pPr>
-        <w:jc w:val="both"/>
-        <w:rPr>
-          <w:rFonts w:ascii="Times New Roman" w:hAnsi="Times New Roman" w:cs="Times New Roman"/>
-          <w:sz w:val="28"/>
-          <w:szCs w:val="28"/>
+          <w:sz w:val="28"/>
+          <w:szCs w:val="28"/>
+          <w:lang w:val="en-US"/>
         </w:rPr>
       </w:pPr>
     </w:p>
@@ -4559,35 +4787,7 @@
               <w:rPr>
                 <w:rFonts w:ascii="Times New Roman" w:hAnsi="Times New Roman" w:cs="Times New Roman"/>
               </w:rPr>
-              <w:t xml:space="preserve">Server </w:t>
-            </w:r>
-            <w:proofErr w:type="spellStart"/>
-            <w:r>
-              <w:rPr>
-                <w:rFonts w:ascii="Times New Roman" w:hAnsi="Times New Roman" w:cs="Times New Roman"/>
-              </w:rPr>
-              <w:t>tick</w:t>
-            </w:r>
-            <w:proofErr w:type="spellEnd"/>
-            <w:r>
-              <w:rPr>
-                <w:rFonts w:ascii="Times New Roman" w:hAnsi="Times New Roman" w:cs="Times New Roman"/>
-              </w:rPr>
-              <w:t xml:space="preserve"> (</w:t>
-            </w:r>
-            <w:proofErr w:type="spellStart"/>
-            <w:r>
-              <w:rPr>
-                <w:rFonts w:ascii="Times New Roman" w:hAnsi="Times New Roman" w:cs="Times New Roman"/>
-              </w:rPr>
-              <w:t>Hz</w:t>
-            </w:r>
-            <w:proofErr w:type="spellEnd"/>
-            <w:r>
-              <w:rPr>
-                <w:rFonts w:ascii="Times New Roman" w:hAnsi="Times New Roman" w:cs="Times New Roman"/>
-              </w:rPr>
-              <w:t>)</w:t>
+              <w:t>Server tick (Hz)</w:t>
             </w:r>
           </w:p>
         </w:tc>
@@ -4614,16 +4814,8 @@
               <w:rPr>
                 <w:rFonts w:ascii="Times New Roman" w:hAnsi="Times New Roman" w:cs="Times New Roman"/>
               </w:rPr>
-              <w:t xml:space="preserve">30 </w:t>
-            </w:r>
-            <w:proofErr w:type="spellStart"/>
-            <w:r>
-              <w:rPr>
-                <w:rFonts w:ascii="Times New Roman" w:hAnsi="Times New Roman" w:cs="Times New Roman"/>
-              </w:rPr>
-              <w:t>Hz</w:t>
-            </w:r>
-            <w:proofErr w:type="spellEnd"/>
+              <w:t>30 Hz</w:t>
+            </w:r>
           </w:p>
         </w:tc>
         <w:tc>
@@ -4649,21 +4841,7 @@
               <w:rPr>
                 <w:rFonts w:ascii="Times New Roman" w:hAnsi="Times New Roman" w:cs="Times New Roman"/>
               </w:rPr>
-              <w:t xml:space="preserve">Авторитетный тик: баланс точности </w:t>
-            </w:r>
-            <w:proofErr w:type="spellStart"/>
-            <w:r>
-              <w:rPr>
-                <w:rFonts w:ascii="Times New Roman" w:hAnsi="Times New Roman" w:cs="Times New Roman"/>
-              </w:rPr>
-              <w:t>vs</w:t>
-            </w:r>
-            <w:proofErr w:type="spellEnd"/>
-            <w:r>
-              <w:rPr>
-                <w:rFonts w:ascii="Times New Roman" w:hAnsi="Times New Roman" w:cs="Times New Roman"/>
-              </w:rPr>
-              <w:t xml:space="preserve"> нагрузка</w:t>
+              <w:t>Авторитетный тик: баланс точности vs нагрузка</w:t>
             </w:r>
           </w:p>
         </w:tc>
@@ -4692,35 +4870,7 @@
               <w:rPr>
                 <w:rFonts w:ascii="Times New Roman" w:hAnsi="Times New Roman" w:cs="Times New Roman"/>
               </w:rPr>
-              <w:t xml:space="preserve">Client </w:t>
-            </w:r>
-            <w:proofErr w:type="spellStart"/>
-            <w:r>
-              <w:rPr>
-                <w:rFonts w:ascii="Times New Roman" w:hAnsi="Times New Roman" w:cs="Times New Roman"/>
-              </w:rPr>
-              <w:t>tick</w:t>
-            </w:r>
-            <w:proofErr w:type="spellEnd"/>
-            <w:r>
-              <w:rPr>
-                <w:rFonts w:ascii="Times New Roman" w:hAnsi="Times New Roman" w:cs="Times New Roman"/>
-              </w:rPr>
-              <w:t xml:space="preserve"> (</w:t>
-            </w:r>
-            <w:proofErr w:type="spellStart"/>
-            <w:r>
-              <w:rPr>
-                <w:rFonts w:ascii="Times New Roman" w:hAnsi="Times New Roman" w:cs="Times New Roman"/>
-              </w:rPr>
-              <w:t>Hz</w:t>
-            </w:r>
-            <w:proofErr w:type="spellEnd"/>
-            <w:r>
-              <w:rPr>
-                <w:rFonts w:ascii="Times New Roman" w:hAnsi="Times New Roman" w:cs="Times New Roman"/>
-              </w:rPr>
-              <w:t>)</w:t>
+              <w:t>Client tick (Hz)</w:t>
             </w:r>
           </w:p>
         </w:tc>
@@ -4747,16 +4897,8 @@
               <w:rPr>
                 <w:rFonts w:ascii="Times New Roman" w:hAnsi="Times New Roman" w:cs="Times New Roman"/>
               </w:rPr>
-              <w:t xml:space="preserve">60 </w:t>
-            </w:r>
-            <w:proofErr w:type="spellStart"/>
-            <w:r>
-              <w:rPr>
-                <w:rFonts w:ascii="Times New Roman" w:hAnsi="Times New Roman" w:cs="Times New Roman"/>
-              </w:rPr>
-              <w:t>Hz</w:t>
-            </w:r>
-            <w:proofErr w:type="spellEnd"/>
+              <w:t>60 Hz</w:t>
+            </w:r>
           </w:p>
         </w:tc>
         <w:tc>
@@ -4807,47 +4949,11 @@
                 <w:rFonts w:ascii="Times New Roman" w:hAnsi="Times New Roman" w:cs="Times New Roman"/>
               </w:rPr>
             </w:pPr>
-            <w:proofErr w:type="spellStart"/>
-            <w:r>
-              <w:rPr>
-                <w:rFonts w:ascii="Times New Roman" w:hAnsi="Times New Roman" w:cs="Times New Roman"/>
-              </w:rPr>
-              <w:t>Snapshot</w:t>
-            </w:r>
-            <w:proofErr w:type="spellEnd"/>
-            <w:r>
-              <w:rPr>
-                <w:rFonts w:ascii="Times New Roman" w:hAnsi="Times New Roman" w:cs="Times New Roman"/>
-              </w:rPr>
-              <w:t xml:space="preserve"> </w:t>
-            </w:r>
-            <w:proofErr w:type="spellStart"/>
-            <w:r>
-              <w:rPr>
-                <w:rFonts w:ascii="Times New Roman" w:hAnsi="Times New Roman" w:cs="Times New Roman"/>
-              </w:rPr>
-              <w:t>freq</w:t>
-            </w:r>
-            <w:proofErr w:type="spellEnd"/>
-            <w:r>
-              <w:rPr>
-                <w:rFonts w:ascii="Times New Roman" w:hAnsi="Times New Roman" w:cs="Times New Roman"/>
-              </w:rPr>
-              <w:t xml:space="preserve"> (</w:t>
-            </w:r>
-            <w:proofErr w:type="spellStart"/>
-            <w:r>
-              <w:rPr>
-                <w:rFonts w:ascii="Times New Roman" w:hAnsi="Times New Roman" w:cs="Times New Roman"/>
-              </w:rPr>
-              <w:t>full</w:t>
-            </w:r>
-            <w:proofErr w:type="spellEnd"/>
-            <w:r>
-              <w:rPr>
-                <w:rFonts w:ascii="Times New Roman" w:hAnsi="Times New Roman" w:cs="Times New Roman"/>
-              </w:rPr>
-              <w:t>)</w:t>
+            <w:r>
+              <w:rPr>
+                <w:rFonts w:ascii="Times New Roman" w:hAnsi="Times New Roman" w:cs="Times New Roman"/>
+              </w:rPr>
+              <w:t>Snapshot freq (full)</w:t>
             </w:r>
           </w:p>
         </w:tc>
@@ -4936,35 +5042,7 @@
               <w:rPr>
                 <w:rFonts w:ascii="Times New Roman" w:hAnsi="Times New Roman" w:cs="Times New Roman"/>
               </w:rPr>
-              <w:t xml:space="preserve">Delta </w:t>
-            </w:r>
-            <w:proofErr w:type="spellStart"/>
-            <w:r>
-              <w:rPr>
-                <w:rFonts w:ascii="Times New Roman" w:hAnsi="Times New Roman" w:cs="Times New Roman"/>
-              </w:rPr>
-              <w:t>freq</w:t>
-            </w:r>
-            <w:proofErr w:type="spellEnd"/>
-            <w:r>
-              <w:rPr>
-                <w:rFonts w:ascii="Times New Roman" w:hAnsi="Times New Roman" w:cs="Times New Roman"/>
-              </w:rPr>
-              <w:t xml:space="preserve"> (</w:t>
-            </w:r>
-            <w:proofErr w:type="spellStart"/>
-            <w:r>
-              <w:rPr>
-                <w:rFonts w:ascii="Times New Roman" w:hAnsi="Times New Roman" w:cs="Times New Roman"/>
-              </w:rPr>
-              <w:t>server→client</w:t>
-            </w:r>
-            <w:proofErr w:type="spellEnd"/>
-            <w:r>
-              <w:rPr>
-                <w:rFonts w:ascii="Times New Roman" w:hAnsi="Times New Roman" w:cs="Times New Roman"/>
-              </w:rPr>
-              <w:t>)</w:t>
+              <w:t>Delta freq (server→client)</w:t>
             </w:r>
           </w:p>
         </w:tc>
@@ -4991,35 +5069,7 @@
               <w:rPr>
                 <w:rFonts w:ascii="Times New Roman" w:hAnsi="Times New Roman" w:cs="Times New Roman"/>
               </w:rPr>
-              <w:t xml:space="preserve">20 </w:t>
-            </w:r>
-            <w:proofErr w:type="spellStart"/>
-            <w:r>
-              <w:rPr>
-                <w:rFonts w:ascii="Times New Roman" w:hAnsi="Times New Roman" w:cs="Times New Roman"/>
-              </w:rPr>
-              <w:t>Hz</w:t>
-            </w:r>
-            <w:proofErr w:type="spellEnd"/>
-            <w:r>
-              <w:rPr>
-                <w:rFonts w:ascii="Times New Roman" w:hAnsi="Times New Roman" w:cs="Times New Roman"/>
-              </w:rPr>
-              <w:t xml:space="preserve"> (50 </w:t>
-            </w:r>
-            <w:proofErr w:type="spellStart"/>
-            <w:r>
-              <w:rPr>
-                <w:rFonts w:ascii="Times New Roman" w:hAnsi="Times New Roman" w:cs="Times New Roman"/>
-              </w:rPr>
-              <w:t>ms</w:t>
-            </w:r>
-            <w:proofErr w:type="spellEnd"/>
-            <w:r>
-              <w:rPr>
-                <w:rFonts w:ascii="Times New Roman" w:hAnsi="Times New Roman" w:cs="Times New Roman"/>
-              </w:rPr>
-              <w:t>)</w:t>
+              <w:t>20 Hz (50 ms)</w:t>
             </w:r>
           </w:p>
         </w:tc>
@@ -5075,44 +5125,8 @@
               <w:rPr>
                 <w:rFonts w:ascii="Times New Roman" w:hAnsi="Times New Roman" w:cs="Times New Roman"/>
               </w:rPr>
-              <w:t xml:space="preserve">Client </w:t>
-            </w:r>
-            <w:proofErr w:type="spellStart"/>
-            <w:r>
-              <w:rPr>
-                <w:rFonts w:ascii="Times New Roman" w:hAnsi="Times New Roman" w:cs="Times New Roman"/>
-              </w:rPr>
-              <w:t>input</w:t>
-            </w:r>
-            <w:proofErr w:type="spellEnd"/>
-            <w:r>
-              <w:rPr>
-                <w:rFonts w:ascii="Times New Roman" w:hAnsi="Times New Roman" w:cs="Times New Roman"/>
-              </w:rPr>
-              <w:t xml:space="preserve"> / </w:t>
-            </w:r>
-            <w:proofErr w:type="spellStart"/>
-            <w:r>
-              <w:rPr>
-                <w:rFonts w:ascii="Times New Roman" w:hAnsi="Times New Roman" w:cs="Times New Roman"/>
-              </w:rPr>
-              <w:t>pose</w:t>
-            </w:r>
-            <w:proofErr w:type="spellEnd"/>
-            <w:r>
-              <w:rPr>
-                <w:rFonts w:ascii="Times New Roman" w:hAnsi="Times New Roman" w:cs="Times New Roman"/>
-              </w:rPr>
-              <w:t xml:space="preserve"> </w:t>
-            </w:r>
-            <w:proofErr w:type="spellStart"/>
-            <w:r>
-              <w:rPr>
-                <w:rFonts w:ascii="Times New Roman" w:hAnsi="Times New Roman" w:cs="Times New Roman"/>
-              </w:rPr>
-              <w:t>send</w:t>
-            </w:r>
-            <w:proofErr w:type="spellEnd"/>
+              <w:t>Client input / pose send</w:t>
+            </w:r>
           </w:p>
         </w:tc>
         <w:tc>
@@ -5167,30 +5181,8 @@
               <w:rPr>
                 <w:rFonts w:ascii="Times New Roman" w:hAnsi="Times New Roman" w:cs="Times New Roman"/>
               </w:rPr>
-              <w:t xml:space="preserve">Частота для UX; уменьшать при </w:t>
-            </w:r>
-            <w:proofErr w:type="spellStart"/>
-            <w:r>
-              <w:rPr>
-                <w:rFonts w:ascii="Times New Roman" w:hAnsi="Times New Roman" w:cs="Times New Roman"/>
-              </w:rPr>
-              <w:t>high</w:t>
-            </w:r>
-            <w:proofErr w:type="spellEnd"/>
-            <w:r>
-              <w:rPr>
-                <w:rFonts w:ascii="Times New Roman" w:hAnsi="Times New Roman" w:cs="Times New Roman"/>
-              </w:rPr>
-              <w:t xml:space="preserve"> </w:t>
-            </w:r>
-            <w:proofErr w:type="spellStart"/>
-            <w:r>
-              <w:rPr>
-                <w:rFonts w:ascii="Times New Roman" w:hAnsi="Times New Roman" w:cs="Times New Roman"/>
-              </w:rPr>
-              <w:t>loss</w:t>
-            </w:r>
-            <w:proofErr w:type="spellEnd"/>
+              <w:t>Частота для UX; уменьшать при high loss</w:t>
+            </w:r>
           </w:p>
         </w:tc>
       </w:tr>
@@ -5214,28 +5206,12 @@
                 <w:rFonts w:ascii="Times New Roman" w:hAnsi="Times New Roman" w:cs="Times New Roman"/>
               </w:rPr>
             </w:pPr>
-            <w:proofErr w:type="spellStart"/>
-            <w:r>
-              <w:rPr>
-                <w:rFonts w:ascii="Times New Roman" w:hAnsi="Times New Roman" w:cs="Times New Roman"/>
-              </w:rPr>
-              <w:t>Heartbeat</w:t>
-            </w:r>
-            <w:proofErr w:type="spellEnd"/>
-            <w:r>
-              <w:rPr>
-                <w:rFonts w:ascii="Times New Roman" w:hAnsi="Times New Roman" w:cs="Times New Roman"/>
-              </w:rPr>
-              <w:t xml:space="preserve"> </w:t>
-            </w:r>
-            <w:proofErr w:type="spellStart"/>
-            <w:r>
-              <w:rPr>
-                <w:rFonts w:ascii="Times New Roman" w:hAnsi="Times New Roman" w:cs="Times New Roman"/>
-              </w:rPr>
-              <w:t>interval</w:t>
-            </w:r>
-            <w:proofErr w:type="spellEnd"/>
+            <w:r>
+              <w:rPr>
+                <w:rFonts w:ascii="Times New Roman" w:hAnsi="Times New Roman" w:cs="Times New Roman"/>
+              </w:rPr>
+              <w:t>Heartbeat interval</w:t>
+            </w:r>
           </w:p>
         </w:tc>
         <w:tc>
@@ -5261,16 +5237,8 @@
               <w:rPr>
                 <w:rFonts w:ascii="Times New Roman" w:hAnsi="Times New Roman" w:cs="Times New Roman"/>
               </w:rPr>
-              <w:t xml:space="preserve">1000 </w:t>
-            </w:r>
-            <w:proofErr w:type="spellStart"/>
-            <w:r>
-              <w:rPr>
-                <w:rFonts w:ascii="Times New Roman" w:hAnsi="Times New Roman" w:cs="Times New Roman"/>
-              </w:rPr>
-              <w:t>ms</w:t>
-            </w:r>
-            <w:proofErr w:type="spellEnd"/>
+              <w:t>1000 ms</w:t>
+            </w:r>
           </w:p>
         </w:tc>
         <w:tc>
@@ -5292,28 +5260,12 @@
                 <w:rFonts w:ascii="Times New Roman" w:hAnsi="Times New Roman" w:cs="Times New Roman"/>
               </w:rPr>
             </w:pPr>
-            <w:proofErr w:type="spellStart"/>
-            <w:r>
-              <w:rPr>
-                <w:rFonts w:ascii="Times New Roman" w:hAnsi="Times New Roman" w:cs="Times New Roman"/>
-              </w:rPr>
-              <w:t>Detect</w:t>
-            </w:r>
-            <w:proofErr w:type="spellEnd"/>
-            <w:r>
-              <w:rPr>
-                <w:rFonts w:ascii="Times New Roman" w:hAnsi="Times New Roman" w:cs="Times New Roman"/>
-              </w:rPr>
-              <w:t xml:space="preserve"> </w:t>
-            </w:r>
-            <w:proofErr w:type="spellStart"/>
-            <w:r>
-              <w:rPr>
-                <w:rFonts w:ascii="Times New Roman" w:hAnsi="Times New Roman" w:cs="Times New Roman"/>
-              </w:rPr>
-              <w:t>liveness</w:t>
-            </w:r>
-            <w:proofErr w:type="spellEnd"/>
+            <w:r>
+              <w:rPr>
+                <w:rFonts w:ascii="Times New Roman" w:hAnsi="Times New Roman" w:cs="Times New Roman"/>
+              </w:rPr>
+              <w:t>Detect liveness</w:t>
+            </w:r>
           </w:p>
         </w:tc>
       </w:tr>
@@ -5337,28 +5289,12 @@
                 <w:rFonts w:ascii="Times New Roman" w:hAnsi="Times New Roman" w:cs="Times New Roman"/>
               </w:rPr>
             </w:pPr>
-            <w:proofErr w:type="spellStart"/>
-            <w:r>
-              <w:rPr>
-                <w:rFonts w:ascii="Times New Roman" w:hAnsi="Times New Roman" w:cs="Times New Roman"/>
-              </w:rPr>
-              <w:t>Timeout</w:t>
-            </w:r>
-            <w:proofErr w:type="spellEnd"/>
-            <w:r>
-              <w:rPr>
-                <w:rFonts w:ascii="Times New Roman" w:hAnsi="Times New Roman" w:cs="Times New Roman"/>
-              </w:rPr>
-              <w:t xml:space="preserve"> </w:t>
-            </w:r>
-            <w:proofErr w:type="spellStart"/>
-            <w:r>
-              <w:rPr>
-                <w:rFonts w:ascii="Times New Roman" w:hAnsi="Times New Roman" w:cs="Times New Roman"/>
-              </w:rPr>
-              <w:t>threshold</w:t>
-            </w:r>
-            <w:proofErr w:type="spellEnd"/>
+            <w:r>
+              <w:rPr>
+                <w:rFonts w:ascii="Times New Roman" w:hAnsi="Times New Roman" w:cs="Times New Roman"/>
+              </w:rPr>
+              <w:t>Timeout threshold</w:t>
+            </w:r>
           </w:p>
         </w:tc>
         <w:tc>
@@ -5384,16 +5320,8 @@
               <w:rPr>
                 <w:rFonts w:ascii="Times New Roman" w:hAnsi="Times New Roman" w:cs="Times New Roman"/>
               </w:rPr>
-              <w:t xml:space="preserve">3500 </w:t>
-            </w:r>
-            <w:proofErr w:type="spellStart"/>
-            <w:r>
-              <w:rPr>
-                <w:rFonts w:ascii="Times New Roman" w:hAnsi="Times New Roman" w:cs="Times New Roman"/>
-              </w:rPr>
-              <w:t>ms</w:t>
-            </w:r>
-            <w:proofErr w:type="spellEnd"/>
+              <w:t>3500 ms</w:t>
+            </w:r>
           </w:p>
         </w:tc>
         <w:tc>
@@ -5415,56 +5343,12 @@
                 <w:rFonts w:ascii="Times New Roman" w:hAnsi="Times New Roman" w:cs="Times New Roman"/>
               </w:rPr>
             </w:pPr>
-            <w:proofErr w:type="spellStart"/>
-            <w:r>
-              <w:rPr>
-                <w:rFonts w:ascii="Times New Roman" w:hAnsi="Times New Roman" w:cs="Times New Roman"/>
-              </w:rPr>
-              <w:t>After</w:t>
-            </w:r>
-            <w:proofErr w:type="spellEnd"/>
-            <w:r>
-              <w:rPr>
-                <w:rFonts w:ascii="Times New Roman" w:hAnsi="Times New Roman" w:cs="Times New Roman"/>
-              </w:rPr>
-              <w:t xml:space="preserve"> </w:t>
-            </w:r>
-            <w:proofErr w:type="spellStart"/>
-            <w:r>
-              <w:rPr>
-                <w:rFonts w:ascii="Times New Roman" w:hAnsi="Times New Roman" w:cs="Times New Roman"/>
-              </w:rPr>
-              <w:t>which</w:t>
-            </w:r>
-            <w:proofErr w:type="spellEnd"/>
-            <w:r>
-              <w:rPr>
-                <w:rFonts w:ascii="Times New Roman" w:hAnsi="Times New Roman" w:cs="Times New Roman"/>
-              </w:rPr>
-              <w:t xml:space="preserve"> </w:t>
-            </w:r>
-            <w:proofErr w:type="spellStart"/>
-            <w:r>
-              <w:rPr>
-                <w:rFonts w:ascii="Times New Roman" w:hAnsi="Times New Roman" w:cs="Times New Roman"/>
-              </w:rPr>
-              <w:t>enter</w:t>
-            </w:r>
-            <w:proofErr w:type="spellEnd"/>
-            <w:r>
-              <w:rPr>
-                <w:rFonts w:ascii="Times New Roman" w:hAnsi="Times New Roman" w:cs="Times New Roman"/>
-              </w:rPr>
-              <w:t xml:space="preserve"> </w:t>
-            </w:r>
-            <w:proofErr w:type="spellStart"/>
-            <w:r>
-              <w:rPr>
-                <w:rFonts w:ascii="Times New Roman" w:hAnsi="Times New Roman" w:cs="Times New Roman"/>
-              </w:rPr>
-              <w:t>Reconnecting</w:t>
-            </w:r>
-            <w:proofErr w:type="spellEnd"/>
+            <w:r>
+              <w:rPr>
+                <w:rFonts w:ascii="Times New Roman" w:hAnsi="Times New Roman" w:cs="Times New Roman"/>
+              </w:rPr>
+              <w:t>After which enter Reconnecting</w:t>
+            </w:r>
           </w:p>
         </w:tc>
       </w:tr>
@@ -5492,30 +5376,8 @@
               <w:rPr>
                 <w:rFonts w:ascii="Times New Roman" w:hAnsi="Times New Roman" w:cs="Times New Roman"/>
               </w:rPr>
-              <w:t xml:space="preserve">Max </w:t>
-            </w:r>
-            <w:proofErr w:type="spellStart"/>
-            <w:r>
-              <w:rPr>
-                <w:rFonts w:ascii="Times New Roman" w:hAnsi="Times New Roman" w:cs="Times New Roman"/>
-              </w:rPr>
-              <w:t>packet</w:t>
-            </w:r>
-            <w:proofErr w:type="spellEnd"/>
-            <w:r>
-              <w:rPr>
-                <w:rFonts w:ascii="Times New Roman" w:hAnsi="Times New Roman" w:cs="Times New Roman"/>
-              </w:rPr>
-              <w:t xml:space="preserve"> </w:t>
-            </w:r>
-            <w:proofErr w:type="spellStart"/>
-            <w:r>
-              <w:rPr>
-                <w:rFonts w:ascii="Times New Roman" w:hAnsi="Times New Roman" w:cs="Times New Roman"/>
-              </w:rPr>
-              <w:t>size</w:t>
-            </w:r>
-            <w:proofErr w:type="spellEnd"/>
+              <w:t>Max packet size</w:t>
+            </w:r>
           </w:p>
         </w:tc>
         <w:tc>
@@ -5541,16 +5403,8 @@
               <w:rPr>
                 <w:rFonts w:ascii="Times New Roman" w:hAnsi="Times New Roman" w:cs="Times New Roman"/>
               </w:rPr>
-              <w:t xml:space="preserve">1200 </w:t>
-            </w:r>
-            <w:proofErr w:type="spellStart"/>
-            <w:r>
-              <w:rPr>
-                <w:rFonts w:ascii="Times New Roman" w:hAnsi="Times New Roman" w:cs="Times New Roman"/>
-              </w:rPr>
-              <w:t>bytes</w:t>
-            </w:r>
-            <w:proofErr w:type="spellEnd"/>
+              <w:t>1200 bytes</w:t>
+            </w:r>
           </w:p>
         </w:tc>
         <w:tc>
@@ -5572,42 +5426,12 @@
                 <w:rFonts w:ascii="Times New Roman" w:hAnsi="Times New Roman" w:cs="Times New Roman"/>
               </w:rPr>
             </w:pPr>
-            <w:proofErr w:type="spellStart"/>
-            <w:r>
-              <w:rPr>
-                <w:rFonts w:ascii="Times New Roman" w:hAnsi="Times New Roman" w:cs="Times New Roman"/>
-              </w:rPr>
-              <w:t>Fits</w:t>
-            </w:r>
-            <w:proofErr w:type="spellEnd"/>
-            <w:r>
-              <w:rPr>
-                <w:rFonts w:ascii="Times New Roman" w:hAnsi="Times New Roman" w:cs="Times New Roman"/>
-              </w:rPr>
-              <w:t xml:space="preserve"> MTU </w:t>
-            </w:r>
-            <w:proofErr w:type="spellStart"/>
-            <w:r>
-              <w:rPr>
-                <w:rFonts w:ascii="Times New Roman" w:hAnsi="Times New Roman" w:cs="Times New Roman"/>
-              </w:rPr>
-              <w:t>after</w:t>
-            </w:r>
-            <w:proofErr w:type="spellEnd"/>
-            <w:r>
-              <w:rPr>
-                <w:rFonts w:ascii="Times New Roman" w:hAnsi="Times New Roman" w:cs="Times New Roman"/>
-              </w:rPr>
-              <w:t xml:space="preserve"> </w:t>
-            </w:r>
-            <w:proofErr w:type="spellStart"/>
-            <w:r>
-              <w:rPr>
-                <w:rFonts w:ascii="Times New Roman" w:hAnsi="Times New Roman" w:cs="Times New Roman"/>
-              </w:rPr>
-              <w:t>headers</w:t>
-            </w:r>
-            <w:proofErr w:type="spellEnd"/>
+            <w:r>
+              <w:rPr>
+                <w:rFonts w:ascii="Times New Roman" w:hAnsi="Times New Roman" w:cs="Times New Roman"/>
+              </w:rPr>
+              <w:t>Fits MTU after headers</w:t>
+            </w:r>
           </w:p>
         </w:tc>
       </w:tr>
@@ -5631,47 +5455,11 @@
                 <w:rFonts w:ascii="Times New Roman" w:hAnsi="Times New Roman" w:cs="Times New Roman"/>
               </w:rPr>
             </w:pPr>
-            <w:proofErr w:type="spellStart"/>
-            <w:r>
-              <w:rPr>
-                <w:rFonts w:ascii="Times New Roman" w:hAnsi="Times New Roman" w:cs="Times New Roman"/>
-              </w:rPr>
-              <w:t>Per-client</w:t>
-            </w:r>
-            <w:proofErr w:type="spellEnd"/>
-            <w:r>
-              <w:rPr>
-                <w:rFonts w:ascii="Times New Roman" w:hAnsi="Times New Roman" w:cs="Times New Roman"/>
-              </w:rPr>
-              <w:t xml:space="preserve"> </w:t>
-            </w:r>
-            <w:proofErr w:type="spellStart"/>
-            <w:r>
-              <w:rPr>
-                <w:rFonts w:ascii="Times New Roman" w:hAnsi="Times New Roman" w:cs="Times New Roman"/>
-              </w:rPr>
-              <w:t>budget</w:t>
-            </w:r>
-            <w:proofErr w:type="spellEnd"/>
-            <w:r>
-              <w:rPr>
-                <w:rFonts w:ascii="Times New Roman" w:hAnsi="Times New Roman" w:cs="Times New Roman"/>
-              </w:rPr>
-              <w:t xml:space="preserve"> (</w:t>
-            </w:r>
-            <w:proofErr w:type="spellStart"/>
-            <w:r>
-              <w:rPr>
-                <w:rFonts w:ascii="Times New Roman" w:hAnsi="Times New Roman" w:cs="Times New Roman"/>
-              </w:rPr>
-              <w:t>kbps</w:t>
-            </w:r>
-            <w:proofErr w:type="spellEnd"/>
-            <w:r>
-              <w:rPr>
-                <w:rFonts w:ascii="Times New Roman" w:hAnsi="Times New Roman" w:cs="Times New Roman"/>
-              </w:rPr>
-              <w:t>)</w:t>
+            <w:r>
+              <w:rPr>
+                <w:rFonts w:ascii="Times New Roman" w:hAnsi="Times New Roman" w:cs="Times New Roman"/>
+              </w:rPr>
+              <w:t>Per-client budget (kbps)</w:t>
             </w:r>
           </w:p>
         </w:tc>
@@ -5756,16 +5544,8 @@
               <w:rPr>
                 <w:rFonts w:ascii="Times New Roman" w:hAnsi="Times New Roman" w:cs="Times New Roman"/>
               </w:rPr>
-              <w:t xml:space="preserve">RTO </w:t>
-            </w:r>
-            <w:proofErr w:type="spellStart"/>
-            <w:r>
-              <w:rPr>
-                <w:rFonts w:ascii="Times New Roman" w:hAnsi="Times New Roman" w:cs="Times New Roman"/>
-              </w:rPr>
-              <w:t>base</w:t>
-            </w:r>
-            <w:proofErr w:type="spellEnd"/>
+              <w:t>RTO base</w:t>
+            </w:r>
           </w:p>
         </w:tc>
         <w:tc>
@@ -5791,16 +5571,8 @@
               <w:rPr>
                 <w:rFonts w:ascii="Times New Roman" w:hAnsi="Times New Roman" w:cs="Times New Roman"/>
               </w:rPr>
-              <w:t xml:space="preserve">500 </w:t>
-            </w:r>
-            <w:proofErr w:type="spellStart"/>
-            <w:r>
-              <w:rPr>
-                <w:rFonts w:ascii="Times New Roman" w:hAnsi="Times New Roman" w:cs="Times New Roman"/>
-              </w:rPr>
-              <w:t>ms</w:t>
-            </w:r>
-            <w:proofErr w:type="spellEnd"/>
+              <w:t>500 ms</w:t>
+            </w:r>
           </w:p>
         </w:tc>
         <w:tc>
@@ -5855,16 +5627,8 @@
               <w:rPr>
                 <w:rFonts w:ascii="Times New Roman" w:hAnsi="Times New Roman" w:cs="Times New Roman"/>
               </w:rPr>
-              <w:t xml:space="preserve">Max </w:t>
-            </w:r>
-            <w:proofErr w:type="spellStart"/>
-            <w:r>
-              <w:rPr>
-                <w:rFonts w:ascii="Times New Roman" w:hAnsi="Times New Roman" w:cs="Times New Roman"/>
-              </w:rPr>
-              <w:t>retries</w:t>
-            </w:r>
-            <w:proofErr w:type="spellEnd"/>
+              <w:t>Max retries</w:t>
+            </w:r>
           </w:p>
         </w:tc>
         <w:tc>
@@ -5917,30 +5681,8 @@
               <w:rPr>
                 <w:rFonts w:ascii="Times New Roman" w:hAnsi="Times New Roman" w:cs="Times New Roman"/>
               </w:rPr>
-              <w:t xml:space="preserve">затем </w:t>
-            </w:r>
-            <w:proofErr w:type="spellStart"/>
-            <w:r>
-              <w:rPr>
-                <w:rFonts w:ascii="Times New Roman" w:hAnsi="Times New Roman" w:cs="Times New Roman"/>
-              </w:rPr>
-              <w:t>full</w:t>
-            </w:r>
-            <w:proofErr w:type="spellEnd"/>
-            <w:r>
-              <w:rPr>
-                <w:rFonts w:ascii="Times New Roman" w:hAnsi="Times New Roman" w:cs="Times New Roman"/>
-              </w:rPr>
-              <w:t xml:space="preserve"> </w:t>
-            </w:r>
-            <w:proofErr w:type="spellStart"/>
-            <w:r>
-              <w:rPr>
-                <w:rFonts w:ascii="Times New Roman" w:hAnsi="Times New Roman" w:cs="Times New Roman"/>
-              </w:rPr>
-              <w:t>reconnect</w:t>
-            </w:r>
-            <w:proofErr w:type="spellEnd"/>
+              <w:t>затем full reconnect</w:t>
+            </w:r>
           </w:p>
         </w:tc>
       </w:tr>
@@ -5968,16 +5710,8 @@
               <w:rPr>
                 <w:rFonts w:ascii="Times New Roman" w:hAnsi="Times New Roman" w:cs="Times New Roman"/>
               </w:rPr>
-              <w:t xml:space="preserve">Target SLI — p95 </w:t>
-            </w:r>
-            <w:proofErr w:type="spellStart"/>
-            <w:r>
-              <w:rPr>
-                <w:rFonts w:ascii="Times New Roman" w:hAnsi="Times New Roman" w:cs="Times New Roman"/>
-              </w:rPr>
-              <w:t>latency</w:t>
-            </w:r>
-            <w:proofErr w:type="spellEnd"/>
+              <w:t>Target SLI — p95 latency</w:t>
+            </w:r>
           </w:p>
         </w:tc>
         <w:tc>
@@ -6003,35 +5737,7 @@
               <w:rPr>
                 <w:rFonts w:ascii="Times New Roman" w:hAnsi="Times New Roman" w:cs="Times New Roman"/>
               </w:rPr>
-              <w:t xml:space="preserve">≤ 120 </w:t>
-            </w:r>
-            <w:proofErr w:type="spellStart"/>
-            <w:r>
-              <w:rPr>
-                <w:rFonts w:ascii="Times New Roman" w:hAnsi="Times New Roman" w:cs="Times New Roman"/>
-              </w:rPr>
-              <w:t>ms</w:t>
-            </w:r>
-            <w:proofErr w:type="spellEnd"/>
-            <w:r>
-              <w:rPr>
-                <w:rFonts w:ascii="Times New Roman" w:hAnsi="Times New Roman" w:cs="Times New Roman"/>
-              </w:rPr>
-              <w:t xml:space="preserve"> (</w:t>
-            </w:r>
-            <w:proofErr w:type="spellStart"/>
-            <w:r>
-              <w:rPr>
-                <w:rFonts w:ascii="Times New Roman" w:hAnsi="Times New Roman" w:cs="Times New Roman"/>
-              </w:rPr>
-              <w:t>one-way</w:t>
-            </w:r>
-            <w:proofErr w:type="spellEnd"/>
-            <w:r>
-              <w:rPr>
-                <w:rFonts w:ascii="Times New Roman" w:hAnsi="Times New Roman" w:cs="Times New Roman"/>
-              </w:rPr>
-              <w:t>)</w:t>
+              <w:t>≤ 120 ms (one-way)</w:t>
             </w:r>
           </w:p>
         </w:tc>
@@ -6083,42 +5789,12 @@
                 <w:rFonts w:ascii="Times New Roman" w:hAnsi="Times New Roman" w:cs="Times New Roman"/>
               </w:rPr>
             </w:pPr>
-            <w:proofErr w:type="spellStart"/>
-            <w:r>
-              <w:rPr>
-                <w:rFonts w:ascii="Times New Roman" w:hAnsi="Times New Roman" w:cs="Times New Roman"/>
-              </w:rPr>
-              <w:t>Acceptable</w:t>
-            </w:r>
-            <w:proofErr w:type="spellEnd"/>
-            <w:r>
-              <w:rPr>
-                <w:rFonts w:ascii="Times New Roman" w:hAnsi="Times New Roman" w:cs="Times New Roman"/>
-              </w:rPr>
-              <w:t xml:space="preserve"> </w:t>
-            </w:r>
-            <w:proofErr w:type="spellStart"/>
-            <w:r>
-              <w:rPr>
-                <w:rFonts w:ascii="Times New Roman" w:hAnsi="Times New Roman" w:cs="Times New Roman"/>
-              </w:rPr>
-              <w:t>packet</w:t>
-            </w:r>
-            <w:proofErr w:type="spellEnd"/>
-            <w:r>
-              <w:rPr>
-                <w:rFonts w:ascii="Times New Roman" w:hAnsi="Times New Roman" w:cs="Times New Roman"/>
-              </w:rPr>
-              <w:t xml:space="preserve"> </w:t>
-            </w:r>
-            <w:proofErr w:type="spellStart"/>
-            <w:r>
-              <w:rPr>
-                <w:rFonts w:ascii="Times New Roman" w:hAnsi="Times New Roman" w:cs="Times New Roman"/>
-              </w:rPr>
-              <w:t>loss</w:t>
-            </w:r>
-            <w:proofErr w:type="spellEnd"/>
+            <w:r>
+              <w:rPr>
+                <w:rFonts w:ascii="Times New Roman" w:hAnsi="Times New Roman" w:cs="Times New Roman"/>
+              </w:rPr>
+              <w:t>Acceptable packet loss</w:t>
+            </w:r>
           </w:p>
         </w:tc>
         <w:tc>
@@ -6171,30 +5847,8 @@
               <w:rPr>
                 <w:rFonts w:ascii="Times New Roman" w:hAnsi="Times New Roman" w:cs="Times New Roman"/>
               </w:rPr>
-              <w:t xml:space="preserve">при &gt;5% </w:t>
-            </w:r>
-            <w:proofErr w:type="spellStart"/>
-            <w:r>
-              <w:rPr>
-                <w:rFonts w:ascii="Times New Roman" w:hAnsi="Times New Roman" w:cs="Times New Roman"/>
-              </w:rPr>
-              <w:t>degrade</w:t>
-            </w:r>
-            <w:proofErr w:type="spellEnd"/>
-            <w:r>
-              <w:rPr>
-                <w:rFonts w:ascii="Times New Roman" w:hAnsi="Times New Roman" w:cs="Times New Roman"/>
-              </w:rPr>
-              <w:t xml:space="preserve"> </w:t>
-            </w:r>
-            <w:proofErr w:type="spellStart"/>
-            <w:r>
-              <w:rPr>
-                <w:rFonts w:ascii="Times New Roman" w:hAnsi="Times New Roman" w:cs="Times New Roman"/>
-              </w:rPr>
-              <w:t>features</w:t>
-            </w:r>
-            <w:proofErr w:type="spellEnd"/>
+              <w:t>при &gt;5% degrade features</w:t>
+            </w:r>
           </w:p>
         </w:tc>
       </w:tr>
@@ -6218,42 +5872,12 @@
                 <w:rFonts w:ascii="Times New Roman" w:hAnsi="Times New Roman" w:cs="Times New Roman"/>
               </w:rPr>
             </w:pPr>
-            <w:proofErr w:type="spellStart"/>
-            <w:r>
-              <w:rPr>
-                <w:rFonts w:ascii="Times New Roman" w:hAnsi="Times New Roman" w:cs="Times New Roman"/>
-              </w:rPr>
-              <w:t>Successful</w:t>
-            </w:r>
-            <w:proofErr w:type="spellEnd"/>
-            <w:r>
-              <w:rPr>
-                <w:rFonts w:ascii="Times New Roman" w:hAnsi="Times New Roman" w:cs="Times New Roman"/>
-              </w:rPr>
-              <w:t xml:space="preserve"> </w:t>
-            </w:r>
-            <w:proofErr w:type="spellStart"/>
-            <w:r>
-              <w:rPr>
-                <w:rFonts w:ascii="Times New Roman" w:hAnsi="Times New Roman" w:cs="Times New Roman"/>
-              </w:rPr>
-              <w:t>reconnect</w:t>
-            </w:r>
-            <w:proofErr w:type="spellEnd"/>
-            <w:r>
-              <w:rPr>
-                <w:rFonts w:ascii="Times New Roman" w:hAnsi="Times New Roman" w:cs="Times New Roman"/>
-              </w:rPr>
-              <w:t xml:space="preserve"> </w:t>
-            </w:r>
-            <w:proofErr w:type="spellStart"/>
-            <w:r>
-              <w:rPr>
-                <w:rFonts w:ascii="Times New Roman" w:hAnsi="Times New Roman" w:cs="Times New Roman"/>
-              </w:rPr>
-              <w:t>rate</w:t>
-            </w:r>
-            <w:proofErr w:type="spellEnd"/>
+            <w:r>
+              <w:rPr>
+                <w:rFonts w:ascii="Times New Roman" w:hAnsi="Times New Roman" w:cs="Times New Roman"/>
+              </w:rPr>
+              <w:t>Successful reconnect rate</w:t>
+            </w:r>
           </w:p>
         </w:tc>
         <w:tc>
@@ -6582,9 +6206,27 @@
           <w:rFonts w:ascii="Times New Roman" w:hAnsi="Times New Roman" w:cs="Times New Roman"/>
           <w:sz w:val="28"/>
           <w:szCs w:val="28"/>
+          <w:lang w:val="en-US" w:bidi="ru-RU"/>
+        </w:rPr>
+      </w:pPr>
+      <w:r>
+        <w:rPr>
+          <w:rFonts w:ascii="Times New Roman" w:hAnsi="Times New Roman" w:cs="Times New Roman"/>
+          <w:sz w:val="28"/>
+          <w:szCs w:val="28"/>
           <w:lang w:bidi="ru-RU"/>
         </w:rPr>
-      </w:pPr>
+        <w:t>Для</w:t>
+      </w:r>
+      <w:r>
+        <w:rPr>
+          <w:rFonts w:ascii="Times New Roman" w:hAnsi="Times New Roman" w:cs="Times New Roman"/>
+          <w:sz w:val="28"/>
+          <w:szCs w:val="28"/>
+          <w:lang w:val="en-US" w:bidi="ru-RU"/>
+        </w:rPr>
+        <w:t xml:space="preserve"> N=16 -&gt; Server egress ~ 16 * 60 kbps ≈ 960 kbps (</w:t>
+      </w:r>
       <w:r>
         <w:rPr>
           <w:rFonts w:ascii="Times New Roman" w:hAnsi="Times New Roman" w:cs="Times New Roman"/>
@@ -6592,7 +6234,7 @@
           <w:szCs w:val="28"/>
           <w:lang w:bidi="ru-RU"/>
         </w:rPr>
-        <w:t>Для</w:t>
+        <w:t>примерно</w:t>
       </w:r>
       <w:r>
         <w:rPr>
@@ -6601,7 +6243,7 @@
           <w:szCs w:val="28"/>
           <w:lang w:val="en-US" w:bidi="ru-RU"/>
         </w:rPr>
-        <w:t xml:space="preserve"> N=16 -&gt; Server egress ~ 16 * 60 kbps ≈ 960 kbps (</w:t>
+        <w:t xml:space="preserve"> 1 Mbps) </w:t>
       </w:r>
       <w:r>
         <w:rPr>
@@ -6610,7 +6252,7 @@
           <w:szCs w:val="28"/>
           <w:lang w:bidi="ru-RU"/>
         </w:rPr>
-        <w:t>примерно</w:t>
+        <w:t>для</w:t>
       </w:r>
       <w:r>
         <w:rPr>
@@ -6619,7 +6261,7 @@
           <w:szCs w:val="28"/>
           <w:lang w:val="en-US" w:bidi="ru-RU"/>
         </w:rPr>
-        <w:t xml:space="preserve"> 1 Mbps) </w:t>
+        <w:t xml:space="preserve"> game state broadcast — </w:t>
       </w:r>
       <w:r>
         <w:rPr>
@@ -6628,7 +6270,7 @@
           <w:szCs w:val="28"/>
           <w:lang w:bidi="ru-RU"/>
         </w:rPr>
-        <w:t>для</w:t>
+        <w:t>приемлемо</w:t>
       </w:r>
       <w:r>
         <w:rPr>
@@ -6637,35 +6279,17 @@
           <w:szCs w:val="28"/>
           <w:lang w:val="en-US" w:bidi="ru-RU"/>
         </w:rPr>
-        <w:t xml:space="preserve"> game state broadcast — </w:t>
-      </w:r>
-      <w:r>
-        <w:rPr>
-          <w:rFonts w:ascii="Times New Roman" w:hAnsi="Times New Roman" w:cs="Times New Roman"/>
-          <w:sz w:val="28"/>
-          <w:szCs w:val="28"/>
-          <w:lang w:bidi="ru-RU"/>
-        </w:rPr>
-        <w:t>приемлемо</w:t>
-      </w:r>
-      <w:r>
+        <w:t>.</w:t>
+      </w:r>
+    </w:p>
+    <w:p>
+      <w:pPr>
+        <w:jc w:val="both"/>
         <w:rPr>
           <w:rFonts w:ascii="Times New Roman" w:hAnsi="Times New Roman" w:cs="Times New Roman"/>
           <w:sz w:val="28"/>
           <w:szCs w:val="28"/>
           <w:lang w:val="en-US" w:bidi="ru-RU"/>
-        </w:rPr>
-        <w:t>.</w:t>
-      </w:r>
-    </w:p>
-    <w:p>
-      <w:pPr>
-        <w:jc w:val="both"/>
-        <w:rPr>
-          <w:rFonts w:ascii="Times New Roman" w:hAnsi="Times New Roman" w:cs="Times New Roman"/>
-          <w:sz w:val="28"/>
-          <w:szCs w:val="28"/>
-          <w:lang w:bidi="ru-RU"/>
         </w:rPr>
       </w:pPr>
     </w:p>
@@ -6869,7 +6493,6 @@
           <w:lang w:val="en-US" w:bidi="ru-RU"/>
         </w:rPr>
       </w:pPr>
-      <w:proofErr w:type="spellStart"/>
       <w:r>
         <w:rPr>
           <w:rFonts w:ascii="Times New Roman" w:hAnsi="Times New Roman" w:cs="Times New Roman"/>
@@ -6877,137 +6500,7 @@
           <w:szCs w:val="28"/>
           <w:lang w:val="en-US" w:bidi="ru-RU"/>
         </w:rPr>
-        <w:t>Инфраструктура</w:t>
-      </w:r>
-      <w:proofErr w:type="spellEnd"/>
-      <w:r>
-        <w:rPr>
-          <w:rFonts w:ascii="Times New Roman" w:hAnsi="Times New Roman" w:cs="Times New Roman"/>
-          <w:sz w:val="28"/>
-          <w:szCs w:val="28"/>
-          <w:lang w:val="en-US" w:bidi="ru-RU"/>
-        </w:rPr>
-        <w:t xml:space="preserve">: </w:t>
-      </w:r>
-      <w:proofErr w:type="spellStart"/>
-      <w:r>
-        <w:rPr>
-          <w:rFonts w:ascii="Times New Roman" w:hAnsi="Times New Roman" w:cs="Times New Roman"/>
-          <w:sz w:val="28"/>
-          <w:szCs w:val="28"/>
-          <w:lang w:val="en-US" w:bidi="ru-RU"/>
-        </w:rPr>
-        <w:t>брокер</w:t>
-      </w:r>
-      <w:proofErr w:type="spellEnd"/>
-      <w:r>
-        <w:rPr>
-          <w:rFonts w:ascii="Times New Roman" w:hAnsi="Times New Roman" w:cs="Times New Roman"/>
-          <w:sz w:val="28"/>
-          <w:szCs w:val="28"/>
-          <w:lang w:val="en-US" w:bidi="ru-RU"/>
-        </w:rPr>
-        <w:t xml:space="preserve"> (Kafka/Redis Streams) — </w:t>
-      </w:r>
-      <w:proofErr w:type="spellStart"/>
-      <w:r>
-        <w:rPr>
-          <w:rFonts w:ascii="Times New Roman" w:hAnsi="Times New Roman" w:cs="Times New Roman"/>
-          <w:sz w:val="28"/>
-          <w:szCs w:val="28"/>
-          <w:lang w:val="en-US" w:bidi="ru-RU"/>
-        </w:rPr>
-        <w:t>для</w:t>
-      </w:r>
-      <w:proofErr w:type="spellEnd"/>
-      <w:r>
-        <w:rPr>
-          <w:rFonts w:ascii="Times New Roman" w:hAnsi="Times New Roman" w:cs="Times New Roman"/>
-          <w:sz w:val="28"/>
-          <w:szCs w:val="28"/>
-          <w:lang w:val="en-US" w:bidi="ru-RU"/>
-        </w:rPr>
-        <w:t xml:space="preserve"> event-sourcing / durable logs; </w:t>
-      </w:r>
-      <w:proofErr w:type="spellStart"/>
-      <w:r>
-        <w:rPr>
-          <w:rFonts w:ascii="Times New Roman" w:hAnsi="Times New Roman" w:cs="Times New Roman"/>
-          <w:sz w:val="28"/>
-          <w:szCs w:val="28"/>
-          <w:lang w:val="en-US" w:bidi="ru-RU"/>
-        </w:rPr>
-        <w:t>realtime</w:t>
-      </w:r>
-      <w:proofErr w:type="spellEnd"/>
-      <w:r>
-        <w:rPr>
-          <w:rFonts w:ascii="Times New Roman" w:hAnsi="Times New Roman" w:cs="Times New Roman"/>
-          <w:sz w:val="28"/>
-          <w:szCs w:val="28"/>
-          <w:lang w:val="en-US" w:bidi="ru-RU"/>
-        </w:rPr>
-        <w:t xml:space="preserve"> path — </w:t>
-      </w:r>
-      <w:proofErr w:type="spellStart"/>
-      <w:r>
-        <w:rPr>
-          <w:rFonts w:ascii="Times New Roman" w:hAnsi="Times New Roman" w:cs="Times New Roman"/>
-          <w:sz w:val="28"/>
-          <w:szCs w:val="28"/>
-          <w:lang w:val="en-US" w:bidi="ru-RU"/>
-        </w:rPr>
-        <w:t>UDP+reliable-layer</w:t>
-      </w:r>
-      <w:proofErr w:type="spellEnd"/>
-      <w:r>
-        <w:rPr>
-          <w:rFonts w:ascii="Times New Roman" w:hAnsi="Times New Roman" w:cs="Times New Roman"/>
-          <w:sz w:val="28"/>
-          <w:szCs w:val="28"/>
-          <w:lang w:val="en-US" w:bidi="ru-RU"/>
-        </w:rPr>
-        <w:t xml:space="preserve"> </w:t>
-      </w:r>
-      <w:proofErr w:type="spellStart"/>
-      <w:r>
-        <w:rPr>
-          <w:rFonts w:ascii="Times New Roman" w:hAnsi="Times New Roman" w:cs="Times New Roman"/>
-          <w:sz w:val="28"/>
-          <w:szCs w:val="28"/>
-          <w:lang w:val="en-US" w:bidi="ru-RU"/>
-        </w:rPr>
-        <w:t>между</w:t>
-      </w:r>
-      <w:proofErr w:type="spellEnd"/>
-      <w:r>
-        <w:rPr>
-          <w:rFonts w:ascii="Times New Roman" w:hAnsi="Times New Roman" w:cs="Times New Roman"/>
-          <w:sz w:val="28"/>
-          <w:szCs w:val="28"/>
-          <w:lang w:val="en-US" w:bidi="ru-RU"/>
-        </w:rPr>
-        <w:t xml:space="preserve"> </w:t>
-      </w:r>
-      <w:proofErr w:type="spellStart"/>
-      <w:r>
-        <w:rPr>
-          <w:rFonts w:ascii="Times New Roman" w:hAnsi="Times New Roman" w:cs="Times New Roman"/>
-          <w:sz w:val="28"/>
-          <w:szCs w:val="28"/>
-          <w:lang w:val="en-US" w:bidi="ru-RU"/>
-        </w:rPr>
-        <w:t>клиентом</w:t>
-      </w:r>
-      <w:proofErr w:type="spellEnd"/>
-      <w:r>
-        <w:rPr>
-          <w:rFonts w:ascii="Times New Roman" w:hAnsi="Times New Roman" w:cs="Times New Roman"/>
-          <w:sz w:val="28"/>
-          <w:szCs w:val="28"/>
-          <w:lang w:val="en-US" w:bidi="ru-RU"/>
-        </w:rPr>
-        <w:t xml:space="preserve"> и Node.</w:t>
+        <w:t>Инфраструктура: брокер (Kafka/Redis Streams) — для event-sourcing / durable logs; realtime path — UDP+reliable-layer между клиентом и Node.</w:t>
       </w:r>
     </w:p>
     <w:p>
@@ -7017,6 +6510,7 @@
           <w:rFonts w:ascii="Times New Roman" w:hAnsi="Times New Roman" w:cs="Times New Roman"/>
           <w:sz w:val="28"/>
           <w:szCs w:val="28"/>
+          <w:lang w:val="en-US"/>
         </w:rPr>
       </w:pPr>
     </w:p>
@@ -7102,7 +6596,6 @@
         </w:rPr>
         <w:t xml:space="preserve"> + </w:t>
       </w:r>
-      <w:proofErr w:type="spellStart"/>
       <w:r>
         <w:rPr>
           <w:rFonts w:ascii="Times New Roman" w:hAnsi="Times New Roman" w:cs="Times New Roman"/>
@@ -7111,7 +6604,6 @@
         </w:rPr>
         <w:t>алерт</w:t>
       </w:r>
-      <w:proofErr w:type="spellEnd"/>
       <w:r>
         <w:rPr>
           <w:rFonts w:ascii="Times New Roman" w:hAnsi="Times New Roman" w:cs="Times New Roman"/>
@@ -7139,27 +6631,7 @@
           <w:szCs w:val="28"/>
           <w:lang w:val="en-US"/>
         </w:rPr>
-        <w:t xml:space="preserve">Join conflicts: 409 </w:t>
-      </w:r>
-      <w:proofErr w:type="gramStart"/>
-      <w:r>
-        <w:rPr>
-          <w:rFonts w:ascii="Times New Roman" w:hAnsi="Times New Roman" w:cs="Times New Roman"/>
-          <w:sz w:val="28"/>
-          <w:szCs w:val="28"/>
-          <w:lang w:val="en-US"/>
-        </w:rPr>
-        <w:t>rate</w:t>
-      </w:r>
-      <w:proofErr w:type="gramEnd"/>
-      <w:r>
-        <w:rPr>
-          <w:rFonts w:ascii="Times New Roman" w:hAnsi="Times New Roman" w:cs="Times New Roman"/>
-          <w:sz w:val="28"/>
-          <w:szCs w:val="28"/>
-          <w:lang w:val="en-US"/>
-        </w:rPr>
-        <w:t xml:space="preserve"> — </w:t>
+        <w:t xml:space="preserve">Join conflicts: 409 rate — </w:t>
       </w:r>
       <w:r>
         <w:rPr>
@@ -7216,47 +6688,7 @@
           <w:szCs w:val="28"/>
           <w:lang w:val="en-US"/>
         </w:rPr>
-        <w:t>p95 latency (</w:t>
-      </w:r>
-      <w:proofErr w:type="spellStart"/>
-      <w:r>
-        <w:rPr>
-          <w:rFonts w:ascii="Times New Roman" w:hAnsi="Times New Roman" w:cs="Times New Roman"/>
-          <w:sz w:val="28"/>
-          <w:szCs w:val="28"/>
-          <w:lang w:val="en-US"/>
-        </w:rPr>
-        <w:t>client→server</w:t>
-      </w:r>
-      <w:proofErr w:type="spellEnd"/>
-      <w:r>
-        <w:rPr>
-          <w:rFonts w:ascii="Times New Roman" w:hAnsi="Times New Roman" w:cs="Times New Roman"/>
-          <w:sz w:val="28"/>
-          <w:szCs w:val="28"/>
-          <w:lang w:val="en-US"/>
-        </w:rPr>
-        <w:t xml:space="preserve"> and </w:t>
-      </w:r>
-      <w:proofErr w:type="spellStart"/>
-      <w:r>
-        <w:rPr>
-          <w:rFonts w:ascii="Times New Roman" w:hAnsi="Times New Roman" w:cs="Times New Roman"/>
-          <w:sz w:val="28"/>
-          <w:szCs w:val="28"/>
-          <w:lang w:val="en-US"/>
-        </w:rPr>
-        <w:t>server→client</w:t>
-      </w:r>
-      <w:proofErr w:type="spellEnd"/>
-      <w:r>
-        <w:rPr>
-          <w:rFonts w:ascii="Times New Roman" w:hAnsi="Times New Roman" w:cs="Times New Roman"/>
-          <w:sz w:val="28"/>
-          <w:szCs w:val="28"/>
-          <w:lang w:val="en-US"/>
-        </w:rPr>
-        <w:t>).</w:t>
+        <w:t>p95 latency (client→server and server→client).</w:t>
       </w:r>
     </w:p>
     <w:p>
@@ -7332,7 +6764,6 @@
           <w:lang w:val="en-US"/>
         </w:rPr>
       </w:pPr>
-      <w:proofErr w:type="spellStart"/>
       <w:r>
         <w:rPr>
           <w:rFonts w:ascii="Times New Roman" w:hAnsi="Times New Roman" w:cs="Times New Roman"/>
@@ -7344,7 +6775,6 @@
         </w:rPr>
         <w:t>Алерты</w:t>
       </w:r>
-      <w:proofErr w:type="spellEnd"/>
       <w:r>
         <w:rPr>
           <w:rFonts w:ascii="Times New Roman" w:hAnsi="Times New Roman" w:cs="Times New Roman"/>
@@ -7439,27 +6869,7 @@
           <w:lang w:val="en-US"/>
         </w:rPr>
         <w:lastRenderedPageBreak/>
-        <w:t xml:space="preserve">spike 5xx on </w:t>
-      </w:r>
-      <w:proofErr w:type="spellStart"/>
-      <w:r>
-        <w:rPr>
-          <w:rFonts w:ascii="Times New Roman" w:hAnsi="Times New Roman" w:cs="Times New Roman"/>
-          <w:sz w:val="28"/>
-          <w:szCs w:val="28"/>
-          <w:lang w:val="en-US"/>
-        </w:rPr>
-        <w:t>SessionNode</w:t>
-      </w:r>
-      <w:proofErr w:type="spellEnd"/>
-      <w:r>
-        <w:rPr>
-          <w:rFonts w:ascii="Times New Roman" w:hAnsi="Times New Roman" w:cs="Times New Roman"/>
-          <w:sz w:val="28"/>
-          <w:szCs w:val="28"/>
-          <w:lang w:val="en-US"/>
-        </w:rPr>
-        <w:t xml:space="preserve"> → alert.</w:t>
+        <w:t>spike 5xx on SessionNode → alert.</w:t>
       </w:r>
     </w:p>
     <w:p>
@@ -7492,6 +6902,7 @@
           <w:sz w:val="28"/>
           <w:szCs w:val="28"/>
           <w:u w:val="single"/>
+          <w:lang w:val="en-US"/>
         </w:rPr>
       </w:pPr>
       <w:r>
@@ -8884,6 +8295,7 @@
   <w:style w:type="character" w:default="1" w:styleId="a0">
     <w:name w:val="Default Paragraph Font"/>
     <w:uiPriority w:val="1"/>
+    <w:semiHidden/>
     <w:unhideWhenUsed/>
   </w:style>
   <w:style w:type="table" w:default="1" w:styleId="a1">
